--- a/kp/formacar-film/prezentaciya-ai/КП_AI_в_кадре_презентация_Formacar_AI.docx
+++ b/kp/formacar-film/prezentaciya-ai/КП_AI_в_кадре_презентация_Formacar_AI.docx
@@ -136,7 +136,7 @@
           <w:color w:val="6B6B6B"/>
           <w:sz w:val="20"/>
         </w:rPr>
-        <w:t>пакет «ролик + 10 серий» — отдельная команда и −10% на весь заказ</w:t>
+        <w:t>ролик + серия фильма — скидка 10% на весь заказ</w:t>
       </w:r>
     </w:p>
     <w:p>
@@ -229,7 +229,7 @@
                 <w:color w:val="E6F7F5"/>
                 <w:sz w:val="18"/>
               </w:rPr>
-              <w:t>60 с · 12 рабочих дней · 5 правок</w:t>
+              <w:t>60 с · 7 рабочих дней · 5 правок</w:t>
             </w:r>
           </w:p>
         </w:tc>
@@ -314,7 +314,7 @@
                 <w:color w:val="E6F7F5"/>
                 <w:sz w:val="18"/>
               </w:rPr>
-              <w:t>до 90 с · 15 рабочих дней · 8 правок</w:t>
+              <w:t>до 90 с · 9 рабочих дней · 8 правок</w:t>
             </w:r>
           </w:p>
         </w:tc>
@@ -399,7 +399,7 @@
                 <w:color w:val="E6F7F5"/>
                 <w:sz w:val="18"/>
               </w:rPr>
-              <w:t>до 90 с · 18 рабочих дней · 12 правок</w:t>
+              <w:t>до 90 с · 12 рабочих дней · 12 правок</w:t>
             </w:r>
           </w:p>
         </w:tc>
@@ -636,7 +636,7 @@
           <w:color w:val="101010"/>
           <w:sz w:val="22"/>
         </w:rPr>
-        <w:t>Искандер, добрый день! Спасибо за сценарий. Да, берём целиком: шесть героев проходят свои автомобильные истории — и все они сходятся в одной экосистеме Formacar AI. Ниже — три формата ролика, а если запускаем его вместе с сериями, выделим под Formacar отдельную команду и дадим 10% на весь заказ.</w:t>
+        <w:t>Искандер, добрый день! Спасибо за сценарий. Да, берём целиком: шесть героев проходят свои автомобильные истории — и все они сходятся в одной экосистеме Formacar AI. А если вместе с роликом вы сейчас заказываете серию фильма — даём скидку 10% на весь заказ.</w:t>
       </w:r>
     </w:p>
     <w:p>
@@ -651,7 +651,7 @@
           <w:color w:val="101010"/>
           <w:sz w:val="22"/>
         </w:rPr>
-        <w:t>За полторы минуты ролик должен показать, что Formacar — не просто приложение, а экосистема, которая сопровождает автомобилиста на каждом шаге. Шесть героев решают свои задачи голосом через Formacar AI, а в финале их истории сходятся у одного автомобиля.</w:t>
+        <w:t>Ролик должен показать, что Formacar — не просто приложение, а экосистема, которая сопровождает автомобилиста на каждом шаге. Шесть героев решают свои задачи голосом через Formacar AI, а в финале их истории сходятся у одного автомобиля.</w:t>
       </w:r>
     </w:p>
     <w:p>
@@ -679,8 +679,8 @@
         <w:tblLayout w:type="fixed"/>
       </w:tblPr>
       <w:tblGrid>
-        <w:gridCol w:w="1587"/>
-        <w:gridCol w:w="7767"/>
+        <w:gridCol w:w="1701"/>
+        <w:gridCol w:w="7654"/>
       </w:tblGrid>
       <w:tr>
         <w:trPr>
@@ -688,7 +688,7 @@
         </w:trPr>
         <w:tc>
           <w:tcPr>
-            <w:tcW w:type="dxa" w:w="1587"/>
+            <w:tcW w:type="dxa" w:w="1701"/>
             <w:shd w:val="clear" w:color="auto" w:fill="E6F7F5"/>
             <w:tcBorders>
               <w:top w:val="single" w:sz="4" w:space="0" w:color="E2E8E6"/>
@@ -721,7 +721,7 @@
         </w:tc>
         <w:tc>
           <w:tcPr>
-            <w:tcW w:type="dxa" w:w="7767"/>
+            <w:tcW w:type="dxa" w:w="7654"/>
             <w:shd w:val="clear" w:color="auto" w:fill="E6F7F5"/>
             <w:tcBorders>
               <w:top w:val="single" w:sz="4" w:space="0" w:color="E2E8E6"/>
@@ -748,7 +748,7 @@
                 <w:color w:val="333333"/>
                 <w:sz w:val="21"/>
               </w:rPr>
-              <w:t>Открытие: пять героев одновременно произносят свои запросы — интерфейсы смартфонов объединяются в Formacar AI</w:t>
+              <w:t>Открытие: пять героев одновременно произносят свои запросы — экраны смартфонов объединяются в Formacar AI</w:t>
             </w:r>
           </w:p>
         </w:tc>
@@ -759,7 +759,7 @@
         </w:trPr>
         <w:tc>
           <w:tcPr>
-            <w:tcW w:type="dxa" w:w="1587"/>
+            <w:tcW w:type="dxa" w:w="1701"/>
             <w:shd w:val="clear" w:color="auto" w:fill="FFFFFF"/>
             <w:tcBorders>
               <w:top w:val="single" w:sz="4" w:space="0" w:color="E2E8E6"/>
@@ -792,7 +792,7 @@
         </w:tc>
         <w:tc>
           <w:tcPr>
-            <w:tcW w:type="dxa" w:w="7767"/>
+            <w:tcW w:type="dxa" w:w="7654"/>
             <w:shd w:val="clear" w:color="auto" w:fill="FFFFFF"/>
             <w:tcBorders>
               <w:top w:val="single" w:sz="4" w:space="0" w:color="E2E8E6"/>
@@ -830,7 +830,7 @@
         </w:trPr>
         <w:tc>
           <w:tcPr>
-            <w:tcW w:type="dxa" w:w="1587"/>
+            <w:tcW w:type="dxa" w:w="1701"/>
             <w:shd w:val="clear" w:color="auto" w:fill="E6F7F5"/>
             <w:tcBorders>
               <w:top w:val="single" w:sz="4" w:space="0" w:color="E2E8E6"/>
@@ -863,7 +863,7 @@
         </w:tc>
         <w:tc>
           <w:tcPr>
-            <w:tcW w:type="dxa" w:w="7767"/>
+            <w:tcW w:type="dxa" w:w="7654"/>
             <w:shd w:val="clear" w:color="auto" w:fill="E6F7F5"/>
             <w:tcBorders>
               <w:top w:val="single" w:sz="4" w:space="0" w:color="E2E8E6"/>
@@ -901,7 +901,7 @@
         </w:trPr>
         <w:tc>
           <w:tcPr>
-            <w:tcW w:type="dxa" w:w="1587"/>
+            <w:tcW w:type="dxa" w:w="1701"/>
             <w:shd w:val="clear" w:color="auto" w:fill="FFFFFF"/>
             <w:tcBorders>
               <w:top w:val="single" w:sz="4" w:space="0" w:color="E2E8E6"/>
@@ -934,7 +934,7 @@
         </w:tc>
         <w:tc>
           <w:tcPr>
-            <w:tcW w:type="dxa" w:w="7767"/>
+            <w:tcW w:type="dxa" w:w="7654"/>
             <w:shd w:val="clear" w:color="auto" w:fill="FFFFFF"/>
             <w:tcBorders>
               <w:top w:val="single" w:sz="4" w:space="0" w:color="E2E8E6"/>
@@ -967,21 +967,6 @@
         </w:tc>
       </w:tr>
     </w:tbl>
-    <w:p>
-      <w:pPr>
-        <w:spacing w:before="120" w:after="120" w:line="300" w:lineRule="auto"/>
-      </w:pPr>
-      <w:r>
-        <w:rPr>
-          <w:rFonts w:ascii="Arial" w:hAnsi="Arial" w:cs="Arial" w:eastAsia="Arial"/>
-          <w:b w:val="0"/>
-          <w:i w:val="0"/>
-          <w:color w:val="333333"/>
-          <w:sz w:val="22"/>
-        </w:rPr>
-        <w:t>8 модулей, которые покажем: голосовой помощник Formacar AI · маркетплейс автомобилей · каталог запчастей и товаров · сервисы и тюнинг-ателье · социальная сеть · новостной портал · 3D-конфигуратор · AI-генерация изображений.</w:t>
-      </w:r>
-    </w:p>
     <w:p>
       <w:pPr>
         <w:spacing w:before="400" w:after="200" w:line="264" w:lineRule="auto"/>
@@ -1025,8 +1010,8 @@
         <w:tblLayout w:type="fixed"/>
       </w:tblPr>
       <w:tblGrid>
-        <w:gridCol w:w="1587"/>
-        <w:gridCol w:w="7767"/>
+        <w:gridCol w:w="1871"/>
+        <w:gridCol w:w="7483"/>
       </w:tblGrid>
       <w:tr>
         <w:trPr>
@@ -1034,7 +1019,7 @@
         </w:trPr>
         <w:tc>
           <w:tcPr>
-            <w:tcW w:type="dxa" w:w="1587"/>
+            <w:tcW w:type="dxa" w:w="1871"/>
             <w:shd w:val="clear" w:color="auto" w:fill="E6F7F5"/>
             <w:tcBorders>
               <w:top w:val="single" w:sz="4" w:space="0" w:color="E2E8E6"/>
@@ -1068,7 +1053,7 @@
         </w:tc>
         <w:tc>
           <w:tcPr>
-            <w:tcW w:type="dxa" w:w="7767"/>
+            <w:tcW w:type="dxa" w:w="7483"/>
             <w:shd w:val="clear" w:color="auto" w:fill="E6F7F5"/>
             <w:tcBorders>
               <w:top w:val="single" w:sz="4" w:space="0" w:color="E2E8E6"/>
@@ -1107,7 +1092,7 @@
         </w:trPr>
         <w:tc>
           <w:tcPr>
-            <w:tcW w:type="dxa" w:w="1587"/>
+            <w:tcW w:type="dxa" w:w="1871"/>
             <w:shd w:val="clear" w:color="auto" w:fill="FFFFFF"/>
             <w:tcBorders>
               <w:top w:val="single" w:sz="4" w:space="0" w:color="E2E8E6"/>
@@ -1141,7 +1126,7 @@
         </w:tc>
         <w:tc>
           <w:tcPr>
-            <w:tcW w:type="dxa" w:w="7767"/>
+            <w:tcW w:type="dxa" w:w="7483"/>
             <w:shd w:val="clear" w:color="auto" w:fill="FFFFFF"/>
             <w:tcBorders>
               <w:top w:val="single" w:sz="4" w:space="0" w:color="E2E8E6"/>
@@ -1180,7 +1165,7 @@
         </w:trPr>
         <w:tc>
           <w:tcPr>
-            <w:tcW w:type="dxa" w:w="1587"/>
+            <w:tcW w:type="dxa" w:w="1871"/>
             <w:shd w:val="clear" w:color="auto" w:fill="E6F7F5"/>
             <w:tcBorders>
               <w:top w:val="single" w:sz="4" w:space="0" w:color="E2E8E6"/>
@@ -1214,7 +1199,7 @@
         </w:tc>
         <w:tc>
           <w:tcPr>
-            <w:tcW w:type="dxa" w:w="7767"/>
+            <w:tcW w:type="dxa" w:w="7483"/>
             <w:shd w:val="clear" w:color="auto" w:fill="E6F7F5"/>
             <w:tcBorders>
               <w:top w:val="single" w:sz="4" w:space="0" w:color="E2E8E6"/>
@@ -1242,7 +1227,7 @@
                 <w:color w:val="333333"/>
                 <w:sz w:val="21"/>
               </w:rPr>
-              <w:t>8 модулей платформы понятными экранами: поиск, объявления, лента, новости, конфигуратор</w:t>
+              <w:t>8 модулей платформы понятными экранами и переходы из реального мира в интерфейс</w:t>
             </w:r>
           </w:p>
         </w:tc>
@@ -1253,81 +1238,8 @@
         </w:trPr>
         <w:tc>
           <w:tcPr>
-            <w:tcW w:type="dxa" w:w="1587"/>
+            <w:tcW w:type="dxa" w:w="1871"/>
             <w:shd w:val="clear" w:color="auto" w:fill="FFFFFF"/>
-            <w:tcBorders>
-              <w:top w:val="single" w:sz="4" w:space="0" w:color="E2E8E6"/>
-              <w:left w:val="single" w:sz="4" w:space="0" w:color="E2E8E6"/>
-              <w:bottom w:val="single" w:sz="4" w:space="0" w:color="E2E8E6"/>
-              <w:right w:val="single" w:sz="4" w:space="0" w:color="E2E8E6"/>
-            </w:tcBorders>
-            <w:tcMar>
-              <w:top w:w="100" w:type="dxa"/>
-              <w:left w:w="140" w:type="dxa"/>
-              <w:bottom w:w="100" w:type="dxa"/>
-              <w:right w:w="140" w:type="dxa"/>
-            </w:tcMar>
-          </w:tcPr>
-          <w:p>
-            <w:pPr>
-              <w:spacing w:before="60" w:after="60" w:line="288" w:lineRule="auto"/>
-              <w:keepNext/>
-            </w:pPr>
-            <w:r>
-              <w:rPr>
-                <w:rFonts w:ascii="Arial" w:hAnsi="Arial" w:cs="Arial" w:eastAsia="Arial"/>
-                <w:b/>
-                <w:i w:val="0"/>
-                <w:color w:val="0E8F7D"/>
-                <w:sz w:val="21"/>
-              </w:rPr>
-              <w:t>Два мира</w:t>
-            </w:r>
-          </w:p>
-        </w:tc>
-        <w:tc>
-          <w:tcPr>
-            <w:tcW w:type="dxa" w:w="7767"/>
-            <w:shd w:val="clear" w:color="auto" w:fill="FFFFFF"/>
-            <w:tcBorders>
-              <w:top w:val="single" w:sz="4" w:space="0" w:color="E2E8E6"/>
-              <w:left w:val="single" w:sz="4" w:space="0" w:color="E2E8E6"/>
-              <w:bottom w:val="single" w:sz="4" w:space="0" w:color="E2E8E6"/>
-              <w:right w:val="single" w:sz="4" w:space="0" w:color="E2E8E6"/>
-            </w:tcBorders>
-            <w:tcMar>
-              <w:top w:w="100" w:type="dxa"/>
-              <w:left w:w="140" w:type="dxa"/>
-              <w:bottom w:w="100" w:type="dxa"/>
-              <w:right w:w="140" w:type="dxa"/>
-            </w:tcMar>
-          </w:tcPr>
-          <w:p>
-            <w:pPr>
-              <w:spacing w:before="60" w:after="60" w:line="288" w:lineRule="auto"/>
-              <w:keepNext/>
-            </w:pPr>
-            <w:r>
-              <w:rPr>
-                <w:rFonts w:ascii="Arial" w:hAnsi="Arial" w:cs="Arial" w:eastAsia="Arial"/>
-                <w:b w:val="0"/>
-                <w:i w:val="0"/>
-                <w:color w:val="333333"/>
-                <w:sz w:val="21"/>
-              </w:rPr>
-              <w:t>Плавные переходы из реальной сцены в интерфейс и обратно, AI-эффекты</w:t>
-            </w:r>
-          </w:p>
-        </w:tc>
-      </w:tr>
-      <w:tr>
-        <w:trPr>
-          <w:cantSplit/>
-        </w:trPr>
-        <w:tc>
-          <w:tcPr>
-            <w:tcW w:type="dxa" w:w="1587"/>
-            <w:shd w:val="clear" w:color="auto" w:fill="E6F7F5"/>
             <w:tcBorders>
               <w:top w:val="single" w:sz="4" w:space="0" w:color="E2E8E6"/>
               <w:left w:val="single" w:sz="4" w:space="0" w:color="E2E8E6"/>
@@ -1359,8 +1271,8 @@
         </w:tc>
         <w:tc>
           <w:tcPr>
-            <w:tcW w:type="dxa" w:w="7767"/>
-            <w:shd w:val="clear" w:color="auto" w:fill="E6F7F5"/>
+            <w:tcW w:type="dxa" w:w="7483"/>
+            <w:shd w:val="clear" w:color="auto" w:fill="FFFFFF"/>
             <w:tcBorders>
               <w:top w:val="single" w:sz="4" w:space="0" w:color="E2E8E6"/>
               <w:left w:val="single" w:sz="4" w:space="0" w:color="E2E8E6"/>
@@ -1394,7 +1306,15 @@
     </w:tbl>
     <w:p>
       <w:pPr>
-        <w:spacing w:before="400" w:after="200" w:line="264" w:lineRule="auto"/>
+        <w:spacing w:after="0"/>
+      </w:pPr>
+      <w:r>
+        <w:br w:type="page"/>
+      </w:r>
+    </w:p>
+    <w:p>
+      <w:pPr>
+        <w:spacing w:before="0" w:after="200" w:line="264" w:lineRule="auto"/>
         <w:pBdr>
           <w:bottom w:val="single" w:sz="12" w:space="4" w:color="0E8F7D"/>
         </w:pBdr>
@@ -1459,7 +1379,7 @@
                 <w:b/>
                 <w:i w:val="0"/>
                 <w:color w:val="FFFFFF"/>
-                <w:sz w:val="17"/>
+                <w:sz w:val="18"/>
               </w:rPr>
               <w:t>Параметр</w:t>
             </w:r>
@@ -1494,7 +1414,7 @@
                 <w:b/>
                 <w:i w:val="0"/>
                 <w:color w:val="FFFFFF"/>
-                <w:sz w:val="17"/>
+                <w:sz w:val="18"/>
               </w:rPr>
               <w:t>Стандарт · 135 000 ₽</w:t>
             </w:r>
@@ -1529,7 +1449,7 @@
                 <w:b/>
                 <w:i w:val="0"/>
                 <w:color w:val="FFFFFF"/>
-                <w:sz w:val="17"/>
+                <w:sz w:val="18"/>
               </w:rPr>
               <w:t>Премиум · 185 000 ₽</w:t>
             </w:r>
@@ -1564,7 +1484,7 @@
                 <w:b/>
                 <w:i w:val="0"/>
                 <w:color w:val="FFFFFF"/>
-                <w:sz w:val="17"/>
+                <w:sz w:val="18"/>
               </w:rPr>
               <w:t>Максимум · 250 000 ₽</w:t>
             </w:r>
@@ -1603,7 +1523,7 @@
                 <w:b/>
                 <w:i w:val="0"/>
                 <w:color w:val="0E8F7D"/>
-                <w:sz w:val="18"/>
+                <w:sz w:val="19"/>
               </w:rPr>
               <w:t>Хронометраж</w:t>
             </w:r>
@@ -1637,7 +1557,7 @@
                 <w:b w:val="0"/>
                 <w:i w:val="0"/>
                 <w:color w:val="333333"/>
-                <w:sz w:val="18"/>
+                <w:sz w:val="19"/>
               </w:rPr>
               <w:t>60 секунд</w:t>
             </w:r>
@@ -1671,7 +1591,7 @@
                 <w:b w:val="0"/>
                 <w:i w:val="0"/>
                 <w:color w:val="333333"/>
-                <w:sz w:val="18"/>
+                <w:sz w:val="19"/>
               </w:rPr>
               <w:t>До 90 секунд</w:t>
             </w:r>
@@ -1705,7 +1625,7 @@
                 <w:b w:val="0"/>
                 <w:i w:val="0"/>
                 <w:color w:val="333333"/>
-                <w:sz w:val="18"/>
+                <w:sz w:val="19"/>
               </w:rPr>
               <w:t>До 90 секунд</w:t>
             </w:r>
@@ -1744,9 +1664,9 @@
                 <w:b/>
                 <w:i w:val="0"/>
                 <w:color w:val="0E8F7D"/>
-                <w:sz w:val="18"/>
+                <w:sz w:val="19"/>
               </w:rPr>
-              <w:t>Сценарий</w:t>
+              <w:t>Герои</w:t>
             </w:r>
           </w:p>
         </w:tc>
@@ -1778,9 +1698,9 @@
                 <w:b w:val="0"/>
                 <w:i w:val="0"/>
                 <w:color w:val="333333"/>
-                <w:sz w:val="18"/>
+                <w:sz w:val="19"/>
               </w:rPr>
-              <w:t>Ваш, сжатый до 60 с</w:t>
+              <w:t>6 героев, единые во всех сценах</w:t>
             </w:r>
           </w:p>
         </w:tc>
@@ -1812,9 +1732,9 @@
                 <w:b w:val="0"/>
                 <w:i w:val="0"/>
                 <w:color w:val="333333"/>
-                <w:sz w:val="18"/>
+                <w:sz w:val="19"/>
               </w:rPr>
-              <w:t>Ваш, целиком</w:t>
+              <w:t>6 героев, единые во всех сценах</w:t>
             </w:r>
           </w:p>
         </w:tc>
@@ -1846,9 +1766,9 @@
                 <w:b w:val="0"/>
                 <w:i w:val="0"/>
                 <w:color w:val="333333"/>
-                <w:sz w:val="18"/>
+                <w:sz w:val="19"/>
               </w:rPr>
-              <w:t>Ваш, целиком</w:t>
+              <w:t>6 героев + массовка в финале</w:t>
             </w:r>
           </w:p>
         </w:tc>
@@ -1885,9 +1805,9 @@
                 <w:b/>
                 <w:i w:val="0"/>
                 <w:color w:val="0E8F7D"/>
-                <w:sz w:val="18"/>
+                <w:sz w:val="19"/>
               </w:rPr>
-              <w:t>Герои</w:t>
+              <w:t>Диалоги</w:t>
             </w:r>
           </w:p>
         </w:tc>
@@ -1919,9 +1839,9 @@
                 <w:b w:val="0"/>
                 <w:i w:val="0"/>
                 <w:color w:val="333333"/>
-                <w:sz w:val="18"/>
+                <w:sz w:val="19"/>
               </w:rPr>
-              <w:t>6 героев, единые во всех сценах</w:t>
+              <w:t>По одной реплике каждому герою</w:t>
             </w:r>
           </w:p>
         </w:tc>
@@ -1953,9 +1873,9 @@
                 <w:b w:val="0"/>
                 <w:i w:val="0"/>
                 <w:color w:val="333333"/>
-                <w:sz w:val="18"/>
+                <w:sz w:val="19"/>
               </w:rPr>
-              <w:t>6 героев, единые во всех сценах</w:t>
+              <w:t>Диалоги героев с Formacar AI</w:t>
             </w:r>
           </w:p>
         </w:tc>
@@ -1987,9 +1907,9 @@
                 <w:b w:val="0"/>
                 <w:i w:val="0"/>
                 <w:color w:val="333333"/>
-                <w:sz w:val="18"/>
+                <w:sz w:val="19"/>
               </w:rPr>
-              <w:t>6 героев + массовка на финальном мероприятии</w:t>
+              <w:t>Диалоги героев с Formacar AI</w:t>
             </w:r>
           </w:p>
         </w:tc>
@@ -2026,9 +1946,9 @@
                 <w:b/>
                 <w:i w:val="0"/>
                 <w:color w:val="0E8F7D"/>
-                <w:sz w:val="18"/>
+                <w:sz w:val="19"/>
               </w:rPr>
-              <w:t>Диалоги</w:t>
+              <w:t>Голоса</w:t>
             </w:r>
           </w:p>
         </w:tc>
@@ -2060,9 +1980,9 @@
                 <w:b w:val="0"/>
                 <w:i w:val="0"/>
                 <w:color w:val="333333"/>
-                <w:sz w:val="18"/>
+                <w:sz w:val="19"/>
               </w:rPr>
-              <w:t>По одной реплике каждому герою</w:t>
+              <w:t>ИИ-голоса и диктор</w:t>
             </w:r>
           </w:p>
         </w:tc>
@@ -2094,9 +2014,9 @@
                 <w:b w:val="0"/>
                 <w:i w:val="0"/>
                 <w:color w:val="333333"/>
-                <w:sz w:val="18"/>
+                <w:sz w:val="19"/>
               </w:rPr>
-              <w:t>Диалоги героев с Formacar AI</w:t>
+              <w:t>ИИ-голоса с интонациями, голос Formacar AI</w:t>
             </w:r>
           </w:p>
         </w:tc>
@@ -2128,9 +2048,9 @@
                 <w:b w:val="0"/>
                 <w:i w:val="0"/>
                 <w:color w:val="333333"/>
-                <w:sz w:val="18"/>
+                <w:sz w:val="19"/>
               </w:rPr>
-              <w:t>Диалоги героев с Formacar AI</w:t>
+              <w:t>Живые актёры озвучки или ИИ — на выбор</w:t>
             </w:r>
           </w:p>
         </w:tc>
@@ -2167,9 +2087,9 @@
                 <w:b/>
                 <w:i w:val="0"/>
                 <w:color w:val="0E8F7D"/>
-                <w:sz w:val="18"/>
+                <w:sz w:val="19"/>
               </w:rPr>
-              <w:t>Голоса</w:t>
+              <w:t>Интерфейсы и графика</w:t>
             </w:r>
           </w:p>
         </w:tc>
@@ -2201,9 +2121,9 @@
                 <w:b w:val="0"/>
                 <w:i w:val="0"/>
                 <w:color w:val="333333"/>
-                <w:sz w:val="18"/>
+                <w:sz w:val="19"/>
               </w:rPr>
-              <w:t>ИИ-голоса и диктор</w:t>
+              <w:t>Экраны приложения по вашим скриншотам</w:t>
             </w:r>
           </w:p>
         </w:tc>
@@ -2235,9 +2155,9 @@
                 <w:b w:val="0"/>
                 <w:i w:val="0"/>
                 <w:color w:val="333333"/>
-                <w:sz w:val="18"/>
+                <w:sz w:val="19"/>
               </w:rPr>
-              <w:t>ИИ-голоса с интонациями, голос Formacar AI</w:t>
+              <w:t>Анимированные интерфейсы, 3D-конфигуратор, сцена объединения историй</w:t>
             </w:r>
           </w:p>
         </w:tc>
@@ -2269,9 +2189,9 @@
                 <w:b w:val="0"/>
                 <w:i w:val="0"/>
                 <w:color w:val="333333"/>
-                <w:sz w:val="18"/>
+                <w:sz w:val="19"/>
               </w:rPr>
-              <w:t>Живые актёры озвучки или ИИ — на выбор</w:t>
+              <w:t>Всё из «Премиума» + AI-эффекты и 3D-логотип</w:t>
             </w:r>
           </w:p>
         </w:tc>
@@ -2308,9 +2228,9 @@
                 <w:b/>
                 <w:i w:val="0"/>
                 <w:color w:val="0E8F7D"/>
-                <w:sz w:val="18"/>
+                <w:sz w:val="19"/>
               </w:rPr>
-              <w:t>Интерфейсы</w:t>
+              <w:t>Музыка и звук</w:t>
             </w:r>
           </w:p>
         </w:tc>
@@ -2342,9 +2262,9 @@
                 <w:b w:val="0"/>
                 <w:i w:val="0"/>
                 <w:color w:val="333333"/>
-                <w:sz w:val="18"/>
+                <w:sz w:val="19"/>
               </w:rPr>
-              <w:t>Экраны приложения по вашим скриншотам</w:t>
+              <w:t>Лицензионная музыка</w:t>
             </w:r>
           </w:p>
         </w:tc>
@@ -2376,9 +2296,9 @@
                 <w:b w:val="0"/>
                 <w:i w:val="0"/>
                 <w:color w:val="333333"/>
-                <w:sz w:val="18"/>
+                <w:sz w:val="19"/>
               </w:rPr>
-              <w:t>Анимированные интерфейсы, переходы реальный мир ↔ экран</w:t>
+              <w:t>Музыка и саунд-дизайн</w:t>
             </w:r>
           </w:p>
         </w:tc>
@@ -2410,9 +2330,9 @@
                 <w:b w:val="0"/>
                 <w:i w:val="0"/>
                 <w:color w:val="333333"/>
-                <w:sz w:val="18"/>
+                <w:sz w:val="19"/>
               </w:rPr>
-              <w:t>Анимированные интерфейсы, AI-эффекты, 3D-логотип</w:t>
+              <w:t>Оригинальная музыка и саунд-дизайн</w:t>
             </w:r>
           </w:p>
         </w:tc>
@@ -2449,9 +2369,9 @@
                 <w:b/>
                 <w:i w:val="0"/>
                 <w:color w:val="0E8F7D"/>
-                <w:sz w:val="18"/>
+                <w:sz w:val="19"/>
               </w:rPr>
-              <w:t>3D-конфигуратор</w:t>
+              <w:t>Картинка</w:t>
             </w:r>
           </w:p>
         </w:tc>
@@ -2483,9 +2403,9 @@
                 <w:b w:val="0"/>
                 <w:i w:val="0"/>
                 <w:color w:val="333333"/>
-                <w:sz w:val="18"/>
+                <w:sz w:val="19"/>
               </w:rPr>
-              <w:t>Смена цвета автомобиля</w:t>
+              <w:t>Full HD 16:9</w:t>
             </w:r>
           </w:p>
         </w:tc>
@@ -2517,9 +2437,9 @@
                 <w:b w:val="0"/>
                 <w:i w:val="0"/>
                 <w:color w:val="333333"/>
-                <w:sz w:val="18"/>
+                <w:sz w:val="19"/>
               </w:rPr>
-              <w:t>Цвет, диски и обвес в реальном времени</w:t>
+              <w:t>4K 16:9</w:t>
             </w:r>
           </w:p>
         </w:tc>
@@ -2551,9 +2471,9 @@
                 <w:b w:val="0"/>
                 <w:i w:val="0"/>
                 <w:color w:val="333333"/>
-                <w:sz w:val="18"/>
+                <w:sz w:val="19"/>
               </w:rPr>
-              <w:t>Цвет, диски и обвес в реальном времени</w:t>
+              <w:t>4K 16:9 + вертикальная версия 9:16</w:t>
             </w:r>
           </w:p>
         </w:tc>
@@ -2590,571 +2510,7 @@
                 <w:b/>
                 <w:i w:val="0"/>
                 <w:color w:val="0E8F7D"/>
-                <w:sz w:val="18"/>
-              </w:rPr>
-              <w:t>Объединение историй</w:t>
-            </w:r>
-          </w:p>
-        </w:tc>
-        <w:tc>
-          <w:tcPr>
-            <w:tcW w:type="dxa" w:w="2494"/>
-            <w:shd w:val="clear" w:color="auto" w:fill="FFFFFF"/>
-            <w:tcBorders>
-              <w:top w:val="single" w:sz="4" w:space="0" w:color="E2E8E6"/>
-              <w:left w:val="single" w:sz="4" w:space="0" w:color="E2E8E6"/>
-              <w:bottom w:val="single" w:sz="4" w:space="0" w:color="E2E8E6"/>
-              <w:right w:val="single" w:sz="4" w:space="0" w:color="E2E8E6"/>
-            </w:tcBorders>
-            <w:tcMar>
-              <w:top w:w="100" w:type="dxa"/>
-              <w:left w:w="140" w:type="dxa"/>
-              <w:bottom w:w="100" w:type="dxa"/>
-              <w:right w:w="140" w:type="dxa"/>
-            </w:tcMar>
-          </w:tcPr>
-          <w:p>
-            <w:pPr>
-              <w:spacing w:before="60" w:after="60" w:line="288" w:lineRule="auto"/>
-              <w:keepNext/>
-            </w:pPr>
-            <w:r>
-              <w:rPr>
-                <w:rFonts w:ascii="Arial" w:hAnsi="Arial" w:cs="Arial" w:eastAsia="Arial"/>
-                <w:b w:val="0"/>
-                <w:i w:val="0"/>
-                <w:color w:val="333333"/>
-                <w:sz w:val="18"/>
-              </w:rPr>
-              <w:t>Монтажная склейка к логотипу</w:t>
-            </w:r>
-          </w:p>
-        </w:tc>
-        <w:tc>
-          <w:tcPr>
-            <w:tcW w:type="dxa" w:w="2494"/>
-            <w:shd w:val="clear" w:color="auto" w:fill="FFFFFF"/>
-            <w:tcBorders>
-              <w:top w:val="single" w:sz="4" w:space="0" w:color="E2E8E6"/>
-              <w:left w:val="single" w:sz="4" w:space="0" w:color="E2E8E6"/>
-              <w:bottom w:val="single" w:sz="4" w:space="0" w:color="E2E8E6"/>
-              <w:right w:val="single" w:sz="4" w:space="0" w:color="E2E8E6"/>
-            </w:tcBorders>
-            <w:tcMar>
-              <w:top w:w="100" w:type="dxa"/>
-              <w:left w:w="140" w:type="dxa"/>
-              <w:bottom w:w="100" w:type="dxa"/>
-              <w:right w:w="140" w:type="dxa"/>
-            </w:tcMar>
-          </w:tcPr>
-          <w:p>
-            <w:pPr>
-              <w:spacing w:before="60" w:after="60" w:line="288" w:lineRule="auto"/>
-              <w:keepNext/>
-            </w:pPr>
-            <w:r>
-              <w:rPr>
-                <w:rFonts w:ascii="Arial" w:hAnsi="Arial" w:cs="Arial" w:eastAsia="Arial"/>
-                <w:b w:val="0"/>
-                <w:i w:val="0"/>
-                <w:color w:val="333333"/>
-                <w:sz w:val="18"/>
-              </w:rPr>
-              <w:t>Линии, карта и уведомления сходятся в логотип</w:t>
-            </w:r>
-          </w:p>
-        </w:tc>
-        <w:tc>
-          <w:tcPr>
-            <w:tcW w:type="dxa" w:w="2438"/>
-            <w:shd w:val="clear" w:color="auto" w:fill="FFFFFF"/>
-            <w:tcBorders>
-              <w:top w:val="single" w:sz="4" w:space="0" w:color="E2E8E6"/>
-              <w:left w:val="single" w:sz="4" w:space="0" w:color="E2E8E6"/>
-              <w:bottom w:val="single" w:sz="4" w:space="0" w:color="E2E8E6"/>
-              <w:right w:val="single" w:sz="4" w:space="0" w:color="E2E8E6"/>
-            </w:tcBorders>
-            <w:tcMar>
-              <w:top w:w="100" w:type="dxa"/>
-              <w:left w:w="140" w:type="dxa"/>
-              <w:bottom w:w="100" w:type="dxa"/>
-              <w:right w:w="140" w:type="dxa"/>
-            </w:tcMar>
-          </w:tcPr>
-          <w:p>
-            <w:pPr>
-              <w:spacing w:before="60" w:after="60" w:line="288" w:lineRule="auto"/>
-              <w:keepNext/>
-            </w:pPr>
-            <w:r>
-              <w:rPr>
-                <w:rFonts w:ascii="Arial" w:hAnsi="Arial" w:cs="Arial" w:eastAsia="Arial"/>
-                <w:b w:val="0"/>
-                <w:i w:val="0"/>
-                <w:color w:val="333333"/>
-                <w:sz w:val="18"/>
-              </w:rPr>
-              <w:t>Линии, карта и уведомления сходятся в логотип</w:t>
-            </w:r>
-          </w:p>
-        </w:tc>
-      </w:tr>
-      <w:tr>
-        <w:trPr>
-          <w:cantSplit/>
-        </w:trPr>
-        <w:tc>
-          <w:tcPr>
-            <w:tcW w:type="dxa" w:w="1928"/>
-            <w:shd w:val="clear" w:color="auto" w:fill="E6F7F5"/>
-            <w:tcBorders>
-              <w:top w:val="single" w:sz="4" w:space="0" w:color="E2E8E6"/>
-              <w:left w:val="single" w:sz="4" w:space="0" w:color="E2E8E6"/>
-              <w:bottom w:val="single" w:sz="4" w:space="0" w:color="E2E8E6"/>
-              <w:right w:val="single" w:sz="4" w:space="0" w:color="E2E8E6"/>
-            </w:tcBorders>
-            <w:tcMar>
-              <w:top w:w="100" w:type="dxa"/>
-              <w:left w:w="140" w:type="dxa"/>
-              <w:bottom w:w="100" w:type="dxa"/>
-              <w:right w:w="140" w:type="dxa"/>
-            </w:tcMar>
-          </w:tcPr>
-          <w:p>
-            <w:pPr>
-              <w:spacing w:before="60" w:after="60" w:line="288" w:lineRule="auto"/>
-              <w:keepNext/>
-            </w:pPr>
-            <w:r>
-              <w:rPr>
-                <w:rFonts w:ascii="Arial" w:hAnsi="Arial" w:cs="Arial" w:eastAsia="Arial"/>
-                <w:b/>
-                <w:i w:val="0"/>
-                <w:color w:val="0E8F7D"/>
-                <w:sz w:val="18"/>
-              </w:rPr>
-              <w:t>Звук и музыка</w:t>
-            </w:r>
-          </w:p>
-        </w:tc>
-        <w:tc>
-          <w:tcPr>
-            <w:tcW w:type="dxa" w:w="2494"/>
-            <w:shd w:val="clear" w:color="auto" w:fill="E6F7F5"/>
-            <w:tcBorders>
-              <w:top w:val="single" w:sz="4" w:space="0" w:color="E2E8E6"/>
-              <w:left w:val="single" w:sz="4" w:space="0" w:color="E2E8E6"/>
-              <w:bottom w:val="single" w:sz="4" w:space="0" w:color="E2E8E6"/>
-              <w:right w:val="single" w:sz="4" w:space="0" w:color="E2E8E6"/>
-            </w:tcBorders>
-            <w:tcMar>
-              <w:top w:w="100" w:type="dxa"/>
-              <w:left w:w="140" w:type="dxa"/>
-              <w:bottom w:w="100" w:type="dxa"/>
-              <w:right w:w="140" w:type="dxa"/>
-            </w:tcMar>
-          </w:tcPr>
-          <w:p>
-            <w:pPr>
-              <w:spacing w:before="60" w:after="60" w:line="288" w:lineRule="auto"/>
-              <w:keepNext/>
-            </w:pPr>
-            <w:r>
-              <w:rPr>
-                <w:rFonts w:ascii="Arial" w:hAnsi="Arial" w:cs="Arial" w:eastAsia="Arial"/>
-                <w:b w:val="0"/>
-                <w:i w:val="0"/>
-                <w:color w:val="333333"/>
-                <w:sz w:val="18"/>
-              </w:rPr>
-              <w:t>Лицензионная музыка</w:t>
-            </w:r>
-          </w:p>
-        </w:tc>
-        <w:tc>
-          <w:tcPr>
-            <w:tcW w:type="dxa" w:w="2494"/>
-            <w:shd w:val="clear" w:color="auto" w:fill="E6F7F5"/>
-            <w:tcBorders>
-              <w:top w:val="single" w:sz="4" w:space="0" w:color="E2E8E6"/>
-              <w:left w:val="single" w:sz="4" w:space="0" w:color="E2E8E6"/>
-              <w:bottom w:val="single" w:sz="4" w:space="0" w:color="E2E8E6"/>
-              <w:right w:val="single" w:sz="4" w:space="0" w:color="E2E8E6"/>
-            </w:tcBorders>
-            <w:tcMar>
-              <w:top w:w="100" w:type="dxa"/>
-              <w:left w:w="140" w:type="dxa"/>
-              <w:bottom w:w="100" w:type="dxa"/>
-              <w:right w:w="140" w:type="dxa"/>
-            </w:tcMar>
-          </w:tcPr>
-          <w:p>
-            <w:pPr>
-              <w:spacing w:before="60" w:after="60" w:line="288" w:lineRule="auto"/>
-              <w:keepNext/>
-            </w:pPr>
-            <w:r>
-              <w:rPr>
-                <w:rFonts w:ascii="Arial" w:hAnsi="Arial" w:cs="Arial" w:eastAsia="Arial"/>
-                <w:b w:val="0"/>
-                <w:i w:val="0"/>
-                <w:color w:val="333333"/>
-                <w:sz w:val="18"/>
-              </w:rPr>
-              <w:t>Музыка и саунд-дизайн</w:t>
-            </w:r>
-          </w:p>
-        </w:tc>
-        <w:tc>
-          <w:tcPr>
-            <w:tcW w:type="dxa" w:w="2438"/>
-            <w:shd w:val="clear" w:color="auto" w:fill="E6F7F5"/>
-            <w:tcBorders>
-              <w:top w:val="single" w:sz="4" w:space="0" w:color="E2E8E6"/>
-              <w:left w:val="single" w:sz="4" w:space="0" w:color="E2E8E6"/>
-              <w:bottom w:val="single" w:sz="4" w:space="0" w:color="E2E8E6"/>
-              <w:right w:val="single" w:sz="4" w:space="0" w:color="E2E8E6"/>
-            </w:tcBorders>
-            <w:tcMar>
-              <w:top w:w="100" w:type="dxa"/>
-              <w:left w:w="140" w:type="dxa"/>
-              <w:bottom w:w="100" w:type="dxa"/>
-              <w:right w:w="140" w:type="dxa"/>
-            </w:tcMar>
-          </w:tcPr>
-          <w:p>
-            <w:pPr>
-              <w:spacing w:before="60" w:after="60" w:line="288" w:lineRule="auto"/>
-              <w:keepNext/>
-            </w:pPr>
-            <w:r>
-              <w:rPr>
-                <w:rFonts w:ascii="Arial" w:hAnsi="Arial" w:cs="Arial" w:eastAsia="Arial"/>
-                <w:b w:val="0"/>
-                <w:i w:val="0"/>
-                <w:color w:val="333333"/>
-                <w:sz w:val="18"/>
-              </w:rPr>
-              <w:t>Оригинальная музыка и саунд-дизайн</w:t>
-            </w:r>
-          </w:p>
-        </w:tc>
-      </w:tr>
-      <w:tr>
-        <w:trPr>
-          <w:cantSplit/>
-        </w:trPr>
-        <w:tc>
-          <w:tcPr>
-            <w:tcW w:type="dxa" w:w="1928"/>
-            <w:shd w:val="clear" w:color="auto" w:fill="FFFFFF"/>
-            <w:tcBorders>
-              <w:top w:val="single" w:sz="4" w:space="0" w:color="E2E8E6"/>
-              <w:left w:val="single" w:sz="4" w:space="0" w:color="E2E8E6"/>
-              <w:bottom w:val="single" w:sz="4" w:space="0" w:color="E2E8E6"/>
-              <w:right w:val="single" w:sz="4" w:space="0" w:color="E2E8E6"/>
-            </w:tcBorders>
-            <w:tcMar>
-              <w:top w:w="100" w:type="dxa"/>
-              <w:left w:w="140" w:type="dxa"/>
-              <w:bottom w:w="100" w:type="dxa"/>
-              <w:right w:w="140" w:type="dxa"/>
-            </w:tcMar>
-          </w:tcPr>
-          <w:p>
-            <w:pPr>
-              <w:spacing w:before="60" w:after="60" w:line="288" w:lineRule="auto"/>
-              <w:keepNext/>
-            </w:pPr>
-            <w:r>
-              <w:rPr>
-                <w:rFonts w:ascii="Arial" w:hAnsi="Arial" w:cs="Arial" w:eastAsia="Arial"/>
-                <w:b/>
-                <w:i w:val="0"/>
-                <w:color w:val="0E8F7D"/>
-                <w:sz w:val="18"/>
-              </w:rPr>
-              <w:t>Картинка</w:t>
-            </w:r>
-          </w:p>
-        </w:tc>
-        <w:tc>
-          <w:tcPr>
-            <w:tcW w:type="dxa" w:w="2494"/>
-            <w:shd w:val="clear" w:color="auto" w:fill="FFFFFF"/>
-            <w:tcBorders>
-              <w:top w:val="single" w:sz="4" w:space="0" w:color="E2E8E6"/>
-              <w:left w:val="single" w:sz="4" w:space="0" w:color="E2E8E6"/>
-              <w:bottom w:val="single" w:sz="4" w:space="0" w:color="E2E8E6"/>
-              <w:right w:val="single" w:sz="4" w:space="0" w:color="E2E8E6"/>
-            </w:tcBorders>
-            <w:tcMar>
-              <w:top w:w="100" w:type="dxa"/>
-              <w:left w:w="140" w:type="dxa"/>
-              <w:bottom w:w="100" w:type="dxa"/>
-              <w:right w:w="140" w:type="dxa"/>
-            </w:tcMar>
-          </w:tcPr>
-          <w:p>
-            <w:pPr>
-              <w:spacing w:before="60" w:after="60" w:line="288" w:lineRule="auto"/>
-              <w:keepNext/>
-            </w:pPr>
-            <w:r>
-              <w:rPr>
-                <w:rFonts w:ascii="Arial" w:hAnsi="Arial" w:cs="Arial" w:eastAsia="Arial"/>
-                <w:b w:val="0"/>
-                <w:i w:val="0"/>
-                <w:color w:val="333333"/>
-                <w:sz w:val="18"/>
-              </w:rPr>
-              <w:t>Full HD 16:9</w:t>
-            </w:r>
-          </w:p>
-        </w:tc>
-        <w:tc>
-          <w:tcPr>
-            <w:tcW w:type="dxa" w:w="2494"/>
-            <w:shd w:val="clear" w:color="auto" w:fill="FFFFFF"/>
-            <w:tcBorders>
-              <w:top w:val="single" w:sz="4" w:space="0" w:color="E2E8E6"/>
-              <w:left w:val="single" w:sz="4" w:space="0" w:color="E2E8E6"/>
-              <w:bottom w:val="single" w:sz="4" w:space="0" w:color="E2E8E6"/>
-              <w:right w:val="single" w:sz="4" w:space="0" w:color="E2E8E6"/>
-            </w:tcBorders>
-            <w:tcMar>
-              <w:top w:w="100" w:type="dxa"/>
-              <w:left w:w="140" w:type="dxa"/>
-              <w:bottom w:w="100" w:type="dxa"/>
-              <w:right w:w="140" w:type="dxa"/>
-            </w:tcMar>
-          </w:tcPr>
-          <w:p>
-            <w:pPr>
-              <w:spacing w:before="60" w:after="60" w:line="288" w:lineRule="auto"/>
-              <w:keepNext/>
-            </w:pPr>
-            <w:r>
-              <w:rPr>
-                <w:rFonts w:ascii="Arial" w:hAnsi="Arial" w:cs="Arial" w:eastAsia="Arial"/>
-                <w:b w:val="0"/>
-                <w:i w:val="0"/>
-                <w:color w:val="333333"/>
-                <w:sz w:val="18"/>
-              </w:rPr>
-              <w:t>4K 16:9</w:t>
-            </w:r>
-          </w:p>
-        </w:tc>
-        <w:tc>
-          <w:tcPr>
-            <w:tcW w:type="dxa" w:w="2438"/>
-            <w:shd w:val="clear" w:color="auto" w:fill="FFFFFF"/>
-            <w:tcBorders>
-              <w:top w:val="single" w:sz="4" w:space="0" w:color="E2E8E6"/>
-              <w:left w:val="single" w:sz="4" w:space="0" w:color="E2E8E6"/>
-              <w:bottom w:val="single" w:sz="4" w:space="0" w:color="E2E8E6"/>
-              <w:right w:val="single" w:sz="4" w:space="0" w:color="E2E8E6"/>
-            </w:tcBorders>
-            <w:tcMar>
-              <w:top w:w="100" w:type="dxa"/>
-              <w:left w:w="140" w:type="dxa"/>
-              <w:bottom w:w="100" w:type="dxa"/>
-              <w:right w:w="140" w:type="dxa"/>
-            </w:tcMar>
-          </w:tcPr>
-          <w:p>
-            <w:pPr>
-              <w:spacing w:before="60" w:after="60" w:line="288" w:lineRule="auto"/>
-              <w:keepNext/>
-            </w:pPr>
-            <w:r>
-              <w:rPr>
-                <w:rFonts w:ascii="Arial" w:hAnsi="Arial" w:cs="Arial" w:eastAsia="Arial"/>
-                <w:b w:val="0"/>
-                <w:i w:val="0"/>
-                <w:color w:val="333333"/>
-                <w:sz w:val="18"/>
-              </w:rPr>
-              <w:t>4K 16:9 + вертикальная версия 9:16</w:t>
-            </w:r>
-          </w:p>
-        </w:tc>
-      </w:tr>
-      <w:tr>
-        <w:trPr>
-          <w:cantSplit/>
-        </w:trPr>
-        <w:tc>
-          <w:tcPr>
-            <w:tcW w:type="dxa" w:w="1928"/>
-            <w:shd w:val="clear" w:color="auto" w:fill="E6F7F5"/>
-            <w:tcBorders>
-              <w:top w:val="single" w:sz="4" w:space="0" w:color="E2E8E6"/>
-              <w:left w:val="single" w:sz="4" w:space="0" w:color="E2E8E6"/>
-              <w:bottom w:val="single" w:sz="4" w:space="0" w:color="E2E8E6"/>
-              <w:right w:val="single" w:sz="4" w:space="0" w:color="E2E8E6"/>
-            </w:tcBorders>
-            <w:tcMar>
-              <w:top w:w="100" w:type="dxa"/>
-              <w:left w:w="140" w:type="dxa"/>
-              <w:bottom w:w="100" w:type="dxa"/>
-              <w:right w:w="140" w:type="dxa"/>
-            </w:tcMar>
-          </w:tcPr>
-          <w:p>
-            <w:pPr>
-              <w:spacing w:before="60" w:after="60" w:line="288" w:lineRule="auto"/>
-              <w:keepNext/>
-            </w:pPr>
-            <w:r>
-              <w:rPr>
-                <w:rFonts w:ascii="Arial" w:hAnsi="Arial" w:cs="Arial" w:eastAsia="Arial"/>
-                <w:b/>
-                <w:i w:val="0"/>
-                <w:color w:val="0E8F7D"/>
-                <w:sz w:val="18"/>
-              </w:rPr>
-              <w:t>Дополнительно</w:t>
-            </w:r>
-          </w:p>
-        </w:tc>
-        <w:tc>
-          <w:tcPr>
-            <w:tcW w:type="dxa" w:w="2494"/>
-            <w:shd w:val="clear" w:color="auto" w:fill="E6F7F5"/>
-            <w:tcBorders>
-              <w:top w:val="single" w:sz="4" w:space="0" w:color="E2E8E6"/>
-              <w:left w:val="single" w:sz="4" w:space="0" w:color="E2E8E6"/>
-              <w:bottom w:val="single" w:sz="4" w:space="0" w:color="E2E8E6"/>
-              <w:right w:val="single" w:sz="4" w:space="0" w:color="E2E8E6"/>
-            </w:tcBorders>
-            <w:tcMar>
-              <w:top w:w="100" w:type="dxa"/>
-              <w:left w:w="140" w:type="dxa"/>
-              <w:bottom w:w="100" w:type="dxa"/>
-              <w:right w:w="140" w:type="dxa"/>
-            </w:tcMar>
-          </w:tcPr>
-          <w:p>
-            <w:pPr>
-              <w:spacing w:before="60" w:after="60" w:line="288" w:lineRule="auto"/>
-              <w:keepNext/>
-            </w:pPr>
-            <w:r>
-              <w:rPr>
-                <w:rFonts w:ascii="Arial" w:hAnsi="Arial" w:cs="Arial" w:eastAsia="Arial"/>
-                <w:b w:val="0"/>
-                <w:i w:val="0"/>
-                <w:color w:val="333333"/>
-                <w:sz w:val="18"/>
-              </w:rPr>
-              <w:t>—</w:t>
-            </w:r>
-          </w:p>
-        </w:tc>
-        <w:tc>
-          <w:tcPr>
-            <w:tcW w:type="dxa" w:w="2494"/>
-            <w:shd w:val="clear" w:color="auto" w:fill="E6F7F5"/>
-            <w:tcBorders>
-              <w:top w:val="single" w:sz="4" w:space="0" w:color="E2E8E6"/>
-              <w:left w:val="single" w:sz="4" w:space="0" w:color="E2E8E6"/>
-              <w:bottom w:val="single" w:sz="4" w:space="0" w:color="E2E8E6"/>
-              <w:right w:val="single" w:sz="4" w:space="0" w:color="E2E8E6"/>
-            </w:tcBorders>
-            <w:tcMar>
-              <w:top w:w="100" w:type="dxa"/>
-              <w:left w:w="140" w:type="dxa"/>
-              <w:bottom w:w="100" w:type="dxa"/>
-              <w:right w:w="140" w:type="dxa"/>
-            </w:tcMar>
-          </w:tcPr>
-          <w:p>
-            <w:pPr>
-              <w:spacing w:before="60" w:after="60" w:line="288" w:lineRule="auto"/>
-              <w:keepNext/>
-            </w:pPr>
-            <w:r>
-              <w:rPr>
-                <w:rFonts w:ascii="Arial" w:hAnsi="Arial" w:cs="Arial" w:eastAsia="Arial"/>
-                <w:b w:val="0"/>
-                <w:i w:val="0"/>
-                <w:color w:val="333333"/>
-                <w:sz w:val="18"/>
-              </w:rPr>
-              <w:t>—</w:t>
-            </w:r>
-          </w:p>
-        </w:tc>
-        <w:tc>
-          <w:tcPr>
-            <w:tcW w:type="dxa" w:w="2438"/>
-            <w:shd w:val="clear" w:color="auto" w:fill="E6F7F5"/>
-            <w:tcBorders>
-              <w:top w:val="single" w:sz="4" w:space="0" w:color="E2E8E6"/>
-              <w:left w:val="single" w:sz="4" w:space="0" w:color="E2E8E6"/>
-              <w:bottom w:val="single" w:sz="4" w:space="0" w:color="E2E8E6"/>
-              <w:right w:val="single" w:sz="4" w:space="0" w:color="E2E8E6"/>
-            </w:tcBorders>
-            <w:tcMar>
-              <w:top w:w="100" w:type="dxa"/>
-              <w:left w:w="140" w:type="dxa"/>
-              <w:bottom w:w="100" w:type="dxa"/>
-              <w:right w:w="140" w:type="dxa"/>
-            </w:tcMar>
-          </w:tcPr>
-          <w:p>
-            <w:pPr>
-              <w:spacing w:before="60" w:after="60" w:line="288" w:lineRule="auto"/>
-              <w:keepNext/>
-            </w:pPr>
-            <w:r>
-              <w:rPr>
-                <w:rFonts w:ascii="Arial" w:hAnsi="Arial" w:cs="Arial" w:eastAsia="Arial"/>
-                <w:b w:val="0"/>
-                <w:i w:val="0"/>
-                <w:color w:val="333333"/>
-                <w:sz w:val="18"/>
-              </w:rPr>
-              <w:t>6 роликов по 15 с для рекламы — по одному на героя</w:t>
-            </w:r>
-          </w:p>
-        </w:tc>
-      </w:tr>
-      <w:tr>
-        <w:trPr>
-          <w:cantSplit/>
-        </w:trPr>
-        <w:tc>
-          <w:tcPr>
-            <w:tcW w:type="dxa" w:w="1928"/>
-            <w:shd w:val="clear" w:color="auto" w:fill="FFFFFF"/>
-            <w:tcBorders>
-              <w:top w:val="single" w:sz="4" w:space="0" w:color="E2E8E6"/>
-              <w:left w:val="single" w:sz="4" w:space="0" w:color="E2E8E6"/>
-              <w:bottom w:val="single" w:sz="4" w:space="0" w:color="E2E8E6"/>
-              <w:right w:val="single" w:sz="4" w:space="0" w:color="E2E8E6"/>
-            </w:tcBorders>
-            <w:tcMar>
-              <w:top w:w="100" w:type="dxa"/>
-              <w:left w:w="140" w:type="dxa"/>
-              <w:bottom w:w="100" w:type="dxa"/>
-              <w:right w:w="140" w:type="dxa"/>
-            </w:tcMar>
-          </w:tcPr>
-          <w:p>
-            <w:pPr>
-              <w:spacing w:before="60" w:after="60" w:line="288" w:lineRule="auto"/>
-              <w:keepNext/>
-            </w:pPr>
-            <w:r>
-              <w:rPr>
-                <w:rFonts w:ascii="Arial" w:hAnsi="Arial" w:cs="Arial" w:eastAsia="Arial"/>
-                <w:b/>
-                <w:i w:val="0"/>
-                <w:color w:val="0E8F7D"/>
-                <w:sz w:val="18"/>
+                <w:sz w:val="19"/>
               </w:rPr>
               <w:t>Правки</w:t>
             </w:r>
@@ -3188,7 +2544,7 @@
                 <w:b w:val="0"/>
                 <w:i w:val="0"/>
                 <w:color w:val="333333"/>
-                <w:sz w:val="18"/>
+                <w:sz w:val="19"/>
               </w:rPr>
               <w:t>5</w:t>
             </w:r>
@@ -3222,7 +2578,7 @@
                 <w:b w:val="0"/>
                 <w:i w:val="0"/>
                 <w:color w:val="333333"/>
-                <w:sz w:val="18"/>
+                <w:sz w:val="19"/>
               </w:rPr>
               <w:t>8</w:t>
             </w:r>
@@ -3256,7 +2612,7 @@
                 <w:b w:val="0"/>
                 <w:i w:val="0"/>
                 <w:color w:val="333333"/>
-                <w:sz w:val="18"/>
+                <w:sz w:val="19"/>
               </w:rPr>
               <w:t>12</w:t>
             </w:r>
@@ -3287,7 +2643,6 @@
           <w:p>
             <w:pPr>
               <w:spacing w:before="60" w:after="60" w:line="288" w:lineRule="auto"/>
-              <w:keepNext/>
             </w:pPr>
             <w:r>
               <w:rPr>
@@ -3295,9 +2650,9 @@
                 <w:b/>
                 <w:i w:val="0"/>
                 <w:color w:val="0E8F7D"/>
-                <w:sz w:val="18"/>
+                <w:sz w:val="19"/>
               </w:rPr>
-              <w:t>Сопровождение</w:t>
+              <w:t>Срок</w:t>
             </w:r>
           </w:p>
         </w:tc>
@@ -3321,7 +2676,6 @@
           <w:p>
             <w:pPr>
               <w:spacing w:before="60" w:after="60" w:line="288" w:lineRule="auto"/>
-              <w:keepNext/>
             </w:pPr>
             <w:r>
               <w:rPr>
@@ -3329,9 +2683,9 @@
                 <w:b w:val="0"/>
                 <w:i w:val="0"/>
                 <w:color w:val="333333"/>
-                <w:sz w:val="18"/>
+                <w:sz w:val="19"/>
               </w:rPr>
-              <w:t>Менеджер проекта</w:t>
+              <w:t>7 рабочих дней</w:t>
             </w:r>
           </w:p>
         </w:tc>
@@ -3355,7 +2709,6 @@
           <w:p>
             <w:pPr>
               <w:spacing w:before="60" w:after="60" w:line="288" w:lineRule="auto"/>
-              <w:keepNext/>
             </w:pPr>
             <w:r>
               <w:rPr>
@@ -3363,9 +2716,9 @@
                 <w:b w:val="0"/>
                 <w:i w:val="0"/>
                 <w:color w:val="333333"/>
-                <w:sz w:val="18"/>
+                <w:sz w:val="19"/>
               </w:rPr>
-              <w:t>Менеджер проекта</w:t>
+              <w:t>9 рабочих дней</w:t>
             </w:r>
           </w:p>
         </w:tc>
@@ -3389,7 +2742,6 @@
           <w:p>
             <w:pPr>
               <w:spacing w:before="60" w:after="60" w:line="288" w:lineRule="auto"/>
-              <w:keepNext/>
             </w:pPr>
             <w:r>
               <w:rPr>
@@ -3397,146 +2749,9 @@
                 <w:b w:val="0"/>
                 <w:i w:val="0"/>
                 <w:color w:val="333333"/>
-                <w:sz w:val="18"/>
-              </w:rPr>
-              <w:t>Продюсер на связи</w:t>
-            </w:r>
-          </w:p>
-        </w:tc>
-      </w:tr>
-      <w:tr>
-        <w:trPr>
-          <w:cantSplit/>
-        </w:trPr>
-        <w:tc>
-          <w:tcPr>
-            <w:tcW w:type="dxa" w:w="1928"/>
-            <w:shd w:val="clear" w:color="auto" w:fill="FFFFFF"/>
-            <w:tcBorders>
-              <w:top w:val="single" w:sz="4" w:space="0" w:color="E2E8E6"/>
-              <w:left w:val="single" w:sz="4" w:space="0" w:color="E2E8E6"/>
-              <w:bottom w:val="single" w:sz="4" w:space="0" w:color="E2E8E6"/>
-              <w:right w:val="single" w:sz="4" w:space="0" w:color="E2E8E6"/>
-            </w:tcBorders>
-            <w:tcMar>
-              <w:top w:w="100" w:type="dxa"/>
-              <w:left w:w="140" w:type="dxa"/>
-              <w:bottom w:w="100" w:type="dxa"/>
-              <w:right w:w="140" w:type="dxa"/>
-            </w:tcMar>
-          </w:tcPr>
-          <w:p>
-            <w:pPr>
-              <w:spacing w:before="60" w:after="60" w:line="288" w:lineRule="auto"/>
-            </w:pPr>
-            <w:r>
-              <w:rPr>
-                <w:rFonts w:ascii="Arial" w:hAnsi="Arial" w:cs="Arial" w:eastAsia="Arial"/>
-                <w:b/>
-                <w:i w:val="0"/>
-                <w:color w:val="0E8F7D"/>
-                <w:sz w:val="18"/>
-              </w:rPr>
-              <w:t>Срок</w:t>
-            </w:r>
-          </w:p>
-        </w:tc>
-        <w:tc>
-          <w:tcPr>
-            <w:tcW w:type="dxa" w:w="2494"/>
-            <w:shd w:val="clear" w:color="auto" w:fill="FFFFFF"/>
-            <w:tcBorders>
-              <w:top w:val="single" w:sz="4" w:space="0" w:color="E2E8E6"/>
-              <w:left w:val="single" w:sz="4" w:space="0" w:color="E2E8E6"/>
-              <w:bottom w:val="single" w:sz="4" w:space="0" w:color="E2E8E6"/>
-              <w:right w:val="single" w:sz="4" w:space="0" w:color="E2E8E6"/>
-            </w:tcBorders>
-            <w:tcMar>
-              <w:top w:w="100" w:type="dxa"/>
-              <w:left w:w="140" w:type="dxa"/>
-              <w:bottom w:w="100" w:type="dxa"/>
-              <w:right w:w="140" w:type="dxa"/>
-            </w:tcMar>
-          </w:tcPr>
-          <w:p>
-            <w:pPr>
-              <w:spacing w:before="60" w:after="60" w:line="288" w:lineRule="auto"/>
-            </w:pPr>
-            <w:r>
-              <w:rPr>
-                <w:rFonts w:ascii="Arial" w:hAnsi="Arial" w:cs="Arial" w:eastAsia="Arial"/>
-                <w:b w:val="0"/>
-                <w:i w:val="0"/>
-                <w:color w:val="333333"/>
-                <w:sz w:val="18"/>
+                <w:sz w:val="19"/>
               </w:rPr>
               <w:t>12 рабочих дней</w:t>
-            </w:r>
-          </w:p>
-        </w:tc>
-        <w:tc>
-          <w:tcPr>
-            <w:tcW w:type="dxa" w:w="2494"/>
-            <w:shd w:val="clear" w:color="auto" w:fill="FFFFFF"/>
-            <w:tcBorders>
-              <w:top w:val="single" w:sz="4" w:space="0" w:color="E2E8E6"/>
-              <w:left w:val="single" w:sz="4" w:space="0" w:color="E2E8E6"/>
-              <w:bottom w:val="single" w:sz="4" w:space="0" w:color="E2E8E6"/>
-              <w:right w:val="single" w:sz="4" w:space="0" w:color="E2E8E6"/>
-            </w:tcBorders>
-            <w:tcMar>
-              <w:top w:w="100" w:type="dxa"/>
-              <w:left w:w="140" w:type="dxa"/>
-              <w:bottom w:w="100" w:type="dxa"/>
-              <w:right w:w="140" w:type="dxa"/>
-            </w:tcMar>
-          </w:tcPr>
-          <w:p>
-            <w:pPr>
-              <w:spacing w:before="60" w:after="60" w:line="288" w:lineRule="auto"/>
-            </w:pPr>
-            <w:r>
-              <w:rPr>
-                <w:rFonts w:ascii="Arial" w:hAnsi="Arial" w:cs="Arial" w:eastAsia="Arial"/>
-                <w:b w:val="0"/>
-                <w:i w:val="0"/>
-                <w:color w:val="333333"/>
-                <w:sz w:val="18"/>
-              </w:rPr>
-              <w:t>15 рабочих дней</w:t>
-            </w:r>
-          </w:p>
-        </w:tc>
-        <w:tc>
-          <w:tcPr>
-            <w:tcW w:type="dxa" w:w="2438"/>
-            <w:shd w:val="clear" w:color="auto" w:fill="FFFFFF"/>
-            <w:tcBorders>
-              <w:top w:val="single" w:sz="4" w:space="0" w:color="E2E8E6"/>
-              <w:left w:val="single" w:sz="4" w:space="0" w:color="E2E8E6"/>
-              <w:bottom w:val="single" w:sz="4" w:space="0" w:color="E2E8E6"/>
-              <w:right w:val="single" w:sz="4" w:space="0" w:color="E2E8E6"/>
-            </w:tcBorders>
-            <w:tcMar>
-              <w:top w:w="100" w:type="dxa"/>
-              <w:left w:w="140" w:type="dxa"/>
-              <w:bottom w:w="100" w:type="dxa"/>
-              <w:right w:w="140" w:type="dxa"/>
-            </w:tcMar>
-          </w:tcPr>
-          <w:p>
-            <w:pPr>
-              <w:spacing w:before="60" w:after="60" w:line="288" w:lineRule="auto"/>
-            </w:pPr>
-            <w:r>
-              <w:rPr>
-                <w:rFonts w:ascii="Arial" w:hAnsi="Arial" w:cs="Arial" w:eastAsia="Arial"/>
-                <w:b w:val="0"/>
-                <w:i w:val="0"/>
-                <w:color w:val="333333"/>
-                <w:sz w:val="18"/>
-              </w:rPr>
-              <w:t>18 рабочих дней</w:t>
             </w:r>
           </w:p>
         </w:tc>
@@ -3554,7 +2769,7 @@
           <w:color w:val="6B6B6B"/>
           <w:sz w:val="19"/>
         </w:rPr>
-        <w:t>Правка — одно конкретное изменение: заменить кадр, поправить реплику, сдвинуть склейку. Цена без НДС — студия на УСН, сверх согласованного объёма счетов не выставляем.</w:t>
+        <w:t>Оплата — 50% при подписании договора, 50% после сдачи. Правка — одно конкретное изменение: заменить кадр, поправить реплику, сдвинуть склейку. Время на ваши согласования в срок не входит. Цена без НДС: студия на УСН.</w:t>
       </w:r>
     </w:p>
     <w:p>
@@ -3573,7 +2788,22 @@
           <w:color w:val="0E8F7D"/>
           <w:sz w:val="36"/>
         </w:rPr>
-        <w:t>УСЛОВИЯ ОПЛАТЫ</w:t>
+        <w:t>РОЛИК + СЕРИЯ: −10% НА ВЕСЬ ЗАКАЗ</w:t>
+      </w:r>
+    </w:p>
+    <w:p>
+      <w:pPr>
+        <w:spacing w:before="0" w:after="120" w:line="300" w:lineRule="auto"/>
+      </w:pPr>
+      <w:r>
+        <w:rPr>
+          <w:rFonts w:ascii="Arial" w:hAnsi="Arial" w:cs="Arial" w:eastAsia="Arial"/>
+          <w:b w:val="0"/>
+          <w:i w:val="0"/>
+          <w:color w:val="101010"/>
+          <w:sz w:val="22"/>
+        </w:rPr>
+        <w:t>Если вместе с презентационным роликом вы сейчас заказываете серию фильма — от формата «Экшн», — мы выделяем под Formacar отдельную команду и даём скидку 10% на весь заказ. На разовых небольших заказах выделить команду мы не можем, поэтому условие — именно ролик вместе с серией.</w:t>
       </w:r>
     </w:p>
     <w:tbl>
@@ -3585,163 +2815,16 @@
         <w:tblLayout w:type="fixed"/>
       </w:tblPr>
       <w:tblGrid>
-        <w:gridCol w:w="3118"/>
-        <w:gridCol w:w="2098"/>
-        <w:gridCol w:w="2098"/>
         <w:gridCol w:w="2041"/>
+        <w:gridCol w:w="7313"/>
       </w:tblGrid>
-      <w:tr>
-        <w:trPr>
-          <w:tblHeader/>
-          <w:cantSplit/>
-        </w:trPr>
-        <w:tc>
-          <w:tcPr>
-            <w:tcW w:type="dxa" w:w="3118"/>
-            <w:shd w:val="clear" w:color="auto" w:fill="0E8F7D"/>
-            <w:tcBorders>
-              <w:top w:val="single" w:sz="4" w:space="0" w:color="0E8F7D"/>
-              <w:left w:val="single" w:sz="4" w:space="0" w:color="0E8F7D"/>
-              <w:bottom w:val="single" w:sz="4" w:space="0" w:color="0E8F7D"/>
-              <w:right w:val="single" w:sz="4" w:space="0" w:color="0E8F7D"/>
-            </w:tcBorders>
-            <w:tcMar>
-              <w:top w:w="100" w:type="dxa"/>
-              <w:left w:w="140" w:type="dxa"/>
-              <w:bottom w:w="100" w:type="dxa"/>
-              <w:right w:w="140" w:type="dxa"/>
-            </w:tcMar>
-            <w:vAlign w:val="center"/>
-          </w:tcPr>
-          <w:p>
-            <w:pPr>
-              <w:spacing w:before="60" w:after="60" w:line="288" w:lineRule="auto"/>
-              <w:keepNext/>
-            </w:pPr>
-            <w:r>
-              <w:rPr>
-                <w:rFonts w:ascii="Arial" w:hAnsi="Arial" w:cs="Arial" w:eastAsia="Arial"/>
-                <w:b/>
-                <w:i w:val="0"/>
-                <w:color w:val="FFFFFF"/>
-                <w:sz w:val="20"/>
-              </w:rPr>
-            </w:r>
-          </w:p>
-        </w:tc>
-        <w:tc>
-          <w:tcPr>
-            <w:tcW w:type="dxa" w:w="2098"/>
-            <w:shd w:val="clear" w:color="auto" w:fill="0E8F7D"/>
-            <w:tcBorders>
-              <w:top w:val="single" w:sz="4" w:space="0" w:color="0E8F7D"/>
-              <w:left w:val="single" w:sz="4" w:space="0" w:color="0E8F7D"/>
-              <w:bottom w:val="single" w:sz="4" w:space="0" w:color="0E8F7D"/>
-              <w:right w:val="single" w:sz="4" w:space="0" w:color="0E8F7D"/>
-            </w:tcBorders>
-            <w:tcMar>
-              <w:top w:w="100" w:type="dxa"/>
-              <w:left w:w="140" w:type="dxa"/>
-              <w:bottom w:w="100" w:type="dxa"/>
-              <w:right w:w="140" w:type="dxa"/>
-            </w:tcMar>
-            <w:vAlign w:val="center"/>
-          </w:tcPr>
-          <w:p>
-            <w:pPr>
-              <w:spacing w:before="60" w:after="60" w:line="288" w:lineRule="auto"/>
-              <w:keepNext/>
-            </w:pPr>
-            <w:r>
-              <w:rPr>
-                <w:rFonts w:ascii="Arial" w:hAnsi="Arial" w:cs="Arial" w:eastAsia="Arial"/>
-                <w:b/>
-                <w:i w:val="0"/>
-                <w:color w:val="FFFFFF"/>
-                <w:sz w:val="20"/>
-              </w:rPr>
-              <w:t>Стандарт</w:t>
-            </w:r>
-          </w:p>
-        </w:tc>
-        <w:tc>
-          <w:tcPr>
-            <w:tcW w:type="dxa" w:w="2098"/>
-            <w:shd w:val="clear" w:color="auto" w:fill="0E8F7D"/>
-            <w:tcBorders>
-              <w:top w:val="single" w:sz="4" w:space="0" w:color="0E8F7D"/>
-              <w:left w:val="single" w:sz="4" w:space="0" w:color="0E8F7D"/>
-              <w:bottom w:val="single" w:sz="4" w:space="0" w:color="0E8F7D"/>
-              <w:right w:val="single" w:sz="4" w:space="0" w:color="0E8F7D"/>
-            </w:tcBorders>
-            <w:tcMar>
-              <w:top w:w="100" w:type="dxa"/>
-              <w:left w:w="140" w:type="dxa"/>
-              <w:bottom w:w="100" w:type="dxa"/>
-              <w:right w:w="140" w:type="dxa"/>
-            </w:tcMar>
-            <w:vAlign w:val="center"/>
-          </w:tcPr>
-          <w:p>
-            <w:pPr>
-              <w:spacing w:before="60" w:after="60" w:line="288" w:lineRule="auto"/>
-              <w:keepNext/>
-            </w:pPr>
-            <w:r>
-              <w:rPr>
-                <w:rFonts w:ascii="Arial" w:hAnsi="Arial" w:cs="Arial" w:eastAsia="Arial"/>
-                <w:b/>
-                <w:i w:val="0"/>
-                <w:color w:val="FFFFFF"/>
-                <w:sz w:val="20"/>
-              </w:rPr>
-              <w:t>Премиум</w:t>
-            </w:r>
-          </w:p>
-        </w:tc>
-        <w:tc>
-          <w:tcPr>
-            <w:tcW w:type="dxa" w:w="2041"/>
-            <w:shd w:val="clear" w:color="auto" w:fill="0E8F7D"/>
-            <w:tcBorders>
-              <w:top w:val="single" w:sz="4" w:space="0" w:color="0E8F7D"/>
-              <w:left w:val="single" w:sz="4" w:space="0" w:color="0E8F7D"/>
-              <w:bottom w:val="single" w:sz="4" w:space="0" w:color="0E8F7D"/>
-              <w:right w:val="single" w:sz="4" w:space="0" w:color="0E8F7D"/>
-            </w:tcBorders>
-            <w:tcMar>
-              <w:top w:w="100" w:type="dxa"/>
-              <w:left w:w="140" w:type="dxa"/>
-              <w:bottom w:w="100" w:type="dxa"/>
-              <w:right w:w="140" w:type="dxa"/>
-            </w:tcMar>
-            <w:vAlign w:val="center"/>
-          </w:tcPr>
-          <w:p>
-            <w:pPr>
-              <w:spacing w:before="60" w:after="60" w:line="288" w:lineRule="auto"/>
-              <w:keepNext/>
-            </w:pPr>
-            <w:r>
-              <w:rPr>
-                <w:rFonts w:ascii="Arial" w:hAnsi="Arial" w:cs="Arial" w:eastAsia="Arial"/>
-                <w:b/>
-                <w:i w:val="0"/>
-                <w:color w:val="FFFFFF"/>
-                <w:sz w:val="20"/>
-              </w:rPr>
-              <w:t>Максимум</w:t>
-            </w:r>
-          </w:p>
-        </w:tc>
-      </w:tr>
       <w:tr>
         <w:trPr>
           <w:cantSplit/>
         </w:trPr>
         <w:tc>
           <w:tcPr>
-            <w:tcW w:type="dxa" w:w="3118"/>
+            <w:tcW w:type="dxa" w:w="2041"/>
             <w:shd w:val="clear" w:color="auto" w:fill="E6F7F5"/>
             <w:tcBorders>
               <w:top w:val="single" w:sz="4" w:space="0" w:color="E2E8E6"/>
@@ -3769,13 +2852,13 @@
                 <w:color w:val="0E8F7D"/>
                 <w:sz w:val="21"/>
               </w:rPr>
-              <w:t>Аванс при старте, 50%</w:t>
+              <w:t>Что даёт команда</w:t>
             </w:r>
           </w:p>
         </w:tc>
         <w:tc>
           <w:tcPr>
-            <w:tcW w:type="dxa" w:w="2098"/>
+            <w:tcW w:type="dxa" w:w="7313"/>
             <w:shd w:val="clear" w:color="auto" w:fill="E6F7F5"/>
             <w:tcBorders>
               <w:top w:val="single" w:sz="4" w:space="0" w:color="E2E8E6"/>
@@ -3803,75 +2886,7 @@
                 <w:color w:val="333333"/>
                 <w:sz w:val="21"/>
               </w:rPr>
-              <w:t>67 500 ₽</w:t>
-            </w:r>
-          </w:p>
-        </w:tc>
-        <w:tc>
-          <w:tcPr>
-            <w:tcW w:type="dxa" w:w="2098"/>
-            <w:shd w:val="clear" w:color="auto" w:fill="E6F7F5"/>
-            <w:tcBorders>
-              <w:top w:val="single" w:sz="4" w:space="0" w:color="E2E8E6"/>
-              <w:left w:val="single" w:sz="4" w:space="0" w:color="E2E8E6"/>
-              <w:bottom w:val="single" w:sz="4" w:space="0" w:color="E2E8E6"/>
-              <w:right w:val="single" w:sz="4" w:space="0" w:color="E2E8E6"/>
-            </w:tcBorders>
-            <w:tcMar>
-              <w:top w:w="100" w:type="dxa"/>
-              <w:left w:w="140" w:type="dxa"/>
-              <w:bottom w:w="100" w:type="dxa"/>
-              <w:right w:w="140" w:type="dxa"/>
-            </w:tcMar>
-          </w:tcPr>
-          <w:p>
-            <w:pPr>
-              <w:spacing w:before="60" w:after="60" w:line="288" w:lineRule="auto"/>
-              <w:keepNext/>
-            </w:pPr>
-            <w:r>
-              <w:rPr>
-                <w:rFonts w:ascii="Arial" w:hAnsi="Arial" w:cs="Arial" w:eastAsia="Arial"/>
-                <w:b w:val="0"/>
-                <w:i w:val="0"/>
-                <w:color w:val="333333"/>
-                <w:sz w:val="21"/>
-              </w:rPr>
-              <w:t>92 500 ₽</w:t>
-            </w:r>
-          </w:p>
-        </w:tc>
-        <w:tc>
-          <w:tcPr>
-            <w:tcW w:type="dxa" w:w="2041"/>
-            <w:shd w:val="clear" w:color="auto" w:fill="E6F7F5"/>
-            <w:tcBorders>
-              <w:top w:val="single" w:sz="4" w:space="0" w:color="E2E8E6"/>
-              <w:left w:val="single" w:sz="4" w:space="0" w:color="E2E8E6"/>
-              <w:bottom w:val="single" w:sz="4" w:space="0" w:color="E2E8E6"/>
-              <w:right w:val="single" w:sz="4" w:space="0" w:color="E2E8E6"/>
-            </w:tcBorders>
-            <w:tcMar>
-              <w:top w:w="100" w:type="dxa"/>
-              <w:left w:w="140" w:type="dxa"/>
-              <w:bottom w:w="100" w:type="dxa"/>
-              <w:right w:w="140" w:type="dxa"/>
-            </w:tcMar>
-          </w:tcPr>
-          <w:p>
-            <w:pPr>
-              <w:spacing w:before="60" w:after="60" w:line="288" w:lineRule="auto"/>
-              <w:keepNext/>
-            </w:pPr>
-            <w:r>
-              <w:rPr>
-                <w:rFonts w:ascii="Arial" w:hAnsi="Arial" w:cs="Arial" w:eastAsia="Arial"/>
-                <w:b w:val="0"/>
-                <w:i w:val="0"/>
-                <w:color w:val="333333"/>
-                <w:sz w:val="21"/>
-              </w:rPr>
-              <w:t>125 000 ₽</w:t>
+              <w:t>Работает только над вашими проектами. Одни герои, автомобили и стиль — для ролика и серий. Один продюсер и общий чат.</w:t>
             </w:r>
           </w:p>
         </w:tc>
@@ -3882,149 +2897,8 @@
         </w:trPr>
         <w:tc>
           <w:tcPr>
-            <w:tcW w:type="dxa" w:w="3118"/>
-            <w:shd w:val="clear" w:color="auto" w:fill="FFFFFF"/>
-            <w:tcBorders>
-              <w:top w:val="single" w:sz="4" w:space="0" w:color="E2E8E6"/>
-              <w:left w:val="single" w:sz="4" w:space="0" w:color="E2E8E6"/>
-              <w:bottom w:val="single" w:sz="4" w:space="0" w:color="E2E8E6"/>
-              <w:right w:val="single" w:sz="4" w:space="0" w:color="E2E8E6"/>
-            </w:tcBorders>
-            <w:tcMar>
-              <w:top w:w="100" w:type="dxa"/>
-              <w:left w:w="140" w:type="dxa"/>
-              <w:bottom w:w="100" w:type="dxa"/>
-              <w:right w:w="140" w:type="dxa"/>
-            </w:tcMar>
-          </w:tcPr>
-          <w:p>
-            <w:pPr>
-              <w:spacing w:before="60" w:after="60" w:line="288" w:lineRule="auto"/>
-              <w:keepNext/>
-            </w:pPr>
-            <w:r>
-              <w:rPr>
-                <w:rFonts w:ascii="Arial" w:hAnsi="Arial" w:cs="Arial" w:eastAsia="Arial"/>
-                <w:b/>
-                <w:i w:val="0"/>
-                <w:color w:val="0E8F7D"/>
-                <w:sz w:val="21"/>
-              </w:rPr>
-              <w:t>После сдачи, 50%</w:t>
-            </w:r>
-          </w:p>
-        </w:tc>
-        <w:tc>
-          <w:tcPr>
-            <w:tcW w:type="dxa" w:w="2098"/>
-            <w:shd w:val="clear" w:color="auto" w:fill="FFFFFF"/>
-            <w:tcBorders>
-              <w:top w:val="single" w:sz="4" w:space="0" w:color="E2E8E6"/>
-              <w:left w:val="single" w:sz="4" w:space="0" w:color="E2E8E6"/>
-              <w:bottom w:val="single" w:sz="4" w:space="0" w:color="E2E8E6"/>
-              <w:right w:val="single" w:sz="4" w:space="0" w:color="E2E8E6"/>
-            </w:tcBorders>
-            <w:tcMar>
-              <w:top w:w="100" w:type="dxa"/>
-              <w:left w:w="140" w:type="dxa"/>
-              <w:bottom w:w="100" w:type="dxa"/>
-              <w:right w:w="140" w:type="dxa"/>
-            </w:tcMar>
-          </w:tcPr>
-          <w:p>
-            <w:pPr>
-              <w:spacing w:before="60" w:after="60" w:line="288" w:lineRule="auto"/>
-              <w:keepNext/>
-            </w:pPr>
-            <w:r>
-              <w:rPr>
-                <w:rFonts w:ascii="Arial" w:hAnsi="Arial" w:cs="Arial" w:eastAsia="Arial"/>
-                <w:b w:val="0"/>
-                <w:i w:val="0"/>
-                <w:color w:val="333333"/>
-                <w:sz w:val="21"/>
-              </w:rPr>
-              <w:t>67 500 ₽</w:t>
-            </w:r>
-          </w:p>
-        </w:tc>
-        <w:tc>
-          <w:tcPr>
-            <w:tcW w:type="dxa" w:w="2098"/>
-            <w:shd w:val="clear" w:color="auto" w:fill="FFFFFF"/>
-            <w:tcBorders>
-              <w:top w:val="single" w:sz="4" w:space="0" w:color="E2E8E6"/>
-              <w:left w:val="single" w:sz="4" w:space="0" w:color="E2E8E6"/>
-              <w:bottom w:val="single" w:sz="4" w:space="0" w:color="E2E8E6"/>
-              <w:right w:val="single" w:sz="4" w:space="0" w:color="E2E8E6"/>
-            </w:tcBorders>
-            <w:tcMar>
-              <w:top w:w="100" w:type="dxa"/>
-              <w:left w:w="140" w:type="dxa"/>
-              <w:bottom w:w="100" w:type="dxa"/>
-              <w:right w:w="140" w:type="dxa"/>
-            </w:tcMar>
-          </w:tcPr>
-          <w:p>
-            <w:pPr>
-              <w:spacing w:before="60" w:after="60" w:line="288" w:lineRule="auto"/>
-              <w:keepNext/>
-            </w:pPr>
-            <w:r>
-              <w:rPr>
-                <w:rFonts w:ascii="Arial" w:hAnsi="Arial" w:cs="Arial" w:eastAsia="Arial"/>
-                <w:b w:val="0"/>
-                <w:i w:val="0"/>
-                <w:color w:val="333333"/>
-                <w:sz w:val="21"/>
-              </w:rPr>
-              <w:t>92 500 ₽</w:t>
-            </w:r>
-          </w:p>
-        </w:tc>
-        <w:tc>
-          <w:tcPr>
             <w:tcW w:type="dxa" w:w="2041"/>
             <w:shd w:val="clear" w:color="auto" w:fill="FFFFFF"/>
-            <w:tcBorders>
-              <w:top w:val="single" w:sz="4" w:space="0" w:color="E2E8E6"/>
-              <w:left w:val="single" w:sz="4" w:space="0" w:color="E2E8E6"/>
-              <w:bottom w:val="single" w:sz="4" w:space="0" w:color="E2E8E6"/>
-              <w:right w:val="single" w:sz="4" w:space="0" w:color="E2E8E6"/>
-            </w:tcBorders>
-            <w:tcMar>
-              <w:top w:w="100" w:type="dxa"/>
-              <w:left w:w="140" w:type="dxa"/>
-              <w:bottom w:w="100" w:type="dxa"/>
-              <w:right w:w="140" w:type="dxa"/>
-            </w:tcMar>
-          </w:tcPr>
-          <w:p>
-            <w:pPr>
-              <w:spacing w:before="60" w:after="60" w:line="288" w:lineRule="auto"/>
-              <w:keepNext/>
-            </w:pPr>
-            <w:r>
-              <w:rPr>
-                <w:rFonts w:ascii="Arial" w:hAnsi="Arial" w:cs="Arial" w:eastAsia="Arial"/>
-                <w:b w:val="0"/>
-                <w:i w:val="0"/>
-                <w:color w:val="333333"/>
-                <w:sz w:val="21"/>
-              </w:rPr>
-              <w:t>125 000 ₽</w:t>
-            </w:r>
-          </w:p>
-        </w:tc>
-      </w:tr>
-      <w:tr>
-        <w:trPr>
-          <w:cantSplit/>
-        </w:trPr>
-        <w:tc>
-          <w:tcPr>
-            <w:tcW w:type="dxa" w:w="3118"/>
-            <w:shd w:val="clear" w:color="auto" w:fill="E6F7F5"/>
             <w:tcBorders>
               <w:top w:val="single" w:sz="4" w:space="0" w:color="E2E8E6"/>
               <w:left w:val="single" w:sz="4" w:space="0" w:color="E2E8E6"/>
@@ -4050,14 +2924,14 @@
                 <w:color w:val="0E8F7D"/>
                 <w:sz w:val="21"/>
               </w:rPr>
-              <w:t>Итого</w:t>
+              <w:t>Почему скидка</w:t>
             </w:r>
           </w:p>
         </w:tc>
         <w:tc>
           <w:tcPr>
-            <w:tcW w:type="dxa" w:w="2098"/>
-            <w:shd w:val="clear" w:color="auto" w:fill="E6F7F5"/>
+            <w:tcW w:type="dxa" w:w="7313"/>
+            <w:shd w:val="clear" w:color="auto" w:fill="FFFFFF"/>
             <w:tcBorders>
               <w:top w:val="single" w:sz="4" w:space="0" w:color="E2E8E6"/>
               <w:left w:val="single" w:sz="4" w:space="0" w:color="E2E8E6"/>
@@ -4083,337 +2957,7 @@
                 <w:color w:val="333333"/>
                 <w:sz w:val="21"/>
               </w:rPr>
-              <w:t>135 000 ₽</w:t>
-            </w:r>
-          </w:p>
-        </w:tc>
-        <w:tc>
-          <w:tcPr>
-            <w:tcW w:type="dxa" w:w="2098"/>
-            <w:shd w:val="clear" w:color="auto" w:fill="E6F7F5"/>
-            <w:tcBorders>
-              <w:top w:val="single" w:sz="4" w:space="0" w:color="E2E8E6"/>
-              <w:left w:val="single" w:sz="4" w:space="0" w:color="E2E8E6"/>
-              <w:bottom w:val="single" w:sz="4" w:space="0" w:color="E2E8E6"/>
-              <w:right w:val="single" w:sz="4" w:space="0" w:color="E2E8E6"/>
-            </w:tcBorders>
-            <w:tcMar>
-              <w:top w:w="100" w:type="dxa"/>
-              <w:left w:w="140" w:type="dxa"/>
-              <w:bottom w:w="100" w:type="dxa"/>
-              <w:right w:w="140" w:type="dxa"/>
-            </w:tcMar>
-          </w:tcPr>
-          <w:p>
-            <w:pPr>
-              <w:spacing w:before="60" w:after="60" w:line="288" w:lineRule="auto"/>
-            </w:pPr>
-            <w:r>
-              <w:rPr>
-                <w:rFonts w:ascii="Arial" w:hAnsi="Arial" w:cs="Arial" w:eastAsia="Arial"/>
-                <w:b w:val="0"/>
-                <w:i w:val="0"/>
-                <w:color w:val="333333"/>
-                <w:sz w:val="21"/>
-              </w:rPr>
-              <w:t>185 000 ₽</w:t>
-            </w:r>
-          </w:p>
-        </w:tc>
-        <w:tc>
-          <w:tcPr>
-            <w:tcW w:type="dxa" w:w="2041"/>
-            <w:shd w:val="clear" w:color="auto" w:fill="E6F7F5"/>
-            <w:tcBorders>
-              <w:top w:val="single" w:sz="4" w:space="0" w:color="E2E8E6"/>
-              <w:left w:val="single" w:sz="4" w:space="0" w:color="E2E8E6"/>
-              <w:bottom w:val="single" w:sz="4" w:space="0" w:color="E2E8E6"/>
-              <w:right w:val="single" w:sz="4" w:space="0" w:color="E2E8E6"/>
-            </w:tcBorders>
-            <w:tcMar>
-              <w:top w:w="100" w:type="dxa"/>
-              <w:left w:w="140" w:type="dxa"/>
-              <w:bottom w:w="100" w:type="dxa"/>
-              <w:right w:w="140" w:type="dxa"/>
-            </w:tcMar>
-          </w:tcPr>
-          <w:p>
-            <w:pPr>
-              <w:spacing w:before="60" w:after="60" w:line="288" w:lineRule="auto"/>
-            </w:pPr>
-            <w:r>
-              <w:rPr>
-                <w:rFonts w:ascii="Arial" w:hAnsi="Arial" w:cs="Arial" w:eastAsia="Arial"/>
-                <w:b w:val="0"/>
-                <w:i w:val="0"/>
-                <w:color w:val="333333"/>
-                <w:sz w:val="21"/>
-              </w:rPr>
-              <w:t>250 000 ₽</w:t>
-            </w:r>
-          </w:p>
-        </w:tc>
-      </w:tr>
-    </w:tbl>
-    <w:p>
-      <w:pPr>
-        <w:spacing w:before="400" w:after="200" w:line="264" w:lineRule="auto"/>
-        <w:pBdr>
-          <w:bottom w:val="single" w:sz="12" w:space="4" w:color="0E8F7D"/>
-        </w:pBdr>
-        <w:keepNext/>
-      </w:pPr>
-      <w:r>
-        <w:rPr>
-          <w:rFonts w:ascii="Arial" w:hAnsi="Arial" w:cs="Arial" w:eastAsia="Arial"/>
-          <w:b/>
-          <w:i w:val="0"/>
-          <w:color w:val="0E8F7D"/>
-          <w:sz w:val="36"/>
-        </w:rPr>
-        <w:t>ОТДЕЛЬНАЯ КОМАНДА ПОД FORMACAR · −10% НА ВЕСЬ ЗАКАЗ</w:t>
-      </w:r>
-    </w:p>
-    <w:p>
-      <w:pPr>
-        <w:spacing w:before="0" w:after="120" w:line="300" w:lineRule="auto"/>
-      </w:pPr>
-      <w:r>
-        <w:rPr>
-          <w:rFonts w:ascii="Arial" w:hAnsi="Arial" w:cs="Arial" w:eastAsia="Arial"/>
-          <w:b w:val="0"/>
-          <w:i w:val="0"/>
-          <w:color w:val="101010"/>
-          <w:sz w:val="22"/>
-        </w:rPr>
-        <w:t>Вам понравилось качество — давайте перейдём от разовых заказов к постоянной работе. Если запускаем ролик вместе с сериями, закрепляем за Formacar отдельную команду, которая работает только над вашими проектами.</w:t>
-      </w:r>
-    </w:p>
-    <w:tbl>
-      <w:tblPr>
-        <w:tblW w:type="auto" w:w="0"/>
-        <w:jc w:val="left"/>
-        <w:tblLayout w:type="fixed"/>
-        <w:tblLook w:firstColumn="1" w:firstRow="1" w:lastColumn="0" w:lastRow="0" w:noHBand="0" w:noVBand="1" w:val="04A0"/>
-        <w:tblLayout w:type="fixed"/>
-      </w:tblPr>
-      <w:tblGrid>
-        <w:gridCol w:w="2154"/>
-        <w:gridCol w:w="7200"/>
-      </w:tblGrid>
-      <w:tr>
-        <w:trPr>
-          <w:cantSplit/>
-        </w:trPr>
-        <w:tc>
-          <w:tcPr>
-            <w:tcW w:type="dxa" w:w="2154"/>
-            <w:shd w:val="clear" w:color="auto" w:fill="E6F7F5"/>
-            <w:tcBorders>
-              <w:top w:val="single" w:sz="4" w:space="0" w:color="E2E8E6"/>
-              <w:left w:val="single" w:sz="4" w:space="0" w:color="E2E8E6"/>
-              <w:bottom w:val="single" w:sz="4" w:space="0" w:color="E2E8E6"/>
-              <w:right w:val="single" w:sz="4" w:space="0" w:color="E2E8E6"/>
-            </w:tcBorders>
-            <w:tcMar>
-              <w:top w:w="100" w:type="dxa"/>
-              <w:left w:w="140" w:type="dxa"/>
-              <w:bottom w:w="100" w:type="dxa"/>
-              <w:right w:w="140" w:type="dxa"/>
-            </w:tcMar>
-          </w:tcPr>
-          <w:p>
-            <w:pPr>
-              <w:spacing w:before="60" w:after="60" w:line="288" w:lineRule="auto"/>
-              <w:keepNext/>
-            </w:pPr>
-            <w:r>
-              <w:rPr>
-                <w:rFonts w:ascii="Arial" w:hAnsi="Arial" w:cs="Arial" w:eastAsia="Arial"/>
-                <w:b/>
-                <w:i w:val="0"/>
-                <w:color w:val="0E8F7D"/>
-                <w:sz w:val="21"/>
-              </w:rPr>
-              <w:t>Что вы получаете</w:t>
-            </w:r>
-          </w:p>
-        </w:tc>
-        <w:tc>
-          <w:tcPr>
-            <w:tcW w:type="dxa" w:w="7200"/>
-            <w:shd w:val="clear" w:color="auto" w:fill="E6F7F5"/>
-            <w:tcBorders>
-              <w:top w:val="single" w:sz="4" w:space="0" w:color="E2E8E6"/>
-              <w:left w:val="single" w:sz="4" w:space="0" w:color="E2E8E6"/>
-              <w:bottom w:val="single" w:sz="4" w:space="0" w:color="E2E8E6"/>
-              <w:right w:val="single" w:sz="4" w:space="0" w:color="E2E8E6"/>
-            </w:tcBorders>
-            <w:tcMar>
-              <w:top w:w="100" w:type="dxa"/>
-              <w:left w:w="140" w:type="dxa"/>
-              <w:bottom w:w="100" w:type="dxa"/>
-              <w:right w:w="140" w:type="dxa"/>
-            </w:tcMar>
-          </w:tcPr>
-          <w:p>
-            <w:pPr>
-              <w:spacing w:before="60" w:after="60" w:line="288" w:lineRule="auto"/>
-              <w:keepNext/>
-            </w:pPr>
-            <w:r>
-              <w:rPr>
-                <w:rFonts w:ascii="Arial" w:hAnsi="Arial" w:cs="Arial" w:eastAsia="Arial"/>
-                <w:b w:val="0"/>
-                <w:i w:val="0"/>
-                <w:color w:val="333333"/>
-                <w:sz w:val="21"/>
-              </w:rPr>
-              <w:t>Свою команду: продюсер, сценарист, ИИ-художники, монтаж и звук. Единую библиотеку героев, автомобилей и локаций для ролика и всех серий. Фиксированный график выхода серий. Одного продюсера и общий чат на все проекты. Скидку 10% на весь заказ.</w:t>
-            </w:r>
-          </w:p>
-        </w:tc>
-      </w:tr>
-      <w:tr>
-        <w:trPr>
-          <w:cantSplit/>
-        </w:trPr>
-        <w:tc>
-          <w:tcPr>
-            <w:tcW w:type="dxa" w:w="2154"/>
-            <w:shd w:val="clear" w:color="auto" w:fill="FFFFFF"/>
-            <w:tcBorders>
-              <w:top w:val="single" w:sz="4" w:space="0" w:color="E2E8E6"/>
-              <w:left w:val="single" w:sz="4" w:space="0" w:color="E2E8E6"/>
-              <w:bottom w:val="single" w:sz="4" w:space="0" w:color="E2E8E6"/>
-              <w:right w:val="single" w:sz="4" w:space="0" w:color="E2E8E6"/>
-            </w:tcBorders>
-            <w:tcMar>
-              <w:top w:w="100" w:type="dxa"/>
-              <w:left w:w="140" w:type="dxa"/>
-              <w:bottom w:w="100" w:type="dxa"/>
-              <w:right w:w="140" w:type="dxa"/>
-            </w:tcMar>
-          </w:tcPr>
-          <w:p>
-            <w:pPr>
-              <w:spacing w:before="60" w:after="60" w:line="288" w:lineRule="auto"/>
-              <w:keepNext/>
-            </w:pPr>
-            <w:r>
-              <w:rPr>
-                <w:rFonts w:ascii="Arial" w:hAnsi="Arial" w:cs="Arial" w:eastAsia="Arial"/>
-                <w:b/>
-                <w:i w:val="0"/>
-                <w:color w:val="0E8F7D"/>
-                <w:sz w:val="21"/>
-              </w:rPr>
-              <w:t>Почему это дешевле</w:t>
-            </w:r>
-          </w:p>
-        </w:tc>
-        <w:tc>
-          <w:tcPr>
-            <w:tcW w:type="dxa" w:w="7200"/>
-            <w:shd w:val="clear" w:color="auto" w:fill="FFFFFF"/>
-            <w:tcBorders>
-              <w:top w:val="single" w:sz="4" w:space="0" w:color="E2E8E6"/>
-              <w:left w:val="single" w:sz="4" w:space="0" w:color="E2E8E6"/>
-              <w:bottom w:val="single" w:sz="4" w:space="0" w:color="E2E8E6"/>
-              <w:right w:val="single" w:sz="4" w:space="0" w:color="E2E8E6"/>
-            </w:tcBorders>
-            <w:tcMar>
-              <w:top w:w="100" w:type="dxa"/>
-              <w:left w:w="140" w:type="dxa"/>
-              <w:bottom w:w="100" w:type="dxa"/>
-              <w:right w:w="140" w:type="dxa"/>
-            </w:tcMar>
-          </w:tcPr>
-          <w:p>
-            <w:pPr>
-              <w:spacing w:before="60" w:after="60" w:line="288" w:lineRule="auto"/>
-              <w:keepNext/>
-            </w:pPr>
-            <w:r>
-              <w:rPr>
-                <w:rFonts w:ascii="Arial" w:hAnsi="Arial" w:cs="Arial" w:eastAsia="Arial"/>
-                <w:b w:val="0"/>
-                <w:i w:val="0"/>
-                <w:color w:val="333333"/>
-                <w:sz w:val="21"/>
-              </w:rPr>
-              <w:t>Команда не переключается между проектами. Героев, машины и стиль создаём один раз — и используем во всех сериях. Команда уже знает продукт — меньше правок и согласований. Экономию на производстве отдаём вам скидкой.</w:t>
-            </w:r>
-          </w:p>
-        </w:tc>
-      </w:tr>
-      <w:tr>
-        <w:trPr>
-          <w:cantSplit/>
-        </w:trPr>
-        <w:tc>
-          <w:tcPr>
-            <w:tcW w:type="dxa" w:w="2154"/>
-            <w:shd w:val="clear" w:color="auto" w:fill="E6F7F5"/>
-            <w:tcBorders>
-              <w:top w:val="single" w:sz="4" w:space="0" w:color="E2E8E6"/>
-              <w:left w:val="single" w:sz="4" w:space="0" w:color="E2E8E6"/>
-              <w:bottom w:val="single" w:sz="4" w:space="0" w:color="E2E8E6"/>
-              <w:right w:val="single" w:sz="4" w:space="0" w:color="E2E8E6"/>
-            </w:tcBorders>
-            <w:tcMar>
-              <w:top w:w="100" w:type="dxa"/>
-              <w:left w:w="140" w:type="dxa"/>
-              <w:bottom w:w="100" w:type="dxa"/>
-              <w:right w:w="140" w:type="dxa"/>
-            </w:tcMar>
-          </w:tcPr>
-          <w:p>
-            <w:pPr>
-              <w:spacing w:before="60" w:after="60" w:line="288" w:lineRule="auto"/>
-            </w:pPr>
-            <w:r>
-              <w:rPr>
-                <w:rFonts w:ascii="Arial" w:hAnsi="Arial" w:cs="Arial" w:eastAsia="Arial"/>
-                <w:b/>
-                <w:i w:val="0"/>
-                <w:color w:val="0E8F7D"/>
-                <w:sz w:val="21"/>
-              </w:rPr>
-              <w:t>Почему только на пакет</w:t>
-            </w:r>
-          </w:p>
-        </w:tc>
-        <w:tc>
-          <w:tcPr>
-            <w:tcW w:type="dxa" w:w="7200"/>
-            <w:shd w:val="clear" w:color="auto" w:fill="E6F7F5"/>
-            <w:tcBorders>
-              <w:top w:val="single" w:sz="4" w:space="0" w:color="E2E8E6"/>
-              <w:left w:val="single" w:sz="4" w:space="0" w:color="E2E8E6"/>
-              <w:bottom w:val="single" w:sz="4" w:space="0" w:color="E2E8E6"/>
-              <w:right w:val="single" w:sz="4" w:space="0" w:color="E2E8E6"/>
-            </w:tcBorders>
-            <w:tcMar>
-              <w:top w:w="100" w:type="dxa"/>
-              <w:left w:w="140" w:type="dxa"/>
-              <w:bottom w:w="100" w:type="dxa"/>
-              <w:right w:w="140" w:type="dxa"/>
-            </w:tcMar>
-          </w:tcPr>
-          <w:p>
-            <w:pPr>
-              <w:spacing w:before="60" w:after="60" w:line="288" w:lineRule="auto"/>
-            </w:pPr>
-            <w:r>
-              <w:rPr>
-                <w:rFonts w:ascii="Arial" w:hAnsi="Arial" w:cs="Arial" w:eastAsia="Arial"/>
-                <w:b w:val="0"/>
-                <w:i w:val="0"/>
-                <w:color w:val="333333"/>
-                <w:sz w:val="21"/>
-              </w:rPr>
-              <w:t>Отдельная команда — это люди, которых мы на несколько месяцев снимаем с других проектов. На разовых роликах и небольших бюджетах так работать невозможно, поэтому условие действует только на пакет «ролик + серии».</w:t>
+              <w:t>Команда не переключается между проектами. Героев и стиль создаём один раз — так дешевле. Эту экономию отдаём вам.</w:t>
             </w:r>
           </w:p>
         </w:tc>
@@ -4432,7 +2976,7 @@
           <w:color w:val="0E8F7D"/>
           <w:sz w:val="24"/>
         </w:rPr>
-        <w:t>Расчёт пакета</w:t>
+        <w:t>Стоимость со скидкой · ролик + 1 серия ~10 минут</w:t>
       </w:r>
     </w:p>
     <w:tbl>
@@ -4444,9 +2988,9 @@
         <w:tblLayout w:type="fixed"/>
       </w:tblPr>
       <w:tblGrid>
-        <w:gridCol w:w="3118"/>
-        <w:gridCol w:w="3118"/>
-        <w:gridCol w:w="3118"/>
+        <w:gridCol w:w="2835"/>
+        <w:gridCol w:w="3260"/>
+        <w:gridCol w:w="3260"/>
       </w:tblGrid>
       <w:tr>
         <w:trPr>
@@ -4455,7 +2999,7 @@
         </w:trPr>
         <w:tc>
           <w:tcPr>
-            <w:tcW w:type="dxa" w:w="3118"/>
+            <w:tcW w:type="dxa" w:w="2835"/>
             <w:shd w:val="clear" w:color="auto" w:fill="0E8F7D"/>
             <w:tcBorders>
               <w:top w:val="single" w:sz="4" w:space="0" w:color="0E8F7D"/>
@@ -4484,13 +3028,13 @@
                 <w:color w:val="FFFFFF"/>
                 <w:sz w:val="19"/>
               </w:rPr>
-              <w:t>Состав</w:t>
+              <w:t>Презентационный ролик</w:t>
             </w:r>
           </w:p>
         </w:tc>
         <w:tc>
           <w:tcPr>
-            <w:tcW w:type="dxa" w:w="3118"/>
+            <w:tcW w:type="dxa" w:w="3260"/>
             <w:shd w:val="clear" w:color="auto" w:fill="0E8F7D"/>
             <w:tcBorders>
               <w:top w:val="single" w:sz="4" w:space="0" w:color="0E8F7D"/>
@@ -4519,13 +3063,13 @@
                 <w:color w:val="FFFFFF"/>
                 <w:sz w:val="19"/>
               </w:rPr>
-              <w:t>Ролик «Премиум» + 10 серий «Экшн»</w:t>
+              <w:t>+ серия «Экшн» (320 000 ₽)</w:t>
             </w:r>
           </w:p>
         </w:tc>
         <w:tc>
           <w:tcPr>
-            <w:tcW w:type="dxa" w:w="3118"/>
+            <w:tcW w:type="dxa" w:w="3260"/>
             <w:shd w:val="clear" w:color="auto" w:fill="0E8F7D"/>
             <w:tcBorders>
               <w:top w:val="single" w:sz="4" w:space="0" w:color="0E8F7D"/>
@@ -4554,7 +3098,7 @@
                 <w:color w:val="FFFFFF"/>
                 <w:sz w:val="19"/>
               </w:rPr>
-              <w:t>Ролик «Максимум» + 10 серий «Блокбастер»</w:t>
+              <w:t>+ серия «Блокбастер» (550 000 ₽)</w:t>
             </w:r>
           </w:p>
         </w:tc>
@@ -4565,7 +3109,7 @@
         </w:trPr>
         <w:tc>
           <w:tcPr>
-            <w:tcW w:type="dxa" w:w="3118"/>
+            <w:tcW w:type="dxa" w:w="2835"/>
             <w:shd w:val="clear" w:color="auto" w:fill="E6F7F5"/>
             <w:tcBorders>
               <w:top w:val="single" w:sz="4" w:space="0" w:color="E2E8E6"/>
@@ -4593,13 +3137,13 @@
                 <w:color w:val="0E8F7D"/>
                 <w:sz w:val="20"/>
               </w:rPr>
-              <w:t>Презентационный ролик</w:t>
+              <w:t>Стандарт · 135 000 ₽</w:t>
             </w:r>
           </w:p>
         </w:tc>
         <w:tc>
           <w:tcPr>
-            <w:tcW w:type="dxa" w:w="3118"/>
+            <w:tcW w:type="dxa" w:w="3260"/>
             <w:shd w:val="clear" w:color="auto" w:fill="E6F7F5"/>
             <w:tcBorders>
               <w:top w:val="single" w:sz="4" w:space="0" w:color="E2E8E6"/>
@@ -4627,13 +3171,13 @@
                 <w:color w:val="333333"/>
                 <w:sz w:val="20"/>
               </w:rPr>
-              <w:t>185 000 ₽</w:t>
+              <w:t>409 500 ₽ вместо 455 000 ₽</w:t>
             </w:r>
           </w:p>
         </w:tc>
         <w:tc>
           <w:tcPr>
-            <w:tcW w:type="dxa" w:w="3118"/>
+            <w:tcW w:type="dxa" w:w="3260"/>
             <w:shd w:val="clear" w:color="auto" w:fill="E6F7F5"/>
             <w:tcBorders>
               <w:top w:val="single" w:sz="4" w:space="0" w:color="E2E8E6"/>
@@ -4661,7 +3205,7 @@
                 <w:color w:val="333333"/>
                 <w:sz w:val="20"/>
               </w:rPr>
-              <w:t>250 000 ₽</w:t>
+              <w:t>616 500 ₽ вместо 685 000 ₽</w:t>
             </w:r>
           </w:p>
         </w:tc>
@@ -4672,7 +3216,7 @@
         </w:trPr>
         <w:tc>
           <w:tcPr>
-            <w:tcW w:type="dxa" w:w="3118"/>
+            <w:tcW w:type="dxa" w:w="2835"/>
             <w:shd w:val="clear" w:color="auto" w:fill="FFFFFF"/>
             <w:tcBorders>
               <w:top w:val="single" w:sz="4" w:space="0" w:color="E2E8E6"/>
@@ -4700,13 +3244,13 @@
                 <w:color w:val="0E8F7D"/>
                 <w:sz w:val="20"/>
               </w:rPr>
-              <w:t>10 серий по ~10 минут</w:t>
+              <w:t>Премиум · 185 000 ₽</w:t>
             </w:r>
           </w:p>
         </w:tc>
         <w:tc>
           <w:tcPr>
-            <w:tcW w:type="dxa" w:w="3118"/>
+            <w:tcW w:type="dxa" w:w="3260"/>
             <w:shd w:val="clear" w:color="auto" w:fill="FFFFFF"/>
             <w:tcBorders>
               <w:top w:val="single" w:sz="4" w:space="0" w:color="E2E8E6"/>
@@ -4734,13 +3278,13 @@
                 <w:color w:val="333333"/>
                 <w:sz w:val="20"/>
               </w:rPr>
-              <w:t>2 550 000 ₽</w:t>
+              <w:t>454 500 ₽ вместо 505 000 ₽</w:t>
             </w:r>
           </w:p>
         </w:tc>
         <w:tc>
           <w:tcPr>
-            <w:tcW w:type="dxa" w:w="3118"/>
+            <w:tcW w:type="dxa" w:w="3260"/>
             <w:shd w:val="clear" w:color="auto" w:fill="FFFFFF"/>
             <w:tcBorders>
               <w:top w:val="single" w:sz="4" w:space="0" w:color="E2E8E6"/>
@@ -4768,7 +3312,7 @@
                 <w:color w:val="333333"/>
                 <w:sz w:val="20"/>
               </w:rPr>
-              <w:t>4 350 000 ₽</w:t>
+              <w:t>661 500 ₽ вместо 735 000 ₽</w:t>
             </w:r>
           </w:p>
         </w:tc>
@@ -4779,435 +3323,7 @@
         </w:trPr>
         <w:tc>
           <w:tcPr>
-            <w:tcW w:type="dxa" w:w="3118"/>
-            <w:shd w:val="clear" w:color="auto" w:fill="E6F7F5"/>
-            <w:tcBorders>
-              <w:top w:val="single" w:sz="4" w:space="0" w:color="E2E8E6"/>
-              <w:left w:val="single" w:sz="4" w:space="0" w:color="E2E8E6"/>
-              <w:bottom w:val="single" w:sz="4" w:space="0" w:color="E2E8E6"/>
-              <w:right w:val="single" w:sz="4" w:space="0" w:color="E2E8E6"/>
-            </w:tcBorders>
-            <w:tcMar>
-              <w:top w:w="100" w:type="dxa"/>
-              <w:left w:w="140" w:type="dxa"/>
-              <w:bottom w:w="100" w:type="dxa"/>
-              <w:right w:w="140" w:type="dxa"/>
-            </w:tcMar>
-          </w:tcPr>
-          <w:p>
-            <w:pPr>
-              <w:spacing w:before="60" w:after="60" w:line="288" w:lineRule="auto"/>
-              <w:keepNext/>
-            </w:pPr>
-            <w:r>
-              <w:rPr>
-                <w:rFonts w:ascii="Arial" w:hAnsi="Arial" w:cs="Arial" w:eastAsia="Arial"/>
-                <w:b/>
-                <w:i w:val="0"/>
-                <w:color w:val="0E8F7D"/>
-                <w:sz w:val="20"/>
-              </w:rPr>
-              <w:t>Сумма без скидки</w:t>
-            </w:r>
-          </w:p>
-        </w:tc>
-        <w:tc>
-          <w:tcPr>
-            <w:tcW w:type="dxa" w:w="3118"/>
-            <w:shd w:val="clear" w:color="auto" w:fill="E6F7F5"/>
-            <w:tcBorders>
-              <w:top w:val="single" w:sz="4" w:space="0" w:color="E2E8E6"/>
-              <w:left w:val="single" w:sz="4" w:space="0" w:color="E2E8E6"/>
-              <w:bottom w:val="single" w:sz="4" w:space="0" w:color="E2E8E6"/>
-              <w:right w:val="single" w:sz="4" w:space="0" w:color="E2E8E6"/>
-            </w:tcBorders>
-            <w:tcMar>
-              <w:top w:w="100" w:type="dxa"/>
-              <w:left w:w="140" w:type="dxa"/>
-              <w:bottom w:w="100" w:type="dxa"/>
-              <w:right w:w="140" w:type="dxa"/>
-            </w:tcMar>
-          </w:tcPr>
-          <w:p>
-            <w:pPr>
-              <w:spacing w:before="60" w:after="60" w:line="288" w:lineRule="auto"/>
-              <w:keepNext/>
-            </w:pPr>
-            <w:r>
-              <w:rPr>
-                <w:rFonts w:ascii="Arial" w:hAnsi="Arial" w:cs="Arial" w:eastAsia="Arial"/>
-                <w:b w:val="0"/>
-                <w:i w:val="0"/>
-                <w:color w:val="333333"/>
-                <w:sz w:val="20"/>
-              </w:rPr>
-              <w:t>2 735 000 ₽</w:t>
-            </w:r>
-          </w:p>
-        </w:tc>
-        <w:tc>
-          <w:tcPr>
-            <w:tcW w:type="dxa" w:w="3118"/>
-            <w:shd w:val="clear" w:color="auto" w:fill="E6F7F5"/>
-            <w:tcBorders>
-              <w:top w:val="single" w:sz="4" w:space="0" w:color="E2E8E6"/>
-              <w:left w:val="single" w:sz="4" w:space="0" w:color="E2E8E6"/>
-              <w:bottom w:val="single" w:sz="4" w:space="0" w:color="E2E8E6"/>
-              <w:right w:val="single" w:sz="4" w:space="0" w:color="E2E8E6"/>
-            </w:tcBorders>
-            <w:tcMar>
-              <w:top w:w="100" w:type="dxa"/>
-              <w:left w:w="140" w:type="dxa"/>
-              <w:bottom w:w="100" w:type="dxa"/>
-              <w:right w:w="140" w:type="dxa"/>
-            </w:tcMar>
-          </w:tcPr>
-          <w:p>
-            <w:pPr>
-              <w:spacing w:before="60" w:after="60" w:line="288" w:lineRule="auto"/>
-              <w:keepNext/>
-            </w:pPr>
-            <w:r>
-              <w:rPr>
-                <w:rFonts w:ascii="Arial" w:hAnsi="Arial" w:cs="Arial" w:eastAsia="Arial"/>
-                <w:b w:val="0"/>
-                <w:i w:val="0"/>
-                <w:color w:val="333333"/>
-                <w:sz w:val="20"/>
-              </w:rPr>
-              <w:t>4 600 000 ₽</w:t>
-            </w:r>
-          </w:p>
-        </w:tc>
-      </w:tr>
-      <w:tr>
-        <w:trPr>
-          <w:cantSplit/>
-        </w:trPr>
-        <w:tc>
-          <w:tcPr>
-            <w:tcW w:type="dxa" w:w="3118"/>
-            <w:shd w:val="clear" w:color="auto" w:fill="FFFFFF"/>
-            <w:tcBorders>
-              <w:top w:val="single" w:sz="4" w:space="0" w:color="E2E8E6"/>
-              <w:left w:val="single" w:sz="4" w:space="0" w:color="E2E8E6"/>
-              <w:bottom w:val="single" w:sz="4" w:space="0" w:color="E2E8E6"/>
-              <w:right w:val="single" w:sz="4" w:space="0" w:color="E2E8E6"/>
-            </w:tcBorders>
-            <w:tcMar>
-              <w:top w:w="100" w:type="dxa"/>
-              <w:left w:w="140" w:type="dxa"/>
-              <w:bottom w:w="100" w:type="dxa"/>
-              <w:right w:w="140" w:type="dxa"/>
-            </w:tcMar>
-          </w:tcPr>
-          <w:p>
-            <w:pPr>
-              <w:spacing w:before="60" w:after="60" w:line="288" w:lineRule="auto"/>
-              <w:keepNext/>
-            </w:pPr>
-            <w:r>
-              <w:rPr>
-                <w:rFonts w:ascii="Arial" w:hAnsi="Arial" w:cs="Arial" w:eastAsia="Arial"/>
-                <w:b/>
-                <w:i w:val="0"/>
-                <w:color w:val="0E8F7D"/>
-                <w:sz w:val="20"/>
-              </w:rPr>
-              <w:t>Скидка 10%</w:t>
-            </w:r>
-          </w:p>
-        </w:tc>
-        <w:tc>
-          <w:tcPr>
-            <w:tcW w:type="dxa" w:w="3118"/>
-            <w:shd w:val="clear" w:color="auto" w:fill="FFFFFF"/>
-            <w:tcBorders>
-              <w:top w:val="single" w:sz="4" w:space="0" w:color="E2E8E6"/>
-              <w:left w:val="single" w:sz="4" w:space="0" w:color="E2E8E6"/>
-              <w:bottom w:val="single" w:sz="4" w:space="0" w:color="E2E8E6"/>
-              <w:right w:val="single" w:sz="4" w:space="0" w:color="E2E8E6"/>
-            </w:tcBorders>
-            <w:tcMar>
-              <w:top w:w="100" w:type="dxa"/>
-              <w:left w:w="140" w:type="dxa"/>
-              <w:bottom w:w="100" w:type="dxa"/>
-              <w:right w:w="140" w:type="dxa"/>
-            </w:tcMar>
-          </w:tcPr>
-          <w:p>
-            <w:pPr>
-              <w:spacing w:before="60" w:after="60" w:line="288" w:lineRule="auto"/>
-              <w:keepNext/>
-            </w:pPr>
-            <w:r>
-              <w:rPr>
-                <w:rFonts w:ascii="Arial" w:hAnsi="Arial" w:cs="Arial" w:eastAsia="Arial"/>
-                <w:b w:val="0"/>
-                <w:i w:val="0"/>
-                <w:color w:val="333333"/>
-                <w:sz w:val="20"/>
-              </w:rPr>
-              <w:t>−273 500 ₽</w:t>
-            </w:r>
-          </w:p>
-        </w:tc>
-        <w:tc>
-          <w:tcPr>
-            <w:tcW w:type="dxa" w:w="3118"/>
-            <w:shd w:val="clear" w:color="auto" w:fill="FFFFFF"/>
-            <w:tcBorders>
-              <w:top w:val="single" w:sz="4" w:space="0" w:color="E2E8E6"/>
-              <w:left w:val="single" w:sz="4" w:space="0" w:color="E2E8E6"/>
-              <w:bottom w:val="single" w:sz="4" w:space="0" w:color="E2E8E6"/>
-              <w:right w:val="single" w:sz="4" w:space="0" w:color="E2E8E6"/>
-            </w:tcBorders>
-            <w:tcMar>
-              <w:top w:w="100" w:type="dxa"/>
-              <w:left w:w="140" w:type="dxa"/>
-              <w:bottom w:w="100" w:type="dxa"/>
-              <w:right w:w="140" w:type="dxa"/>
-            </w:tcMar>
-          </w:tcPr>
-          <w:p>
-            <w:pPr>
-              <w:spacing w:before="60" w:after="60" w:line="288" w:lineRule="auto"/>
-              <w:keepNext/>
-            </w:pPr>
-            <w:r>
-              <w:rPr>
-                <w:rFonts w:ascii="Arial" w:hAnsi="Arial" w:cs="Arial" w:eastAsia="Arial"/>
-                <w:b w:val="0"/>
-                <w:i w:val="0"/>
-                <w:color w:val="333333"/>
-                <w:sz w:val="20"/>
-              </w:rPr>
-              <w:t>−460 000 ₽</w:t>
-            </w:r>
-          </w:p>
-        </w:tc>
-      </w:tr>
-      <w:tr>
-        <w:trPr>
-          <w:cantSplit/>
-        </w:trPr>
-        <w:tc>
-          <w:tcPr>
-            <w:tcW w:type="dxa" w:w="3118"/>
-            <w:shd w:val="clear" w:color="auto" w:fill="E6F7F5"/>
-            <w:tcBorders>
-              <w:top w:val="single" w:sz="4" w:space="0" w:color="E2E8E6"/>
-              <w:left w:val="single" w:sz="4" w:space="0" w:color="E2E8E6"/>
-              <w:bottom w:val="single" w:sz="4" w:space="0" w:color="E2E8E6"/>
-              <w:right w:val="single" w:sz="4" w:space="0" w:color="E2E8E6"/>
-            </w:tcBorders>
-            <w:tcMar>
-              <w:top w:w="100" w:type="dxa"/>
-              <w:left w:w="140" w:type="dxa"/>
-              <w:bottom w:w="100" w:type="dxa"/>
-              <w:right w:w="140" w:type="dxa"/>
-            </w:tcMar>
-          </w:tcPr>
-          <w:p>
-            <w:pPr>
-              <w:spacing w:before="60" w:after="60" w:line="288" w:lineRule="auto"/>
-              <w:keepNext/>
-            </w:pPr>
-            <w:r>
-              <w:rPr>
-                <w:rFonts w:ascii="Arial" w:hAnsi="Arial" w:cs="Arial" w:eastAsia="Arial"/>
-                <w:b/>
-                <w:i w:val="0"/>
-                <w:color w:val="0E8F7D"/>
-                <w:sz w:val="20"/>
-              </w:rPr>
-              <w:t>Итого за пакет</w:t>
-            </w:r>
-          </w:p>
-        </w:tc>
-        <w:tc>
-          <w:tcPr>
-            <w:tcW w:type="dxa" w:w="3118"/>
-            <w:shd w:val="clear" w:color="auto" w:fill="E6F7F5"/>
-            <w:tcBorders>
-              <w:top w:val="single" w:sz="4" w:space="0" w:color="E2E8E6"/>
-              <w:left w:val="single" w:sz="4" w:space="0" w:color="E2E8E6"/>
-              <w:bottom w:val="single" w:sz="4" w:space="0" w:color="E2E8E6"/>
-              <w:right w:val="single" w:sz="4" w:space="0" w:color="E2E8E6"/>
-            </w:tcBorders>
-            <w:tcMar>
-              <w:top w:w="100" w:type="dxa"/>
-              <w:left w:w="140" w:type="dxa"/>
-              <w:bottom w:w="100" w:type="dxa"/>
-              <w:right w:w="140" w:type="dxa"/>
-            </w:tcMar>
-          </w:tcPr>
-          <w:p>
-            <w:pPr>
-              <w:spacing w:before="60" w:after="60" w:line="288" w:lineRule="auto"/>
-              <w:keepNext/>
-            </w:pPr>
-            <w:r>
-              <w:rPr>
-                <w:rFonts w:ascii="Arial" w:hAnsi="Arial" w:cs="Arial" w:eastAsia="Arial"/>
-                <w:b w:val="0"/>
-                <w:i w:val="0"/>
-                <w:color w:val="333333"/>
-                <w:sz w:val="20"/>
-              </w:rPr>
-              <w:t>2 461 500 ₽</w:t>
-            </w:r>
-          </w:p>
-        </w:tc>
-        <w:tc>
-          <w:tcPr>
-            <w:tcW w:type="dxa" w:w="3118"/>
-            <w:shd w:val="clear" w:color="auto" w:fill="E6F7F5"/>
-            <w:tcBorders>
-              <w:top w:val="single" w:sz="4" w:space="0" w:color="E2E8E6"/>
-              <w:left w:val="single" w:sz="4" w:space="0" w:color="E2E8E6"/>
-              <w:bottom w:val="single" w:sz="4" w:space="0" w:color="E2E8E6"/>
-              <w:right w:val="single" w:sz="4" w:space="0" w:color="E2E8E6"/>
-            </w:tcBorders>
-            <w:tcMar>
-              <w:top w:w="100" w:type="dxa"/>
-              <w:left w:w="140" w:type="dxa"/>
-              <w:bottom w:w="100" w:type="dxa"/>
-              <w:right w:w="140" w:type="dxa"/>
-            </w:tcMar>
-          </w:tcPr>
-          <w:p>
-            <w:pPr>
-              <w:spacing w:before="60" w:after="60" w:line="288" w:lineRule="auto"/>
-              <w:keepNext/>
-            </w:pPr>
-            <w:r>
-              <w:rPr>
-                <w:rFonts w:ascii="Arial" w:hAnsi="Arial" w:cs="Arial" w:eastAsia="Arial"/>
-                <w:b w:val="0"/>
-                <w:i w:val="0"/>
-                <w:color w:val="333333"/>
-                <w:sz w:val="20"/>
-              </w:rPr>
-              <w:t>4 140 000 ₽</w:t>
-            </w:r>
-          </w:p>
-        </w:tc>
-      </w:tr>
-      <w:tr>
-        <w:trPr>
-          <w:cantSplit/>
-        </w:trPr>
-        <w:tc>
-          <w:tcPr>
-            <w:tcW w:type="dxa" w:w="3118"/>
-            <w:shd w:val="clear" w:color="auto" w:fill="FFFFFF"/>
-            <w:tcBorders>
-              <w:top w:val="single" w:sz="4" w:space="0" w:color="E2E8E6"/>
-              <w:left w:val="single" w:sz="4" w:space="0" w:color="E2E8E6"/>
-              <w:bottom w:val="single" w:sz="4" w:space="0" w:color="E2E8E6"/>
-              <w:right w:val="single" w:sz="4" w:space="0" w:color="E2E8E6"/>
-            </w:tcBorders>
-            <w:tcMar>
-              <w:top w:w="100" w:type="dxa"/>
-              <w:left w:w="140" w:type="dxa"/>
-              <w:bottom w:w="100" w:type="dxa"/>
-              <w:right w:w="140" w:type="dxa"/>
-            </w:tcMar>
-          </w:tcPr>
-          <w:p>
-            <w:pPr>
-              <w:spacing w:before="60" w:after="60" w:line="288" w:lineRule="auto"/>
-              <w:keepNext/>
-            </w:pPr>
-            <w:r>
-              <w:rPr>
-                <w:rFonts w:ascii="Arial" w:hAnsi="Arial" w:cs="Arial" w:eastAsia="Arial"/>
-                <w:b/>
-                <w:i w:val="0"/>
-                <w:color w:val="0E8F7D"/>
-                <w:sz w:val="20"/>
-              </w:rPr>
-              <w:t>Серия со скидкой</w:t>
-            </w:r>
-          </w:p>
-        </w:tc>
-        <w:tc>
-          <w:tcPr>
-            <w:tcW w:type="dxa" w:w="3118"/>
-            <w:shd w:val="clear" w:color="auto" w:fill="FFFFFF"/>
-            <w:tcBorders>
-              <w:top w:val="single" w:sz="4" w:space="0" w:color="E2E8E6"/>
-              <w:left w:val="single" w:sz="4" w:space="0" w:color="E2E8E6"/>
-              <w:bottom w:val="single" w:sz="4" w:space="0" w:color="E2E8E6"/>
-              <w:right w:val="single" w:sz="4" w:space="0" w:color="E2E8E6"/>
-            </w:tcBorders>
-            <w:tcMar>
-              <w:top w:w="100" w:type="dxa"/>
-              <w:left w:w="140" w:type="dxa"/>
-              <w:bottom w:w="100" w:type="dxa"/>
-              <w:right w:w="140" w:type="dxa"/>
-            </w:tcMar>
-          </w:tcPr>
-          <w:p>
-            <w:pPr>
-              <w:spacing w:before="60" w:after="60" w:line="288" w:lineRule="auto"/>
-              <w:keepNext/>
-            </w:pPr>
-            <w:r>
-              <w:rPr>
-                <w:rFonts w:ascii="Arial" w:hAnsi="Arial" w:cs="Arial" w:eastAsia="Arial"/>
-                <w:b w:val="0"/>
-                <w:i w:val="0"/>
-                <w:color w:val="333333"/>
-                <w:sz w:val="20"/>
-              </w:rPr>
-              <w:t>229 500 ₽</w:t>
-            </w:r>
-          </w:p>
-        </w:tc>
-        <w:tc>
-          <w:tcPr>
-            <w:tcW w:type="dxa" w:w="3118"/>
-            <w:shd w:val="clear" w:color="auto" w:fill="FFFFFF"/>
-            <w:tcBorders>
-              <w:top w:val="single" w:sz="4" w:space="0" w:color="E2E8E6"/>
-              <w:left w:val="single" w:sz="4" w:space="0" w:color="E2E8E6"/>
-              <w:bottom w:val="single" w:sz="4" w:space="0" w:color="E2E8E6"/>
-              <w:right w:val="single" w:sz="4" w:space="0" w:color="E2E8E6"/>
-            </w:tcBorders>
-            <w:tcMar>
-              <w:top w:w="100" w:type="dxa"/>
-              <w:left w:w="140" w:type="dxa"/>
-              <w:bottom w:w="100" w:type="dxa"/>
-              <w:right w:w="140" w:type="dxa"/>
-            </w:tcMar>
-          </w:tcPr>
-          <w:p>
-            <w:pPr>
-              <w:spacing w:before="60" w:after="60" w:line="288" w:lineRule="auto"/>
-              <w:keepNext/>
-            </w:pPr>
-            <w:r>
-              <w:rPr>
-                <w:rFonts w:ascii="Arial" w:hAnsi="Arial" w:cs="Arial" w:eastAsia="Arial"/>
-                <w:b w:val="0"/>
-                <w:i w:val="0"/>
-                <w:color w:val="333333"/>
-                <w:sz w:val="20"/>
-              </w:rPr>
-              <w:t>391 500 ₽</w:t>
-            </w:r>
-          </w:p>
-        </w:tc>
-      </w:tr>
-      <w:tr>
-        <w:trPr>
-          <w:cantSplit/>
-        </w:trPr>
-        <w:tc>
-          <w:tcPr>
-            <w:tcW w:type="dxa" w:w="3118"/>
+            <w:tcW w:type="dxa" w:w="2835"/>
             <w:shd w:val="clear" w:color="auto" w:fill="E6F7F5"/>
             <w:tcBorders>
               <w:top w:val="single" w:sz="4" w:space="0" w:color="E2E8E6"/>
@@ -5234,13 +3350,13 @@
                 <w:color w:val="0E8F7D"/>
                 <w:sz w:val="20"/>
               </w:rPr>
-              <w:t>Аванс при подписании</w:t>
+              <w:t>Максимум · 250 000 ₽</w:t>
             </w:r>
           </w:p>
         </w:tc>
         <w:tc>
           <w:tcPr>
-            <w:tcW w:type="dxa" w:w="3118"/>
+            <w:tcW w:type="dxa" w:w="3260"/>
             <w:shd w:val="clear" w:color="auto" w:fill="E6F7F5"/>
             <w:tcBorders>
               <w:top w:val="single" w:sz="4" w:space="0" w:color="E2E8E6"/>
@@ -5267,13 +3383,13 @@
                 <w:color w:val="333333"/>
                 <w:sz w:val="20"/>
               </w:rPr>
-              <w:t>198 000 ₽</w:t>
+              <w:t>513 000 ₽ вместо 570 000 ₽</w:t>
             </w:r>
           </w:p>
         </w:tc>
         <w:tc>
           <w:tcPr>
-            <w:tcW w:type="dxa" w:w="3118"/>
+            <w:tcW w:type="dxa" w:w="3260"/>
             <w:shd w:val="clear" w:color="auto" w:fill="E6F7F5"/>
             <w:tcBorders>
               <w:top w:val="single" w:sz="4" w:space="0" w:color="E2E8E6"/>
@@ -5300,7 +3416,7 @@
                 <w:color w:val="333333"/>
                 <w:sz w:val="20"/>
               </w:rPr>
-              <w:t>308 250 ₽</w:t>
+              <w:t>720 000 ₽ вместо 800 000 ₽</w:t>
             </w:r>
           </w:p>
         </w:tc>
@@ -5318,7 +3434,22 @@
           <w:color w:val="6B6B6B"/>
           <w:sz w:val="19"/>
         </w:rPr>
-        <w:t>Скидка действует для любого формата ролика и серий. Цены серий — из нашего предложения: «Экшн» — 255 000 ₽, «Блокбастер» — 435 000 ₽ за серию при заказе от 10. Аванс при подписании — 50% за ролик и первую серию; дальше по сериям: 50% до старта, 50% после сдачи.</w:t>
+        <w:t>Оплата — 50% при подписании договора, 50% после сдачи.</w:t>
+      </w:r>
+    </w:p>
+    <w:p>
+      <w:pPr>
+        <w:spacing w:before="120" w:after="120" w:line="300" w:lineRule="auto"/>
+      </w:pPr>
+      <w:r>
+        <w:rPr>
+          <w:rFonts w:ascii="Arial" w:hAnsi="Arial" w:cs="Arial" w:eastAsia="Arial"/>
+          <w:b w:val="0"/>
+          <w:i w:val="0"/>
+          <w:color w:val="333333"/>
+          <w:sz w:val="22"/>
+        </w:rPr>
+        <w:t>Если сразу заказываете 10 серий: серии идут по пакетной цене — «Экшн» 255 000 ₽ вместо 320 000 ₽, «Блокбастер» 435 000 ₽ вместо 550 000 ₽ — и сверху те же −10% на весь заказ. Например, ролик «Стандарт» + 10 серий «Экшн»: 2 416 500 ₽ вместо 2 685 000 ₽.</w:t>
       </w:r>
     </w:p>
     <w:p>
@@ -5333,1220 +3464,9 @@
           <w:color w:val="0E8F7D"/>
           <w:sz w:val="21"/>
         </w:rPr>
-        <w:t>Закрепляем команду и скидку 10% при подписании договора на ролик и 10 серий до пятницы, 30 октября.</w:t>
+        <w:t>Скидка 10% и отдельная команда — при подписании договора на ролик и серию до пятницы, 30 октября.</w:t>
       </w:r>
     </w:p>
-    <w:p>
-      <w:pPr>
-        <w:spacing w:before="400" w:after="200" w:line="264" w:lineRule="auto"/>
-        <w:pBdr>
-          <w:bottom w:val="single" w:sz="12" w:space="4" w:color="0E8F7D"/>
-        </w:pBdr>
-        <w:keepNext/>
-      </w:pPr>
-      <w:r>
-        <w:rPr>
-          <w:rFonts w:ascii="Arial" w:hAnsi="Arial" w:cs="Arial" w:eastAsia="Arial"/>
-          <w:b/>
-          <w:i w:val="0"/>
-          <w:color w:val="0E8F7D"/>
-          <w:sz w:val="36"/>
-        </w:rPr>
-        <w:t>СРОКИ РОЛИКА, РАБОЧИХ ДНЕЙ</w:t>
-      </w:r>
-    </w:p>
-    <w:tbl>
-      <w:tblPr>
-        <w:tblW w:type="auto" w:w="0"/>
-        <w:jc w:val="left"/>
-        <w:tblLayout w:type="fixed"/>
-        <w:tblLook w:firstColumn="1" w:firstRow="1" w:lastColumn="0" w:lastRow="0" w:noHBand="0" w:noVBand="1" w:val="04A0"/>
-        <w:tblLayout w:type="fixed"/>
-      </w:tblPr>
-      <w:tblGrid>
-        <w:gridCol w:w="4819"/>
-        <w:gridCol w:w="1531"/>
-        <w:gridCol w:w="1531"/>
-        <w:gridCol w:w="1474"/>
-      </w:tblGrid>
-      <w:tr>
-        <w:trPr>
-          <w:tblHeader/>
-          <w:cantSplit/>
-        </w:trPr>
-        <w:tc>
-          <w:tcPr>
-            <w:tcW w:type="dxa" w:w="4819"/>
-            <w:shd w:val="clear" w:color="auto" w:fill="0E8F7D"/>
-            <w:tcBorders>
-              <w:top w:val="single" w:sz="4" w:space="0" w:color="0E8F7D"/>
-              <w:left w:val="single" w:sz="4" w:space="0" w:color="0E8F7D"/>
-              <w:bottom w:val="single" w:sz="4" w:space="0" w:color="0E8F7D"/>
-              <w:right w:val="single" w:sz="4" w:space="0" w:color="0E8F7D"/>
-            </w:tcBorders>
-            <w:tcMar>
-              <w:top w:w="100" w:type="dxa"/>
-              <w:left w:w="140" w:type="dxa"/>
-              <w:bottom w:w="100" w:type="dxa"/>
-              <w:right w:w="140" w:type="dxa"/>
-            </w:tcMar>
-            <w:vAlign w:val="center"/>
-          </w:tcPr>
-          <w:p>
-            <w:pPr>
-              <w:spacing w:before="60" w:after="60" w:line="288" w:lineRule="auto"/>
-              <w:keepNext/>
-            </w:pPr>
-            <w:r>
-              <w:rPr>
-                <w:rFonts w:ascii="Arial" w:hAnsi="Arial" w:cs="Arial" w:eastAsia="Arial"/>
-                <w:b/>
-                <w:i w:val="0"/>
-                <w:color w:val="FFFFFF"/>
-                <w:sz w:val="19"/>
-              </w:rPr>
-              <w:t>Этап</w:t>
-            </w:r>
-          </w:p>
-        </w:tc>
-        <w:tc>
-          <w:tcPr>
-            <w:tcW w:type="dxa" w:w="1531"/>
-            <w:shd w:val="clear" w:color="auto" w:fill="0E8F7D"/>
-            <w:tcBorders>
-              <w:top w:val="single" w:sz="4" w:space="0" w:color="0E8F7D"/>
-              <w:left w:val="single" w:sz="4" w:space="0" w:color="0E8F7D"/>
-              <w:bottom w:val="single" w:sz="4" w:space="0" w:color="0E8F7D"/>
-              <w:right w:val="single" w:sz="4" w:space="0" w:color="0E8F7D"/>
-            </w:tcBorders>
-            <w:tcMar>
-              <w:top w:w="100" w:type="dxa"/>
-              <w:left w:w="140" w:type="dxa"/>
-              <w:bottom w:w="100" w:type="dxa"/>
-              <w:right w:w="140" w:type="dxa"/>
-            </w:tcMar>
-            <w:vAlign w:val="center"/>
-          </w:tcPr>
-          <w:p>
-            <w:pPr>
-              <w:spacing w:before="60" w:after="60" w:line="288" w:lineRule="auto"/>
-              <w:keepNext/>
-            </w:pPr>
-            <w:r>
-              <w:rPr>
-                <w:rFonts w:ascii="Arial" w:hAnsi="Arial" w:cs="Arial" w:eastAsia="Arial"/>
-                <w:b/>
-                <w:i w:val="0"/>
-                <w:color w:val="FFFFFF"/>
-                <w:sz w:val="19"/>
-              </w:rPr>
-              <w:t>Стандарт</w:t>
-            </w:r>
-          </w:p>
-        </w:tc>
-        <w:tc>
-          <w:tcPr>
-            <w:tcW w:type="dxa" w:w="1531"/>
-            <w:shd w:val="clear" w:color="auto" w:fill="0E8F7D"/>
-            <w:tcBorders>
-              <w:top w:val="single" w:sz="4" w:space="0" w:color="0E8F7D"/>
-              <w:left w:val="single" w:sz="4" w:space="0" w:color="0E8F7D"/>
-              <w:bottom w:val="single" w:sz="4" w:space="0" w:color="0E8F7D"/>
-              <w:right w:val="single" w:sz="4" w:space="0" w:color="0E8F7D"/>
-            </w:tcBorders>
-            <w:tcMar>
-              <w:top w:w="100" w:type="dxa"/>
-              <w:left w:w="140" w:type="dxa"/>
-              <w:bottom w:w="100" w:type="dxa"/>
-              <w:right w:w="140" w:type="dxa"/>
-            </w:tcMar>
-            <w:vAlign w:val="center"/>
-          </w:tcPr>
-          <w:p>
-            <w:pPr>
-              <w:spacing w:before="60" w:after="60" w:line="288" w:lineRule="auto"/>
-              <w:keepNext/>
-            </w:pPr>
-            <w:r>
-              <w:rPr>
-                <w:rFonts w:ascii="Arial" w:hAnsi="Arial" w:cs="Arial" w:eastAsia="Arial"/>
-                <w:b/>
-                <w:i w:val="0"/>
-                <w:color w:val="FFFFFF"/>
-                <w:sz w:val="19"/>
-              </w:rPr>
-              <w:t>Премиум</w:t>
-            </w:r>
-          </w:p>
-        </w:tc>
-        <w:tc>
-          <w:tcPr>
-            <w:tcW w:type="dxa" w:w="1474"/>
-            <w:shd w:val="clear" w:color="auto" w:fill="0E8F7D"/>
-            <w:tcBorders>
-              <w:top w:val="single" w:sz="4" w:space="0" w:color="0E8F7D"/>
-              <w:left w:val="single" w:sz="4" w:space="0" w:color="0E8F7D"/>
-              <w:bottom w:val="single" w:sz="4" w:space="0" w:color="0E8F7D"/>
-              <w:right w:val="single" w:sz="4" w:space="0" w:color="0E8F7D"/>
-            </w:tcBorders>
-            <w:tcMar>
-              <w:top w:w="100" w:type="dxa"/>
-              <w:left w:w="140" w:type="dxa"/>
-              <w:bottom w:w="100" w:type="dxa"/>
-              <w:right w:w="140" w:type="dxa"/>
-            </w:tcMar>
-            <w:vAlign w:val="center"/>
-          </w:tcPr>
-          <w:p>
-            <w:pPr>
-              <w:spacing w:before="60" w:after="60" w:line="288" w:lineRule="auto"/>
-              <w:keepNext/>
-            </w:pPr>
-            <w:r>
-              <w:rPr>
-                <w:rFonts w:ascii="Arial" w:hAnsi="Arial" w:cs="Arial" w:eastAsia="Arial"/>
-                <w:b/>
-                <w:i w:val="0"/>
-                <w:color w:val="FFFFFF"/>
-                <w:sz w:val="19"/>
-              </w:rPr>
-              <w:t>Максимум</w:t>
-            </w:r>
-          </w:p>
-        </w:tc>
-      </w:tr>
-      <w:tr>
-        <w:trPr>
-          <w:cantSplit/>
-        </w:trPr>
-        <w:tc>
-          <w:tcPr>
-            <w:tcW w:type="dxa" w:w="4819"/>
-            <w:shd w:val="clear" w:color="auto" w:fill="E6F7F5"/>
-            <w:tcBorders>
-              <w:top w:val="single" w:sz="4" w:space="0" w:color="E2E8E6"/>
-              <w:left w:val="single" w:sz="4" w:space="0" w:color="E2E8E6"/>
-              <w:bottom w:val="single" w:sz="4" w:space="0" w:color="E2E8E6"/>
-              <w:right w:val="single" w:sz="4" w:space="0" w:color="E2E8E6"/>
-            </w:tcBorders>
-            <w:tcMar>
-              <w:top w:w="100" w:type="dxa"/>
-              <w:left w:w="140" w:type="dxa"/>
-              <w:bottom w:w="100" w:type="dxa"/>
-              <w:right w:w="140" w:type="dxa"/>
-            </w:tcMar>
-          </w:tcPr>
-          <w:p>
-            <w:pPr>
-              <w:spacing w:before="60" w:after="60" w:line="288" w:lineRule="auto"/>
-              <w:keepNext/>
-            </w:pPr>
-            <w:r>
-              <w:rPr>
-                <w:rFonts w:ascii="Arial" w:hAnsi="Arial" w:cs="Arial" w:eastAsia="Arial"/>
-                <w:b/>
-                <w:i w:val="0"/>
-                <w:color w:val="0E8F7D"/>
-                <w:sz w:val="20"/>
-              </w:rPr>
-              <w:t>Раскадровка, герои и автомобили на утверждение</w:t>
-            </w:r>
-          </w:p>
-        </w:tc>
-        <w:tc>
-          <w:tcPr>
-            <w:tcW w:type="dxa" w:w="1531"/>
-            <w:shd w:val="clear" w:color="auto" w:fill="E6F7F5"/>
-            <w:tcBorders>
-              <w:top w:val="single" w:sz="4" w:space="0" w:color="E2E8E6"/>
-              <w:left w:val="single" w:sz="4" w:space="0" w:color="E2E8E6"/>
-              <w:bottom w:val="single" w:sz="4" w:space="0" w:color="E2E8E6"/>
-              <w:right w:val="single" w:sz="4" w:space="0" w:color="E2E8E6"/>
-            </w:tcBorders>
-            <w:tcMar>
-              <w:top w:w="100" w:type="dxa"/>
-              <w:left w:w="140" w:type="dxa"/>
-              <w:bottom w:w="100" w:type="dxa"/>
-              <w:right w:w="140" w:type="dxa"/>
-            </w:tcMar>
-          </w:tcPr>
-          <w:p>
-            <w:pPr>
-              <w:spacing w:before="60" w:after="60" w:line="288" w:lineRule="auto"/>
-              <w:keepNext/>
-            </w:pPr>
-            <w:r>
-              <w:rPr>
-                <w:rFonts w:ascii="Arial" w:hAnsi="Arial" w:cs="Arial" w:eastAsia="Arial"/>
-                <w:b w:val="0"/>
-                <w:i w:val="0"/>
-                <w:color w:val="333333"/>
-                <w:sz w:val="20"/>
-              </w:rPr>
-              <w:t>2</w:t>
-            </w:r>
-          </w:p>
-        </w:tc>
-        <w:tc>
-          <w:tcPr>
-            <w:tcW w:type="dxa" w:w="1531"/>
-            <w:shd w:val="clear" w:color="auto" w:fill="E6F7F5"/>
-            <w:tcBorders>
-              <w:top w:val="single" w:sz="4" w:space="0" w:color="E2E8E6"/>
-              <w:left w:val="single" w:sz="4" w:space="0" w:color="E2E8E6"/>
-              <w:bottom w:val="single" w:sz="4" w:space="0" w:color="E2E8E6"/>
-              <w:right w:val="single" w:sz="4" w:space="0" w:color="E2E8E6"/>
-            </w:tcBorders>
-            <w:tcMar>
-              <w:top w:w="100" w:type="dxa"/>
-              <w:left w:w="140" w:type="dxa"/>
-              <w:bottom w:w="100" w:type="dxa"/>
-              <w:right w:w="140" w:type="dxa"/>
-            </w:tcMar>
-          </w:tcPr>
-          <w:p>
-            <w:pPr>
-              <w:spacing w:before="60" w:after="60" w:line="288" w:lineRule="auto"/>
-              <w:keepNext/>
-            </w:pPr>
-            <w:r>
-              <w:rPr>
-                <w:rFonts w:ascii="Arial" w:hAnsi="Arial" w:cs="Arial" w:eastAsia="Arial"/>
-                <w:b w:val="0"/>
-                <w:i w:val="0"/>
-                <w:color w:val="333333"/>
-                <w:sz w:val="20"/>
-              </w:rPr>
-              <w:t>3</w:t>
-            </w:r>
-          </w:p>
-        </w:tc>
-        <w:tc>
-          <w:tcPr>
-            <w:tcW w:type="dxa" w:w="1474"/>
-            <w:shd w:val="clear" w:color="auto" w:fill="E6F7F5"/>
-            <w:tcBorders>
-              <w:top w:val="single" w:sz="4" w:space="0" w:color="E2E8E6"/>
-              <w:left w:val="single" w:sz="4" w:space="0" w:color="E2E8E6"/>
-              <w:bottom w:val="single" w:sz="4" w:space="0" w:color="E2E8E6"/>
-              <w:right w:val="single" w:sz="4" w:space="0" w:color="E2E8E6"/>
-            </w:tcBorders>
-            <w:tcMar>
-              <w:top w:w="100" w:type="dxa"/>
-              <w:left w:w="140" w:type="dxa"/>
-              <w:bottom w:w="100" w:type="dxa"/>
-              <w:right w:w="140" w:type="dxa"/>
-            </w:tcMar>
-          </w:tcPr>
-          <w:p>
-            <w:pPr>
-              <w:spacing w:before="60" w:after="60" w:line="288" w:lineRule="auto"/>
-              <w:keepNext/>
-            </w:pPr>
-            <w:r>
-              <w:rPr>
-                <w:rFonts w:ascii="Arial" w:hAnsi="Arial" w:cs="Arial" w:eastAsia="Arial"/>
-                <w:b w:val="0"/>
-                <w:i w:val="0"/>
-                <w:color w:val="333333"/>
-                <w:sz w:val="20"/>
-              </w:rPr>
-              <w:t>3</w:t>
-            </w:r>
-          </w:p>
-        </w:tc>
-      </w:tr>
-      <w:tr>
-        <w:trPr>
-          <w:cantSplit/>
-        </w:trPr>
-        <w:tc>
-          <w:tcPr>
-            <w:tcW w:type="dxa" w:w="4819"/>
-            <w:shd w:val="clear" w:color="auto" w:fill="FFFFFF"/>
-            <w:tcBorders>
-              <w:top w:val="single" w:sz="4" w:space="0" w:color="E2E8E6"/>
-              <w:left w:val="single" w:sz="4" w:space="0" w:color="E2E8E6"/>
-              <w:bottom w:val="single" w:sz="4" w:space="0" w:color="E2E8E6"/>
-              <w:right w:val="single" w:sz="4" w:space="0" w:color="E2E8E6"/>
-            </w:tcBorders>
-            <w:tcMar>
-              <w:top w:w="100" w:type="dxa"/>
-              <w:left w:w="140" w:type="dxa"/>
-              <w:bottom w:w="100" w:type="dxa"/>
-              <w:right w:w="140" w:type="dxa"/>
-            </w:tcMar>
-          </w:tcPr>
-          <w:p>
-            <w:pPr>
-              <w:spacing w:before="60" w:after="60" w:line="288" w:lineRule="auto"/>
-              <w:keepNext/>
-            </w:pPr>
-            <w:r>
-              <w:rPr>
-                <w:rFonts w:ascii="Arial" w:hAnsi="Arial" w:cs="Arial" w:eastAsia="Arial"/>
-                <w:b/>
-                <w:i w:val="0"/>
-                <w:color w:val="0E8F7D"/>
-                <w:sz w:val="20"/>
-              </w:rPr>
-              <w:t>Генерация сцен и диалогов</w:t>
-            </w:r>
-          </w:p>
-        </w:tc>
-        <w:tc>
-          <w:tcPr>
-            <w:tcW w:type="dxa" w:w="1531"/>
-            <w:shd w:val="clear" w:color="auto" w:fill="FFFFFF"/>
-            <w:tcBorders>
-              <w:top w:val="single" w:sz="4" w:space="0" w:color="E2E8E6"/>
-              <w:left w:val="single" w:sz="4" w:space="0" w:color="E2E8E6"/>
-              <w:bottom w:val="single" w:sz="4" w:space="0" w:color="E2E8E6"/>
-              <w:right w:val="single" w:sz="4" w:space="0" w:color="E2E8E6"/>
-            </w:tcBorders>
-            <w:tcMar>
-              <w:top w:w="100" w:type="dxa"/>
-              <w:left w:w="140" w:type="dxa"/>
-              <w:bottom w:w="100" w:type="dxa"/>
-              <w:right w:w="140" w:type="dxa"/>
-            </w:tcMar>
-          </w:tcPr>
-          <w:p>
-            <w:pPr>
-              <w:spacing w:before="60" w:after="60" w:line="288" w:lineRule="auto"/>
-              <w:keepNext/>
-            </w:pPr>
-            <w:r>
-              <w:rPr>
-                <w:rFonts w:ascii="Arial" w:hAnsi="Arial" w:cs="Arial" w:eastAsia="Arial"/>
-                <w:b w:val="0"/>
-                <w:i w:val="0"/>
-                <w:color w:val="333333"/>
-                <w:sz w:val="20"/>
-              </w:rPr>
-              <w:t>5</w:t>
-            </w:r>
-          </w:p>
-        </w:tc>
-        <w:tc>
-          <w:tcPr>
-            <w:tcW w:type="dxa" w:w="1531"/>
-            <w:shd w:val="clear" w:color="auto" w:fill="FFFFFF"/>
-            <w:tcBorders>
-              <w:top w:val="single" w:sz="4" w:space="0" w:color="E2E8E6"/>
-              <w:left w:val="single" w:sz="4" w:space="0" w:color="E2E8E6"/>
-              <w:bottom w:val="single" w:sz="4" w:space="0" w:color="E2E8E6"/>
-              <w:right w:val="single" w:sz="4" w:space="0" w:color="E2E8E6"/>
-            </w:tcBorders>
-            <w:tcMar>
-              <w:top w:w="100" w:type="dxa"/>
-              <w:left w:w="140" w:type="dxa"/>
-              <w:bottom w:w="100" w:type="dxa"/>
-              <w:right w:w="140" w:type="dxa"/>
-            </w:tcMar>
-          </w:tcPr>
-          <w:p>
-            <w:pPr>
-              <w:spacing w:before="60" w:after="60" w:line="288" w:lineRule="auto"/>
-              <w:keepNext/>
-            </w:pPr>
-            <w:r>
-              <w:rPr>
-                <w:rFonts w:ascii="Arial" w:hAnsi="Arial" w:cs="Arial" w:eastAsia="Arial"/>
-                <w:b w:val="0"/>
-                <w:i w:val="0"/>
-                <w:color w:val="333333"/>
-                <w:sz w:val="20"/>
-              </w:rPr>
-              <w:t>6</w:t>
-            </w:r>
-          </w:p>
-        </w:tc>
-        <w:tc>
-          <w:tcPr>
-            <w:tcW w:type="dxa" w:w="1474"/>
-            <w:shd w:val="clear" w:color="auto" w:fill="FFFFFF"/>
-            <w:tcBorders>
-              <w:top w:val="single" w:sz="4" w:space="0" w:color="E2E8E6"/>
-              <w:left w:val="single" w:sz="4" w:space="0" w:color="E2E8E6"/>
-              <w:bottom w:val="single" w:sz="4" w:space="0" w:color="E2E8E6"/>
-              <w:right w:val="single" w:sz="4" w:space="0" w:color="E2E8E6"/>
-            </w:tcBorders>
-            <w:tcMar>
-              <w:top w:w="100" w:type="dxa"/>
-              <w:left w:w="140" w:type="dxa"/>
-              <w:bottom w:w="100" w:type="dxa"/>
-              <w:right w:w="140" w:type="dxa"/>
-            </w:tcMar>
-          </w:tcPr>
-          <w:p>
-            <w:pPr>
-              <w:spacing w:before="60" w:after="60" w:line="288" w:lineRule="auto"/>
-              <w:keepNext/>
-            </w:pPr>
-            <w:r>
-              <w:rPr>
-                <w:rFonts w:ascii="Arial" w:hAnsi="Arial" w:cs="Arial" w:eastAsia="Arial"/>
-                <w:b w:val="0"/>
-                <w:i w:val="0"/>
-                <w:color w:val="333333"/>
-                <w:sz w:val="20"/>
-              </w:rPr>
-              <w:t>7</w:t>
-            </w:r>
-          </w:p>
-        </w:tc>
-      </w:tr>
-      <w:tr>
-        <w:trPr>
-          <w:cantSplit/>
-        </w:trPr>
-        <w:tc>
-          <w:tcPr>
-            <w:tcW w:type="dxa" w:w="4819"/>
-            <w:shd w:val="clear" w:color="auto" w:fill="E6F7F5"/>
-            <w:tcBorders>
-              <w:top w:val="single" w:sz="4" w:space="0" w:color="E2E8E6"/>
-              <w:left w:val="single" w:sz="4" w:space="0" w:color="E2E8E6"/>
-              <w:bottom w:val="single" w:sz="4" w:space="0" w:color="E2E8E6"/>
-              <w:right w:val="single" w:sz="4" w:space="0" w:color="E2E8E6"/>
-            </w:tcBorders>
-            <w:tcMar>
-              <w:top w:w="100" w:type="dxa"/>
-              <w:left w:w="140" w:type="dxa"/>
-              <w:bottom w:w="100" w:type="dxa"/>
-              <w:right w:w="140" w:type="dxa"/>
-            </w:tcMar>
-          </w:tcPr>
-          <w:p>
-            <w:pPr>
-              <w:spacing w:before="60" w:after="60" w:line="288" w:lineRule="auto"/>
-              <w:keepNext/>
-            </w:pPr>
-            <w:r>
-              <w:rPr>
-                <w:rFonts w:ascii="Arial" w:hAnsi="Arial" w:cs="Arial" w:eastAsia="Arial"/>
-                <w:b/>
-                <w:i w:val="0"/>
-                <w:color w:val="0E8F7D"/>
-                <w:sz w:val="20"/>
-              </w:rPr>
-              <w:t>Интерфейсы и графика</w:t>
-            </w:r>
-          </w:p>
-        </w:tc>
-        <w:tc>
-          <w:tcPr>
-            <w:tcW w:type="dxa" w:w="1531"/>
-            <w:shd w:val="clear" w:color="auto" w:fill="E6F7F5"/>
-            <w:tcBorders>
-              <w:top w:val="single" w:sz="4" w:space="0" w:color="E2E8E6"/>
-              <w:left w:val="single" w:sz="4" w:space="0" w:color="E2E8E6"/>
-              <w:bottom w:val="single" w:sz="4" w:space="0" w:color="E2E8E6"/>
-              <w:right w:val="single" w:sz="4" w:space="0" w:color="E2E8E6"/>
-            </w:tcBorders>
-            <w:tcMar>
-              <w:top w:w="100" w:type="dxa"/>
-              <w:left w:w="140" w:type="dxa"/>
-              <w:bottom w:w="100" w:type="dxa"/>
-              <w:right w:w="140" w:type="dxa"/>
-            </w:tcMar>
-          </w:tcPr>
-          <w:p>
-            <w:pPr>
-              <w:spacing w:before="60" w:after="60" w:line="288" w:lineRule="auto"/>
-              <w:keepNext/>
-            </w:pPr>
-            <w:r>
-              <w:rPr>
-                <w:rFonts w:ascii="Arial" w:hAnsi="Arial" w:cs="Arial" w:eastAsia="Arial"/>
-                <w:b w:val="0"/>
-                <w:i w:val="0"/>
-                <w:color w:val="333333"/>
-                <w:sz w:val="20"/>
-              </w:rPr>
-              <w:t>2</w:t>
-            </w:r>
-          </w:p>
-        </w:tc>
-        <w:tc>
-          <w:tcPr>
-            <w:tcW w:type="dxa" w:w="1531"/>
-            <w:shd w:val="clear" w:color="auto" w:fill="E6F7F5"/>
-            <w:tcBorders>
-              <w:top w:val="single" w:sz="4" w:space="0" w:color="E2E8E6"/>
-              <w:left w:val="single" w:sz="4" w:space="0" w:color="E2E8E6"/>
-              <w:bottom w:val="single" w:sz="4" w:space="0" w:color="E2E8E6"/>
-              <w:right w:val="single" w:sz="4" w:space="0" w:color="E2E8E6"/>
-            </w:tcBorders>
-            <w:tcMar>
-              <w:top w:w="100" w:type="dxa"/>
-              <w:left w:w="140" w:type="dxa"/>
-              <w:bottom w:w="100" w:type="dxa"/>
-              <w:right w:w="140" w:type="dxa"/>
-            </w:tcMar>
-          </w:tcPr>
-          <w:p>
-            <w:pPr>
-              <w:spacing w:before="60" w:after="60" w:line="288" w:lineRule="auto"/>
-              <w:keepNext/>
-            </w:pPr>
-            <w:r>
-              <w:rPr>
-                <w:rFonts w:ascii="Arial" w:hAnsi="Arial" w:cs="Arial" w:eastAsia="Arial"/>
-                <w:b w:val="0"/>
-                <w:i w:val="0"/>
-                <w:color w:val="333333"/>
-                <w:sz w:val="20"/>
-              </w:rPr>
-              <w:t>3</w:t>
-            </w:r>
-          </w:p>
-        </w:tc>
-        <w:tc>
-          <w:tcPr>
-            <w:tcW w:type="dxa" w:w="1474"/>
-            <w:shd w:val="clear" w:color="auto" w:fill="E6F7F5"/>
-            <w:tcBorders>
-              <w:top w:val="single" w:sz="4" w:space="0" w:color="E2E8E6"/>
-              <w:left w:val="single" w:sz="4" w:space="0" w:color="E2E8E6"/>
-              <w:bottom w:val="single" w:sz="4" w:space="0" w:color="E2E8E6"/>
-              <w:right w:val="single" w:sz="4" w:space="0" w:color="E2E8E6"/>
-            </w:tcBorders>
-            <w:tcMar>
-              <w:top w:w="100" w:type="dxa"/>
-              <w:left w:w="140" w:type="dxa"/>
-              <w:bottom w:w="100" w:type="dxa"/>
-              <w:right w:w="140" w:type="dxa"/>
-            </w:tcMar>
-          </w:tcPr>
-          <w:p>
-            <w:pPr>
-              <w:spacing w:before="60" w:after="60" w:line="288" w:lineRule="auto"/>
-              <w:keepNext/>
-            </w:pPr>
-            <w:r>
-              <w:rPr>
-                <w:rFonts w:ascii="Arial" w:hAnsi="Arial" w:cs="Arial" w:eastAsia="Arial"/>
-                <w:b w:val="0"/>
-                <w:i w:val="0"/>
-                <w:color w:val="333333"/>
-                <w:sz w:val="20"/>
-              </w:rPr>
-              <w:t>4</w:t>
-            </w:r>
-          </w:p>
-        </w:tc>
-      </w:tr>
-      <w:tr>
-        <w:trPr>
-          <w:cantSplit/>
-        </w:trPr>
-        <w:tc>
-          <w:tcPr>
-            <w:tcW w:type="dxa" w:w="4819"/>
-            <w:shd w:val="clear" w:color="auto" w:fill="FFFFFF"/>
-            <w:tcBorders>
-              <w:top w:val="single" w:sz="4" w:space="0" w:color="E2E8E6"/>
-              <w:left w:val="single" w:sz="4" w:space="0" w:color="E2E8E6"/>
-              <w:bottom w:val="single" w:sz="4" w:space="0" w:color="E2E8E6"/>
-              <w:right w:val="single" w:sz="4" w:space="0" w:color="E2E8E6"/>
-            </w:tcBorders>
-            <w:tcMar>
-              <w:top w:w="100" w:type="dxa"/>
-              <w:left w:w="140" w:type="dxa"/>
-              <w:bottom w:w="100" w:type="dxa"/>
-              <w:right w:w="140" w:type="dxa"/>
-            </w:tcMar>
-          </w:tcPr>
-          <w:p>
-            <w:pPr>
-              <w:spacing w:before="60" w:after="60" w:line="288" w:lineRule="auto"/>
-              <w:keepNext/>
-            </w:pPr>
-            <w:r>
-              <w:rPr>
-                <w:rFonts w:ascii="Arial" w:hAnsi="Arial" w:cs="Arial" w:eastAsia="Arial"/>
-                <w:b/>
-                <w:i w:val="0"/>
-                <w:color w:val="0E8F7D"/>
-                <w:sz w:val="20"/>
-              </w:rPr>
-              <w:t>Монтаж, звук, цвет</w:t>
-            </w:r>
-          </w:p>
-        </w:tc>
-        <w:tc>
-          <w:tcPr>
-            <w:tcW w:type="dxa" w:w="1531"/>
-            <w:shd w:val="clear" w:color="auto" w:fill="FFFFFF"/>
-            <w:tcBorders>
-              <w:top w:val="single" w:sz="4" w:space="0" w:color="E2E8E6"/>
-              <w:left w:val="single" w:sz="4" w:space="0" w:color="E2E8E6"/>
-              <w:bottom w:val="single" w:sz="4" w:space="0" w:color="E2E8E6"/>
-              <w:right w:val="single" w:sz="4" w:space="0" w:color="E2E8E6"/>
-            </w:tcBorders>
-            <w:tcMar>
-              <w:top w:w="100" w:type="dxa"/>
-              <w:left w:w="140" w:type="dxa"/>
-              <w:bottom w:w="100" w:type="dxa"/>
-              <w:right w:w="140" w:type="dxa"/>
-            </w:tcMar>
-          </w:tcPr>
-          <w:p>
-            <w:pPr>
-              <w:spacing w:before="60" w:after="60" w:line="288" w:lineRule="auto"/>
-              <w:keepNext/>
-            </w:pPr>
-            <w:r>
-              <w:rPr>
-                <w:rFonts w:ascii="Arial" w:hAnsi="Arial" w:cs="Arial" w:eastAsia="Arial"/>
-                <w:b w:val="0"/>
-                <w:i w:val="0"/>
-                <w:color w:val="333333"/>
-                <w:sz w:val="20"/>
-              </w:rPr>
-              <w:t>2</w:t>
-            </w:r>
-          </w:p>
-        </w:tc>
-        <w:tc>
-          <w:tcPr>
-            <w:tcW w:type="dxa" w:w="1531"/>
-            <w:shd w:val="clear" w:color="auto" w:fill="FFFFFF"/>
-            <w:tcBorders>
-              <w:top w:val="single" w:sz="4" w:space="0" w:color="E2E8E6"/>
-              <w:left w:val="single" w:sz="4" w:space="0" w:color="E2E8E6"/>
-              <w:bottom w:val="single" w:sz="4" w:space="0" w:color="E2E8E6"/>
-              <w:right w:val="single" w:sz="4" w:space="0" w:color="E2E8E6"/>
-            </w:tcBorders>
-            <w:tcMar>
-              <w:top w:w="100" w:type="dxa"/>
-              <w:left w:w="140" w:type="dxa"/>
-              <w:bottom w:w="100" w:type="dxa"/>
-              <w:right w:w="140" w:type="dxa"/>
-            </w:tcMar>
-          </w:tcPr>
-          <w:p>
-            <w:pPr>
-              <w:spacing w:before="60" w:after="60" w:line="288" w:lineRule="auto"/>
-              <w:keepNext/>
-            </w:pPr>
-            <w:r>
-              <w:rPr>
-                <w:rFonts w:ascii="Arial" w:hAnsi="Arial" w:cs="Arial" w:eastAsia="Arial"/>
-                <w:b w:val="0"/>
-                <w:i w:val="0"/>
-                <w:color w:val="333333"/>
-                <w:sz w:val="20"/>
-              </w:rPr>
-              <w:t>2</w:t>
-            </w:r>
-          </w:p>
-        </w:tc>
-        <w:tc>
-          <w:tcPr>
-            <w:tcW w:type="dxa" w:w="1474"/>
-            <w:shd w:val="clear" w:color="auto" w:fill="FFFFFF"/>
-            <w:tcBorders>
-              <w:top w:val="single" w:sz="4" w:space="0" w:color="E2E8E6"/>
-              <w:left w:val="single" w:sz="4" w:space="0" w:color="E2E8E6"/>
-              <w:bottom w:val="single" w:sz="4" w:space="0" w:color="E2E8E6"/>
-              <w:right w:val="single" w:sz="4" w:space="0" w:color="E2E8E6"/>
-            </w:tcBorders>
-            <w:tcMar>
-              <w:top w:w="100" w:type="dxa"/>
-              <w:left w:w="140" w:type="dxa"/>
-              <w:bottom w:w="100" w:type="dxa"/>
-              <w:right w:w="140" w:type="dxa"/>
-            </w:tcMar>
-          </w:tcPr>
-          <w:p>
-            <w:pPr>
-              <w:spacing w:before="60" w:after="60" w:line="288" w:lineRule="auto"/>
-              <w:keepNext/>
-            </w:pPr>
-            <w:r>
-              <w:rPr>
-                <w:rFonts w:ascii="Arial" w:hAnsi="Arial" w:cs="Arial" w:eastAsia="Arial"/>
-                <w:b w:val="0"/>
-                <w:i w:val="0"/>
-                <w:color w:val="333333"/>
-                <w:sz w:val="20"/>
-              </w:rPr>
-              <w:t>3</w:t>
-            </w:r>
-          </w:p>
-        </w:tc>
-      </w:tr>
-      <w:tr>
-        <w:trPr>
-          <w:cantSplit/>
-        </w:trPr>
-        <w:tc>
-          <w:tcPr>
-            <w:tcW w:type="dxa" w:w="4819"/>
-            <w:shd w:val="clear" w:color="auto" w:fill="E6F7F5"/>
-            <w:tcBorders>
-              <w:top w:val="single" w:sz="4" w:space="0" w:color="E2E8E6"/>
-              <w:left w:val="single" w:sz="4" w:space="0" w:color="E2E8E6"/>
-              <w:bottom w:val="single" w:sz="4" w:space="0" w:color="E2E8E6"/>
-              <w:right w:val="single" w:sz="4" w:space="0" w:color="E2E8E6"/>
-            </w:tcBorders>
-            <w:tcMar>
-              <w:top w:w="100" w:type="dxa"/>
-              <w:left w:w="140" w:type="dxa"/>
-              <w:bottom w:w="100" w:type="dxa"/>
-              <w:right w:w="140" w:type="dxa"/>
-            </w:tcMar>
-          </w:tcPr>
-          <w:p>
-            <w:pPr>
-              <w:spacing w:before="60" w:after="60" w:line="288" w:lineRule="auto"/>
-              <w:keepNext/>
-            </w:pPr>
-            <w:r>
-              <w:rPr>
-                <w:rFonts w:ascii="Arial" w:hAnsi="Arial" w:cs="Arial" w:eastAsia="Arial"/>
-                <w:b/>
-                <w:i w:val="0"/>
-                <w:color w:val="0E8F7D"/>
-                <w:sz w:val="20"/>
-              </w:rPr>
-              <w:t>Правки и сдача</w:t>
-            </w:r>
-          </w:p>
-        </w:tc>
-        <w:tc>
-          <w:tcPr>
-            <w:tcW w:type="dxa" w:w="1531"/>
-            <w:shd w:val="clear" w:color="auto" w:fill="E6F7F5"/>
-            <w:tcBorders>
-              <w:top w:val="single" w:sz="4" w:space="0" w:color="E2E8E6"/>
-              <w:left w:val="single" w:sz="4" w:space="0" w:color="E2E8E6"/>
-              <w:bottom w:val="single" w:sz="4" w:space="0" w:color="E2E8E6"/>
-              <w:right w:val="single" w:sz="4" w:space="0" w:color="E2E8E6"/>
-            </w:tcBorders>
-            <w:tcMar>
-              <w:top w:w="100" w:type="dxa"/>
-              <w:left w:w="140" w:type="dxa"/>
-              <w:bottom w:w="100" w:type="dxa"/>
-              <w:right w:w="140" w:type="dxa"/>
-            </w:tcMar>
-          </w:tcPr>
-          <w:p>
-            <w:pPr>
-              <w:spacing w:before="60" w:after="60" w:line="288" w:lineRule="auto"/>
-              <w:keepNext/>
-            </w:pPr>
-            <w:r>
-              <w:rPr>
-                <w:rFonts w:ascii="Arial" w:hAnsi="Arial" w:cs="Arial" w:eastAsia="Arial"/>
-                <w:b w:val="0"/>
-                <w:i w:val="0"/>
-                <w:color w:val="333333"/>
-                <w:sz w:val="20"/>
-              </w:rPr>
-              <w:t>1</w:t>
-            </w:r>
-          </w:p>
-        </w:tc>
-        <w:tc>
-          <w:tcPr>
-            <w:tcW w:type="dxa" w:w="1531"/>
-            <w:shd w:val="clear" w:color="auto" w:fill="E6F7F5"/>
-            <w:tcBorders>
-              <w:top w:val="single" w:sz="4" w:space="0" w:color="E2E8E6"/>
-              <w:left w:val="single" w:sz="4" w:space="0" w:color="E2E8E6"/>
-              <w:bottom w:val="single" w:sz="4" w:space="0" w:color="E2E8E6"/>
-              <w:right w:val="single" w:sz="4" w:space="0" w:color="E2E8E6"/>
-            </w:tcBorders>
-            <w:tcMar>
-              <w:top w:w="100" w:type="dxa"/>
-              <w:left w:w="140" w:type="dxa"/>
-              <w:bottom w:w="100" w:type="dxa"/>
-              <w:right w:w="140" w:type="dxa"/>
-            </w:tcMar>
-          </w:tcPr>
-          <w:p>
-            <w:pPr>
-              <w:spacing w:before="60" w:after="60" w:line="288" w:lineRule="auto"/>
-              <w:keepNext/>
-            </w:pPr>
-            <w:r>
-              <w:rPr>
-                <w:rFonts w:ascii="Arial" w:hAnsi="Arial" w:cs="Arial" w:eastAsia="Arial"/>
-                <w:b w:val="0"/>
-                <w:i w:val="0"/>
-                <w:color w:val="333333"/>
-                <w:sz w:val="20"/>
-              </w:rPr>
-              <w:t>1</w:t>
-            </w:r>
-          </w:p>
-        </w:tc>
-        <w:tc>
-          <w:tcPr>
-            <w:tcW w:type="dxa" w:w="1474"/>
-            <w:shd w:val="clear" w:color="auto" w:fill="E6F7F5"/>
-            <w:tcBorders>
-              <w:top w:val="single" w:sz="4" w:space="0" w:color="E2E8E6"/>
-              <w:left w:val="single" w:sz="4" w:space="0" w:color="E2E8E6"/>
-              <w:bottom w:val="single" w:sz="4" w:space="0" w:color="E2E8E6"/>
-              <w:right w:val="single" w:sz="4" w:space="0" w:color="E2E8E6"/>
-            </w:tcBorders>
-            <w:tcMar>
-              <w:top w:w="100" w:type="dxa"/>
-              <w:left w:w="140" w:type="dxa"/>
-              <w:bottom w:w="100" w:type="dxa"/>
-              <w:right w:w="140" w:type="dxa"/>
-            </w:tcMar>
-          </w:tcPr>
-          <w:p>
-            <w:pPr>
-              <w:spacing w:before="60" w:after="60" w:line="288" w:lineRule="auto"/>
-              <w:keepNext/>
-            </w:pPr>
-            <w:r>
-              <w:rPr>
-                <w:rFonts w:ascii="Arial" w:hAnsi="Arial" w:cs="Arial" w:eastAsia="Arial"/>
-                <w:b w:val="0"/>
-                <w:i w:val="0"/>
-                <w:color w:val="333333"/>
-                <w:sz w:val="20"/>
-              </w:rPr>
-              <w:t>1</w:t>
-            </w:r>
-          </w:p>
-        </w:tc>
-      </w:tr>
-      <w:tr>
-        <w:trPr>
-          <w:cantSplit/>
-        </w:trPr>
-        <w:tc>
-          <w:tcPr>
-            <w:tcW w:type="dxa" w:w="4819"/>
-            <w:shd w:val="clear" w:color="auto" w:fill="FFFFFF"/>
-            <w:tcBorders>
-              <w:top w:val="single" w:sz="4" w:space="0" w:color="E2E8E6"/>
-              <w:left w:val="single" w:sz="4" w:space="0" w:color="E2E8E6"/>
-              <w:bottom w:val="single" w:sz="4" w:space="0" w:color="E2E8E6"/>
-              <w:right w:val="single" w:sz="4" w:space="0" w:color="E2E8E6"/>
-            </w:tcBorders>
-            <w:tcMar>
-              <w:top w:w="100" w:type="dxa"/>
-              <w:left w:w="140" w:type="dxa"/>
-              <w:bottom w:w="100" w:type="dxa"/>
-              <w:right w:w="140" w:type="dxa"/>
-            </w:tcMar>
-          </w:tcPr>
-          <w:p>
-            <w:pPr>
-              <w:spacing w:before="60" w:after="60" w:line="288" w:lineRule="auto"/>
-            </w:pPr>
-            <w:r>
-              <w:rPr>
-                <w:rFonts w:ascii="Arial" w:hAnsi="Arial" w:cs="Arial" w:eastAsia="Arial"/>
-                <w:b/>
-                <w:i w:val="0"/>
-                <w:color w:val="0E8F7D"/>
-                <w:sz w:val="20"/>
-              </w:rPr>
-              <w:t>Итого</w:t>
-            </w:r>
-          </w:p>
-        </w:tc>
-        <w:tc>
-          <w:tcPr>
-            <w:tcW w:type="dxa" w:w="1531"/>
-            <w:shd w:val="clear" w:color="auto" w:fill="FFFFFF"/>
-            <w:tcBorders>
-              <w:top w:val="single" w:sz="4" w:space="0" w:color="E2E8E6"/>
-              <w:left w:val="single" w:sz="4" w:space="0" w:color="E2E8E6"/>
-              <w:bottom w:val="single" w:sz="4" w:space="0" w:color="E2E8E6"/>
-              <w:right w:val="single" w:sz="4" w:space="0" w:color="E2E8E6"/>
-            </w:tcBorders>
-            <w:tcMar>
-              <w:top w:w="100" w:type="dxa"/>
-              <w:left w:w="140" w:type="dxa"/>
-              <w:bottom w:w="100" w:type="dxa"/>
-              <w:right w:w="140" w:type="dxa"/>
-            </w:tcMar>
-          </w:tcPr>
-          <w:p>
-            <w:pPr>
-              <w:spacing w:before="60" w:after="60" w:line="288" w:lineRule="auto"/>
-            </w:pPr>
-            <w:r>
-              <w:rPr>
-                <w:rFonts w:ascii="Arial" w:hAnsi="Arial" w:cs="Arial" w:eastAsia="Arial"/>
-                <w:b w:val="0"/>
-                <w:i w:val="0"/>
-                <w:color w:val="333333"/>
-                <w:sz w:val="20"/>
-              </w:rPr>
-              <w:t>12</w:t>
-            </w:r>
-          </w:p>
-        </w:tc>
-        <w:tc>
-          <w:tcPr>
-            <w:tcW w:type="dxa" w:w="1531"/>
-            <w:shd w:val="clear" w:color="auto" w:fill="FFFFFF"/>
-            <w:tcBorders>
-              <w:top w:val="single" w:sz="4" w:space="0" w:color="E2E8E6"/>
-              <w:left w:val="single" w:sz="4" w:space="0" w:color="E2E8E6"/>
-              <w:bottom w:val="single" w:sz="4" w:space="0" w:color="E2E8E6"/>
-              <w:right w:val="single" w:sz="4" w:space="0" w:color="E2E8E6"/>
-            </w:tcBorders>
-            <w:tcMar>
-              <w:top w:w="100" w:type="dxa"/>
-              <w:left w:w="140" w:type="dxa"/>
-              <w:bottom w:w="100" w:type="dxa"/>
-              <w:right w:w="140" w:type="dxa"/>
-            </w:tcMar>
-          </w:tcPr>
-          <w:p>
-            <w:pPr>
-              <w:spacing w:before="60" w:after="60" w:line="288" w:lineRule="auto"/>
-            </w:pPr>
-            <w:r>
-              <w:rPr>
-                <w:rFonts w:ascii="Arial" w:hAnsi="Arial" w:cs="Arial" w:eastAsia="Arial"/>
-                <w:b w:val="0"/>
-                <w:i w:val="0"/>
-                <w:color w:val="333333"/>
-                <w:sz w:val="20"/>
-              </w:rPr>
-              <w:t>15</w:t>
-            </w:r>
-          </w:p>
-        </w:tc>
-        <w:tc>
-          <w:tcPr>
-            <w:tcW w:type="dxa" w:w="1474"/>
-            <w:shd w:val="clear" w:color="auto" w:fill="FFFFFF"/>
-            <w:tcBorders>
-              <w:top w:val="single" w:sz="4" w:space="0" w:color="E2E8E6"/>
-              <w:left w:val="single" w:sz="4" w:space="0" w:color="E2E8E6"/>
-              <w:bottom w:val="single" w:sz="4" w:space="0" w:color="E2E8E6"/>
-              <w:right w:val="single" w:sz="4" w:space="0" w:color="E2E8E6"/>
-            </w:tcBorders>
-            <w:tcMar>
-              <w:top w:w="100" w:type="dxa"/>
-              <w:left w:w="140" w:type="dxa"/>
-              <w:bottom w:w="100" w:type="dxa"/>
-              <w:right w:w="140" w:type="dxa"/>
-            </w:tcMar>
-          </w:tcPr>
-          <w:p>
-            <w:pPr>
-              <w:spacing w:before="60" w:after="60" w:line="288" w:lineRule="auto"/>
-            </w:pPr>
-            <w:r>
-              <w:rPr>
-                <w:rFonts w:ascii="Arial" w:hAnsi="Arial" w:cs="Arial" w:eastAsia="Arial"/>
-                <w:b w:val="0"/>
-                <w:i w:val="0"/>
-                <w:color w:val="333333"/>
-                <w:sz w:val="20"/>
-              </w:rPr>
-              <w:t>18</w:t>
-            </w:r>
-          </w:p>
-        </w:tc>
-      </w:tr>
-    </w:tbl>
-    <w:p>
-      <w:pPr>
-        <w:spacing w:before="120" w:after="120" w:line="300" w:lineRule="auto"/>
-      </w:pPr>
-      <w:r>
-        <w:rPr>
-          <w:rFonts w:ascii="Arial" w:hAnsi="Arial" w:cs="Arial" w:eastAsia="Arial"/>
-          <w:b w:val="0"/>
-          <w:i/>
-          <w:color w:val="6B6B6B"/>
-          <w:sz w:val="19"/>
-        </w:rPr>
-        <w:t>Время на ваши согласования в срок не входит. В пакете ролик делаем первым — пока он в работе, команда собирает героев и автомобили для серий.</w:t>
-      </w:r>
-    </w:p>
-    <w:p>
-      <w:pPr>
-        <w:spacing w:before="400" w:after="200" w:line="264" w:lineRule="auto"/>
-        <w:pBdr>
-          <w:bottom w:val="single" w:sz="12" w:space="4" w:color="0E8F7D"/>
-        </w:pBdr>
-        <w:keepNext/>
-      </w:pPr>
-      <w:r>
-        <w:rPr>
-          <w:rFonts w:ascii="Arial" w:hAnsi="Arial" w:cs="Arial" w:eastAsia="Arial"/>
-          <w:b/>
-          <w:i w:val="0"/>
-          <w:color w:val="0E8F7D"/>
-          <w:sz w:val="36"/>
-        </w:rPr>
-        <w:t>ЧТО НУЖНО ОТ ВАС ДЛЯ СТАРТА</w:t>
-      </w:r>
-    </w:p>
-    <w:tbl>
-      <w:tblPr>
-        <w:tblW w:type="auto" w:w="0"/>
-        <w:jc w:val="left"/>
-        <w:tblLayout w:type="fixed"/>
-        <w:tblLook w:firstColumn="1" w:firstRow="1" w:lastColumn="0" w:lastRow="0" w:noHBand="0" w:noVBand="1" w:val="04A0"/>
-        <w:tblLayout w:type="fixed"/>
-      </w:tblPr>
-      <w:tblGrid>
-        <w:gridCol w:w="2608"/>
-        <w:gridCol w:w="6746"/>
-      </w:tblGrid>
-      <w:tr>
-        <w:trPr>
-          <w:cantSplit/>
-        </w:trPr>
-        <w:tc>
-          <w:tcPr>
-            <w:tcW w:type="dxa" w:w="2608"/>
-            <w:shd w:val="clear" w:color="auto" w:fill="E6F7F5"/>
-            <w:tcBorders>
-              <w:top w:val="single" w:sz="4" w:space="0" w:color="E2E8E6"/>
-              <w:left w:val="single" w:sz="4" w:space="0" w:color="E2E8E6"/>
-              <w:bottom w:val="single" w:sz="4" w:space="0" w:color="E2E8E6"/>
-              <w:right w:val="single" w:sz="4" w:space="0" w:color="E2E8E6"/>
-            </w:tcBorders>
-            <w:tcMar>
-              <w:top w:w="100" w:type="dxa"/>
-              <w:left w:w="140" w:type="dxa"/>
-              <w:bottom w:w="100" w:type="dxa"/>
-              <w:right w:w="140" w:type="dxa"/>
-            </w:tcMar>
-          </w:tcPr>
-          <w:p>
-            <w:pPr>
-              <w:spacing w:before="60" w:after="60" w:line="288" w:lineRule="auto"/>
-            </w:pPr>
-            <w:r>
-              <w:rPr>
-                <w:rFonts w:ascii="Arial" w:hAnsi="Arial" w:cs="Arial" w:eastAsia="Arial"/>
-                <w:b/>
-                <w:i w:val="0"/>
-                <w:color w:val="0E8F7D"/>
-                <w:sz w:val="21"/>
-              </w:rPr>
-              <w:t>Обязательно</w:t>
-            </w:r>
-          </w:p>
-        </w:tc>
-        <w:tc>
-          <w:tcPr>
-            <w:tcW w:type="dxa" w:w="6746"/>
-            <w:shd w:val="clear" w:color="auto" w:fill="E6F7F5"/>
-            <w:tcBorders>
-              <w:top w:val="single" w:sz="4" w:space="0" w:color="E2E8E6"/>
-              <w:left w:val="single" w:sz="4" w:space="0" w:color="E2E8E6"/>
-              <w:bottom w:val="single" w:sz="4" w:space="0" w:color="E2E8E6"/>
-              <w:right w:val="single" w:sz="4" w:space="0" w:color="E2E8E6"/>
-            </w:tcBorders>
-            <w:tcMar>
-              <w:top w:w="100" w:type="dxa"/>
-              <w:left w:w="140" w:type="dxa"/>
-              <w:bottom w:w="100" w:type="dxa"/>
-              <w:right w:w="140" w:type="dxa"/>
-            </w:tcMar>
-          </w:tcPr>
-          <w:p>
-            <w:pPr>
-              <w:spacing w:before="60" w:after="60" w:line="288" w:lineRule="auto"/>
-            </w:pPr>
-            <w:r>
-              <w:rPr>
-                <w:rFonts w:ascii="Arial" w:hAnsi="Arial" w:cs="Arial" w:eastAsia="Arial"/>
-                <w:b w:val="0"/>
-                <w:i w:val="0"/>
-                <w:color w:val="333333"/>
-                <w:sz w:val="21"/>
-              </w:rPr>
-              <w:t>Сценарий — уже есть. Скриншоты или запись экрана всех 8 модулей Formacar. Логотип и брендбук. Модели автомобилей для ключевых сцен.</w:t>
-            </w:r>
-          </w:p>
-        </w:tc>
-      </w:tr>
-      <w:tr>
-        <w:trPr>
-          <w:cantSplit/>
-        </w:trPr>
-        <w:tc>
-          <w:tcPr>
-            <w:tcW w:type="dxa" w:w="2608"/>
-            <w:shd w:val="clear" w:color="auto" w:fill="FFFFFF"/>
-            <w:tcBorders>
-              <w:top w:val="single" w:sz="4" w:space="0" w:color="E2E8E6"/>
-              <w:left w:val="single" w:sz="4" w:space="0" w:color="E2E8E6"/>
-              <w:bottom w:val="single" w:sz="4" w:space="0" w:color="E2E8E6"/>
-              <w:right w:val="single" w:sz="4" w:space="0" w:color="E2E8E6"/>
-            </w:tcBorders>
-            <w:tcMar>
-              <w:top w:w="100" w:type="dxa"/>
-              <w:left w:w="140" w:type="dxa"/>
-              <w:bottom w:w="100" w:type="dxa"/>
-              <w:right w:w="140" w:type="dxa"/>
-            </w:tcMar>
-          </w:tcPr>
-          <w:p>
-            <w:pPr>
-              <w:spacing w:before="60" w:after="60" w:line="288" w:lineRule="auto"/>
-            </w:pPr>
-            <w:r>
-              <w:rPr>
-                <w:rFonts w:ascii="Arial" w:hAnsi="Arial" w:cs="Arial" w:eastAsia="Arial"/>
-                <w:b/>
-                <w:i w:val="0"/>
-                <w:color w:val="0E8F7D"/>
-                <w:sz w:val="21"/>
-              </w:rPr>
-              <w:t>Полезно</w:t>
-            </w:r>
-          </w:p>
-        </w:tc>
-        <w:tc>
-          <w:tcPr>
-            <w:tcW w:type="dxa" w:w="6746"/>
-            <w:shd w:val="clear" w:color="auto" w:fill="FFFFFF"/>
-            <w:tcBorders>
-              <w:top w:val="single" w:sz="4" w:space="0" w:color="E2E8E6"/>
-              <w:left w:val="single" w:sz="4" w:space="0" w:color="E2E8E6"/>
-              <w:bottom w:val="single" w:sz="4" w:space="0" w:color="E2E8E6"/>
-              <w:right w:val="single" w:sz="4" w:space="0" w:color="E2E8E6"/>
-            </w:tcBorders>
-            <w:tcMar>
-              <w:top w:w="100" w:type="dxa"/>
-              <w:left w:w="140" w:type="dxa"/>
-              <w:bottom w:w="100" w:type="dxa"/>
-              <w:right w:w="140" w:type="dxa"/>
-            </w:tcMar>
-          </w:tcPr>
-          <w:p>
-            <w:pPr>
-              <w:spacing w:before="60" w:after="60" w:line="288" w:lineRule="auto"/>
-            </w:pPr>
-            <w:r>
-              <w:rPr>
-                <w:rFonts w:ascii="Arial" w:hAnsi="Arial" w:cs="Arial" w:eastAsia="Arial"/>
-                <w:b w:val="0"/>
-                <w:i w:val="0"/>
-                <w:color w:val="333333"/>
-                <w:sz w:val="21"/>
-              </w:rPr>
-              <w:t>Где будет показ: сайт, презентация, соцсети, реклама. Пожелания к героям и голосам. Ролики, которые вам нравятся.</w:t>
-            </w:r>
-          </w:p>
-        </w:tc>
-      </w:tr>
-    </w:tbl>
     <w:p>
       <w:pPr>
         <w:spacing w:before="400" w:after="200" w:line="264" w:lineRule="auto"/>
@@ -6964,7 +3884,7 @@
           <w:color w:val="333333"/>
           <w:sz w:val="22"/>
         </w:rPr>
-        <w:t>Искандер, выберите формат ролика — или пакет «ролик + 10 серий» с отдельной командой и скидкой 10%. Пришлём договор и счёт на аванс.</w:t>
+        <w:t>Искандер, выберите формат ролика и серии — пришлём договор и счёт.</w:t>
       </w:r>
     </w:p>
     <w:sectPr>

--- a/kp/formacar-film/prezentaciya-ai/КП_AI_в_кадре_презентация_Formacar_AI.docx
+++ b/kp/formacar-film/prezentaciya-ai/КП_AI_в_кадре_презентация_Formacar_AI.docx
@@ -2473,7 +2473,7 @@
                 <w:color w:val="333333"/>
                 <w:sz w:val="19"/>
               </w:rPr>
-              <w:t>4K 16:9 + вертикальная версия 9:16</w:t>
+              <w:t>4K 16:9</w:t>
             </w:r>
           </w:p>
         </w:tc>
@@ -2774,7 +2774,15 @@
     </w:p>
     <w:p>
       <w:pPr>
-        <w:spacing w:before="400" w:after="200" w:line="264" w:lineRule="auto"/>
+        <w:spacing w:after="0"/>
+      </w:pPr>
+      <w:r>
+        <w:br w:type="page"/>
+      </w:r>
+    </w:p>
+    <w:p>
+      <w:pPr>
+        <w:spacing w:before="0" w:after="200" w:line="264" w:lineRule="auto"/>
         <w:pBdr>
           <w:bottom w:val="single" w:sz="12" w:space="4" w:color="0E8F7D"/>
         </w:pBdr>
@@ -2788,7 +2796,7 @@
           <w:color w:val="0E8F7D"/>
           <w:sz w:val="36"/>
         </w:rPr>
-        <w:t>РОЛИК + СЕРИЯ: −10% НА ВЕСЬ ЗАКАЗ</w:t>
+        <w:t>РОЛИК + СЕРИИ: −10% НА ВЕСЬ ЗАКАЗ</w:t>
       </w:r>
     </w:p>
     <w:p>
@@ -2803,7 +2811,7 @@
           <w:color w:val="101010"/>
           <w:sz w:val="22"/>
         </w:rPr>
-        <w:t>Если вместе с презентационным роликом вы сейчас заказываете серию фильма — от формата «Экшн», — мы выделяем под Formacar отдельную команду и даём скидку 10% на весь заказ. На разовых небольших заказах выделить команду мы не можем, поэтому условие — именно ролик вместе с серией.</w:t>
+        <w:t>Если вместе с презентационным роликом вы сейчас заказываете серии фильма — от одной серии в формате «Экшн» или «Блокбастер», — мы выделяем под Formacar отдельную команду и даём скидку 10% на весь заказ. На разовых небольших заказах выделить команду мы не можем, поэтому условие — именно ролик вместе с сериями.</w:t>
       </w:r>
     </w:p>
     <w:tbl>
@@ -2976,7 +2984,82 @@
           <w:color w:val="0E8F7D"/>
           <w:sz w:val="24"/>
         </w:rPr>
-        <w:t>Стоимость со скидкой · ролик + 1 серия ~10 минут</w:t>
+        <w:t>Как считаем</w:t>
+      </w:r>
+    </w:p>
+    <w:p>
+      <w:pPr>
+        <w:spacing w:before="0" w:after="80" w:line="300" w:lineRule="auto"/>
+      </w:pPr>
+      <w:r>
+        <w:rPr>
+          <w:rFonts w:ascii="Arial" w:hAnsi="Arial" w:cs="Arial" w:eastAsia="Arial"/>
+          <w:b/>
+          <w:i w:val="0"/>
+          <w:color w:val="101010"/>
+          <w:sz w:val="22"/>
+        </w:rPr>
+        <w:t xml:space="preserve">1. Серии — по цене объёма. </w:t>
+      </w:r>
+      <w:r>
+        <w:rPr>
+          <w:rFonts w:ascii="Arial" w:hAnsi="Arial" w:cs="Arial" w:eastAsia="Arial"/>
+          <w:b w:val="0"/>
+          <w:i w:val="0"/>
+          <w:color w:val="333333"/>
+          <w:sz w:val="22"/>
+        </w:rPr>
+        <w:t>Чем больше серий заказываете, тем дешевле каждая.</w:t>
+      </w:r>
+    </w:p>
+    <w:p>
+      <w:pPr>
+        <w:spacing w:before="0" w:after="80" w:line="300" w:lineRule="auto"/>
+      </w:pPr>
+      <w:r>
+        <w:rPr>
+          <w:rFonts w:ascii="Arial" w:hAnsi="Arial" w:cs="Arial" w:eastAsia="Arial"/>
+          <w:b/>
+          <w:i w:val="0"/>
+          <w:color w:val="101010"/>
+          <w:sz w:val="22"/>
+        </w:rPr>
+        <w:t xml:space="preserve">2. Плюс презентационный ролик </w:t>
+      </w:r>
+      <w:r>
+        <w:rPr>
+          <w:rFonts w:ascii="Arial" w:hAnsi="Arial" w:cs="Arial" w:eastAsia="Arial"/>
+          <w:b w:val="0"/>
+          <w:i w:val="0"/>
+          <w:color w:val="333333"/>
+          <w:sz w:val="22"/>
+        </w:rPr>
+        <w:t>— в любом из трёх форматов.</w:t>
+      </w:r>
+    </w:p>
+    <w:p>
+      <w:pPr>
+        <w:spacing w:before="0" w:after="80" w:line="300" w:lineRule="auto"/>
+      </w:pPr>
+      <w:r>
+        <w:rPr>
+          <w:rFonts w:ascii="Arial" w:hAnsi="Arial" w:cs="Arial" w:eastAsia="Arial"/>
+          <w:b/>
+          <w:i w:val="0"/>
+          <w:color w:val="101010"/>
+          <w:sz w:val="22"/>
+        </w:rPr>
+        <w:t xml:space="preserve">3. Минус 10% на всю сумму </w:t>
+      </w:r>
+      <w:r>
+        <w:rPr>
+          <w:rFonts w:ascii="Arial" w:hAnsi="Arial" w:cs="Arial" w:eastAsia="Arial"/>
+          <w:b w:val="0"/>
+          <w:i w:val="0"/>
+          <w:color w:val="333333"/>
+          <w:sz w:val="22"/>
+        </w:rPr>
+        <w:t>— и на ролик, и на все серии.</w:t>
       </w:r>
     </w:p>
     <w:tbl>
@@ -2988,9 +3071,10 @@
         <w:tblLayout w:type="fixed"/>
       </w:tblPr>
       <w:tblGrid>
-        <w:gridCol w:w="2835"/>
-        <w:gridCol w:w="3260"/>
-        <w:gridCol w:w="3260"/>
+        <w:gridCol w:w="2608"/>
+        <w:gridCol w:w="2268"/>
+        <w:gridCol w:w="2268"/>
+        <w:gridCol w:w="2211"/>
       </w:tblGrid>
       <w:tr>
         <w:trPr>
@@ -2999,7 +3083,7 @@
         </w:trPr>
         <w:tc>
           <w:tcPr>
-            <w:tcW w:type="dxa" w:w="2835"/>
+            <w:tcW w:type="dxa" w:w="2608"/>
             <w:shd w:val="clear" w:color="auto" w:fill="0E8F7D"/>
             <w:tcBorders>
               <w:top w:val="single" w:sz="4" w:space="0" w:color="0E8F7D"/>
@@ -3028,13 +3112,13 @@
                 <w:color w:val="FFFFFF"/>
                 <w:sz w:val="19"/>
               </w:rPr>
-              <w:t>Презентационный ролик</w:t>
+              <w:t>Цена одной серии</w:t>
             </w:r>
           </w:p>
         </w:tc>
         <w:tc>
           <w:tcPr>
-            <w:tcW w:type="dxa" w:w="3260"/>
+            <w:tcW w:type="dxa" w:w="2268"/>
             <w:shd w:val="clear" w:color="auto" w:fill="0E8F7D"/>
             <w:tcBorders>
               <w:top w:val="single" w:sz="4" w:space="0" w:color="0E8F7D"/>
@@ -3063,13 +3147,13 @@
                 <w:color w:val="FFFFFF"/>
                 <w:sz w:val="19"/>
               </w:rPr>
-              <w:t>+ серия «Экшн» (320 000 ₽)</w:t>
+              <w:t>При заказе 1 серии</w:t>
             </w:r>
           </w:p>
         </w:tc>
         <w:tc>
           <w:tcPr>
-            <w:tcW w:type="dxa" w:w="3260"/>
+            <w:tcW w:type="dxa" w:w="2268"/>
             <w:shd w:val="clear" w:color="auto" w:fill="0E8F7D"/>
             <w:tcBorders>
               <w:top w:val="single" w:sz="4" w:space="0" w:color="0E8F7D"/>
@@ -3098,7 +3182,42 @@
                 <w:color w:val="FFFFFF"/>
                 <w:sz w:val="19"/>
               </w:rPr>
-              <w:t>+ серия «Блокбастер» (550 000 ₽)</w:t>
+              <w:t>При заказе 5 серий</w:t>
+            </w:r>
+          </w:p>
+        </w:tc>
+        <w:tc>
+          <w:tcPr>
+            <w:tcW w:type="dxa" w:w="2211"/>
+            <w:shd w:val="clear" w:color="auto" w:fill="0E8F7D"/>
+            <w:tcBorders>
+              <w:top w:val="single" w:sz="4" w:space="0" w:color="0E8F7D"/>
+              <w:left w:val="single" w:sz="4" w:space="0" w:color="0E8F7D"/>
+              <w:bottom w:val="single" w:sz="4" w:space="0" w:color="0E8F7D"/>
+              <w:right w:val="single" w:sz="4" w:space="0" w:color="0E8F7D"/>
+            </w:tcBorders>
+            <w:tcMar>
+              <w:top w:w="100" w:type="dxa"/>
+              <w:left w:w="140" w:type="dxa"/>
+              <w:bottom w:w="100" w:type="dxa"/>
+              <w:right w:w="140" w:type="dxa"/>
+            </w:tcMar>
+            <w:vAlign w:val="center"/>
+          </w:tcPr>
+          <w:p>
+            <w:pPr>
+              <w:spacing w:before="60" w:after="60" w:line="288" w:lineRule="auto"/>
+              <w:keepNext/>
+            </w:pPr>
+            <w:r>
+              <w:rPr>
+                <w:rFonts w:ascii="Arial" w:hAnsi="Arial" w:cs="Arial" w:eastAsia="Arial"/>
+                <w:b/>
+                <w:i w:val="0"/>
+                <w:color w:val="FFFFFF"/>
+                <w:sz w:val="19"/>
+              </w:rPr>
+              <w:t>При заказе 10 серий</w:t>
             </w:r>
           </w:p>
         </w:tc>
@@ -3109,7 +3228,7 @@
         </w:trPr>
         <w:tc>
           <w:tcPr>
-            <w:tcW w:type="dxa" w:w="2835"/>
+            <w:tcW w:type="dxa" w:w="2608"/>
             <w:shd w:val="clear" w:color="auto" w:fill="E6F7F5"/>
             <w:tcBorders>
               <w:top w:val="single" w:sz="4" w:space="0" w:color="E2E8E6"/>
@@ -3137,13 +3256,13 @@
                 <w:color w:val="0E8F7D"/>
                 <w:sz w:val="20"/>
               </w:rPr>
-              <w:t>Стандарт · 135 000 ₽</w:t>
+              <w:t>«Экшн»</w:t>
             </w:r>
           </w:p>
         </w:tc>
         <w:tc>
           <w:tcPr>
-            <w:tcW w:type="dxa" w:w="3260"/>
+            <w:tcW w:type="dxa" w:w="2268"/>
             <w:shd w:val="clear" w:color="auto" w:fill="E6F7F5"/>
             <w:tcBorders>
               <w:top w:val="single" w:sz="4" w:space="0" w:color="E2E8E6"/>
@@ -3171,13 +3290,13 @@
                 <w:color w:val="333333"/>
                 <w:sz w:val="20"/>
               </w:rPr>
-              <w:t>409 500 ₽ вместо 455 000 ₽</w:t>
+              <w:t>320 000 ₽</w:t>
             </w:r>
           </w:p>
         </w:tc>
         <w:tc>
           <w:tcPr>
-            <w:tcW w:type="dxa" w:w="3260"/>
+            <w:tcW w:type="dxa" w:w="2268"/>
             <w:shd w:val="clear" w:color="auto" w:fill="E6F7F5"/>
             <w:tcBorders>
               <w:top w:val="single" w:sz="4" w:space="0" w:color="E2E8E6"/>
@@ -3205,53 +3324,14 @@
                 <w:color w:val="333333"/>
                 <w:sz w:val="20"/>
               </w:rPr>
-              <w:t>616 500 ₽ вместо 685 000 ₽</w:t>
-            </w:r>
-          </w:p>
-        </w:tc>
-      </w:tr>
-      <w:tr>
-        <w:trPr>
-          <w:cantSplit/>
-        </w:trPr>
-        <w:tc>
-          <w:tcPr>
-            <w:tcW w:type="dxa" w:w="2835"/>
-            <w:shd w:val="clear" w:color="auto" w:fill="FFFFFF"/>
-            <w:tcBorders>
-              <w:top w:val="single" w:sz="4" w:space="0" w:color="E2E8E6"/>
-              <w:left w:val="single" w:sz="4" w:space="0" w:color="E2E8E6"/>
-              <w:bottom w:val="single" w:sz="4" w:space="0" w:color="E2E8E6"/>
-              <w:right w:val="single" w:sz="4" w:space="0" w:color="E2E8E6"/>
-            </w:tcBorders>
-            <w:tcMar>
-              <w:top w:w="100" w:type="dxa"/>
-              <w:left w:w="140" w:type="dxa"/>
-              <w:bottom w:w="100" w:type="dxa"/>
-              <w:right w:w="140" w:type="dxa"/>
-            </w:tcMar>
-          </w:tcPr>
-          <w:p>
-            <w:pPr>
-              <w:spacing w:before="60" w:after="60" w:line="288" w:lineRule="auto"/>
-              <w:keepNext/>
-            </w:pPr>
-            <w:r>
-              <w:rPr>
-                <w:rFonts w:ascii="Arial" w:hAnsi="Arial" w:cs="Arial" w:eastAsia="Arial"/>
-                <w:b/>
-                <w:i w:val="0"/>
-                <w:color w:val="0E8F7D"/>
-                <w:sz w:val="20"/>
-              </w:rPr>
-              <w:t>Премиум · 185 000 ₽</w:t>
+              <w:t>290 000 ₽</w:t>
             </w:r>
           </w:p>
         </w:tc>
         <w:tc>
           <w:tcPr>
-            <w:tcW w:type="dxa" w:w="3260"/>
-            <w:shd w:val="clear" w:color="auto" w:fill="FFFFFF"/>
+            <w:tcW w:type="dxa" w:w="2211"/>
+            <w:shd w:val="clear" w:color="auto" w:fill="E6F7F5"/>
             <w:tcBorders>
               <w:top w:val="single" w:sz="4" w:space="0" w:color="E2E8E6"/>
               <w:left w:val="single" w:sz="4" w:space="0" w:color="E2E8E6"/>
@@ -3278,13 +3358,525 @@
                 <w:color w:val="333333"/>
                 <w:sz w:val="20"/>
               </w:rPr>
-              <w:t>454 500 ₽ вместо 505 000 ₽</w:t>
+              <w:t>255 000 ₽</w:t>
+            </w:r>
+          </w:p>
+        </w:tc>
+      </w:tr>
+      <w:tr>
+        <w:trPr>
+          <w:cantSplit/>
+        </w:trPr>
+        <w:tc>
+          <w:tcPr>
+            <w:tcW w:type="dxa" w:w="2608"/>
+            <w:shd w:val="clear" w:color="auto" w:fill="FFFFFF"/>
+            <w:tcBorders>
+              <w:top w:val="single" w:sz="4" w:space="0" w:color="E2E8E6"/>
+              <w:left w:val="single" w:sz="4" w:space="0" w:color="E2E8E6"/>
+              <w:bottom w:val="single" w:sz="4" w:space="0" w:color="E2E8E6"/>
+              <w:right w:val="single" w:sz="4" w:space="0" w:color="E2E8E6"/>
+            </w:tcBorders>
+            <w:tcMar>
+              <w:top w:w="100" w:type="dxa"/>
+              <w:left w:w="140" w:type="dxa"/>
+              <w:bottom w:w="100" w:type="dxa"/>
+              <w:right w:w="140" w:type="dxa"/>
+            </w:tcMar>
+          </w:tcPr>
+          <w:p>
+            <w:pPr>
+              <w:spacing w:before="60" w:after="60" w:line="288" w:lineRule="auto"/>
+            </w:pPr>
+            <w:r>
+              <w:rPr>
+                <w:rFonts w:ascii="Arial" w:hAnsi="Arial" w:cs="Arial" w:eastAsia="Arial"/>
+                <w:b/>
+                <w:i w:val="0"/>
+                <w:color w:val="0E8F7D"/>
+                <w:sz w:val="20"/>
+              </w:rPr>
+              <w:t>«Блокбастер»</w:t>
             </w:r>
           </w:p>
         </w:tc>
         <w:tc>
           <w:tcPr>
-            <w:tcW w:type="dxa" w:w="3260"/>
+            <w:tcW w:type="dxa" w:w="2268"/>
+            <w:shd w:val="clear" w:color="auto" w:fill="FFFFFF"/>
+            <w:tcBorders>
+              <w:top w:val="single" w:sz="4" w:space="0" w:color="E2E8E6"/>
+              <w:left w:val="single" w:sz="4" w:space="0" w:color="E2E8E6"/>
+              <w:bottom w:val="single" w:sz="4" w:space="0" w:color="E2E8E6"/>
+              <w:right w:val="single" w:sz="4" w:space="0" w:color="E2E8E6"/>
+            </w:tcBorders>
+            <w:tcMar>
+              <w:top w:w="100" w:type="dxa"/>
+              <w:left w:w="140" w:type="dxa"/>
+              <w:bottom w:w="100" w:type="dxa"/>
+              <w:right w:w="140" w:type="dxa"/>
+            </w:tcMar>
+          </w:tcPr>
+          <w:p>
+            <w:pPr>
+              <w:spacing w:before="60" w:after="60" w:line="288" w:lineRule="auto"/>
+            </w:pPr>
+            <w:r>
+              <w:rPr>
+                <w:rFonts w:ascii="Arial" w:hAnsi="Arial" w:cs="Arial" w:eastAsia="Arial"/>
+                <w:b w:val="0"/>
+                <w:i w:val="0"/>
+                <w:color w:val="333333"/>
+                <w:sz w:val="20"/>
+              </w:rPr>
+              <w:t>550 000 ₽</w:t>
+            </w:r>
+          </w:p>
+        </w:tc>
+        <w:tc>
+          <w:tcPr>
+            <w:tcW w:type="dxa" w:w="2268"/>
+            <w:shd w:val="clear" w:color="auto" w:fill="FFFFFF"/>
+            <w:tcBorders>
+              <w:top w:val="single" w:sz="4" w:space="0" w:color="E2E8E6"/>
+              <w:left w:val="single" w:sz="4" w:space="0" w:color="E2E8E6"/>
+              <w:bottom w:val="single" w:sz="4" w:space="0" w:color="E2E8E6"/>
+              <w:right w:val="single" w:sz="4" w:space="0" w:color="E2E8E6"/>
+            </w:tcBorders>
+            <w:tcMar>
+              <w:top w:w="100" w:type="dxa"/>
+              <w:left w:w="140" w:type="dxa"/>
+              <w:bottom w:w="100" w:type="dxa"/>
+              <w:right w:w="140" w:type="dxa"/>
+            </w:tcMar>
+          </w:tcPr>
+          <w:p>
+            <w:pPr>
+              <w:spacing w:before="60" w:after="60" w:line="288" w:lineRule="auto"/>
+            </w:pPr>
+            <w:r>
+              <w:rPr>
+                <w:rFonts w:ascii="Arial" w:hAnsi="Arial" w:cs="Arial" w:eastAsia="Arial"/>
+                <w:b w:val="0"/>
+                <w:i w:val="0"/>
+                <w:color w:val="333333"/>
+                <w:sz w:val="20"/>
+              </w:rPr>
+              <w:t>490 000 ₽</w:t>
+            </w:r>
+          </w:p>
+        </w:tc>
+        <w:tc>
+          <w:tcPr>
+            <w:tcW w:type="dxa" w:w="2211"/>
+            <w:shd w:val="clear" w:color="auto" w:fill="FFFFFF"/>
+            <w:tcBorders>
+              <w:top w:val="single" w:sz="4" w:space="0" w:color="E2E8E6"/>
+              <w:left w:val="single" w:sz="4" w:space="0" w:color="E2E8E6"/>
+              <w:bottom w:val="single" w:sz="4" w:space="0" w:color="E2E8E6"/>
+              <w:right w:val="single" w:sz="4" w:space="0" w:color="E2E8E6"/>
+            </w:tcBorders>
+            <w:tcMar>
+              <w:top w:w="100" w:type="dxa"/>
+              <w:left w:w="140" w:type="dxa"/>
+              <w:bottom w:w="100" w:type="dxa"/>
+              <w:right w:w="140" w:type="dxa"/>
+            </w:tcMar>
+          </w:tcPr>
+          <w:p>
+            <w:pPr>
+              <w:spacing w:before="60" w:after="60" w:line="288" w:lineRule="auto"/>
+            </w:pPr>
+            <w:r>
+              <w:rPr>
+                <w:rFonts w:ascii="Arial" w:hAnsi="Arial" w:cs="Arial" w:eastAsia="Arial"/>
+                <w:b w:val="0"/>
+                <w:i w:val="0"/>
+                <w:color w:val="333333"/>
+                <w:sz w:val="20"/>
+              </w:rPr>
+              <w:t>435 000 ₽</w:t>
+            </w:r>
+          </w:p>
+        </w:tc>
+      </w:tr>
+    </w:tbl>
+    <w:p>
+      <w:pPr>
+        <w:spacing w:before="120" w:after="120" w:line="300" w:lineRule="auto"/>
+      </w:pPr>
+      <w:r>
+        <w:rPr>
+          <w:rFonts w:ascii="Arial" w:hAnsi="Arial" w:cs="Arial" w:eastAsia="Arial"/>
+          <w:b/>
+          <w:i w:val="0"/>
+          <w:color w:val="0E8F7D"/>
+          <w:sz w:val="21"/>
+        </w:rPr>
+        <w:t>Скидка 10% и отдельная команда — при подписании договора на ролик и серии до пятницы, 30 октября.</w:t>
+      </w:r>
+    </w:p>
+    <w:p>
+      <w:pPr>
+        <w:spacing w:before="400" w:after="200" w:line="264" w:lineRule="auto"/>
+        <w:pBdr>
+          <w:bottom w:val="single" w:sz="12" w:space="4" w:color="0E8F7D"/>
+        </w:pBdr>
+        <w:keepNext/>
+      </w:pPr>
+      <w:r>
+        <w:rPr>
+          <w:rFonts w:ascii="Arial" w:hAnsi="Arial" w:cs="Arial" w:eastAsia="Arial"/>
+          <w:b/>
+          <w:i w:val="0"/>
+          <w:color w:val="0E8F7D"/>
+          <w:sz w:val="36"/>
+        </w:rPr>
+        <w:t>СКОЛЬКО СТОИТ ПАКЕТ · ИТОГ СО СКИДКОЙ 10%</w:t>
+      </w:r>
+    </w:p>
+    <w:tbl>
+      <w:tblPr>
+        <w:tblW w:type="auto" w:w="0"/>
+        <w:jc w:val="left"/>
+        <w:tblLayout w:type="fixed"/>
+        <w:tblLook w:firstColumn="1" w:firstRow="1" w:lastColumn="0" w:lastRow="0" w:noHBand="0" w:noVBand="1" w:val="04A0"/>
+        <w:tblLayout w:type="fixed"/>
+      </w:tblPr>
+      <w:tblGrid>
+        <w:gridCol w:w="2268"/>
+        <w:gridCol w:w="2381"/>
+        <w:gridCol w:w="2381"/>
+        <w:gridCol w:w="2324"/>
+      </w:tblGrid>
+      <w:tr>
+        <w:trPr>
+          <w:tblHeader/>
+          <w:cantSplit/>
+        </w:trPr>
+        <w:tc>
+          <w:tcPr>
+            <w:tcW w:type="dxa" w:w="2268"/>
+            <w:shd w:val="clear" w:color="auto" w:fill="0E8F7D"/>
+            <w:tcBorders>
+              <w:top w:val="single" w:sz="4" w:space="0" w:color="0E8F7D"/>
+              <w:left w:val="single" w:sz="4" w:space="0" w:color="0E8F7D"/>
+              <w:bottom w:val="single" w:sz="4" w:space="0" w:color="0E8F7D"/>
+              <w:right w:val="single" w:sz="4" w:space="0" w:color="0E8F7D"/>
+            </w:tcBorders>
+            <w:tcMar>
+              <w:top w:w="100" w:type="dxa"/>
+              <w:left w:w="140" w:type="dxa"/>
+              <w:bottom w:w="100" w:type="dxa"/>
+              <w:right w:w="140" w:type="dxa"/>
+            </w:tcMar>
+            <w:vAlign w:val="center"/>
+          </w:tcPr>
+          <w:p>
+            <w:pPr>
+              <w:spacing w:before="60" w:after="60" w:line="288" w:lineRule="auto"/>
+              <w:keepNext/>
+            </w:pPr>
+            <w:r>
+              <w:rPr>
+                <w:rFonts w:ascii="Arial" w:hAnsi="Arial" w:cs="Arial" w:eastAsia="Arial"/>
+                <w:b/>
+                <w:i w:val="0"/>
+                <w:color w:val="FFFFFF"/>
+                <w:sz w:val="18"/>
+              </w:rPr>
+              <w:t>Ролик + серии «Экшн»</w:t>
+            </w:r>
+          </w:p>
+        </w:tc>
+        <w:tc>
+          <w:tcPr>
+            <w:tcW w:type="dxa" w:w="2381"/>
+            <w:shd w:val="clear" w:color="auto" w:fill="0E8F7D"/>
+            <w:tcBorders>
+              <w:top w:val="single" w:sz="4" w:space="0" w:color="0E8F7D"/>
+              <w:left w:val="single" w:sz="4" w:space="0" w:color="0E8F7D"/>
+              <w:bottom w:val="single" w:sz="4" w:space="0" w:color="0E8F7D"/>
+              <w:right w:val="single" w:sz="4" w:space="0" w:color="0E8F7D"/>
+            </w:tcBorders>
+            <w:tcMar>
+              <w:top w:w="100" w:type="dxa"/>
+              <w:left w:w="140" w:type="dxa"/>
+              <w:bottom w:w="100" w:type="dxa"/>
+              <w:right w:w="140" w:type="dxa"/>
+            </w:tcMar>
+            <w:vAlign w:val="center"/>
+          </w:tcPr>
+          <w:p>
+            <w:pPr>
+              <w:spacing w:before="60" w:after="60" w:line="288" w:lineRule="auto"/>
+              <w:keepNext/>
+            </w:pPr>
+            <w:r>
+              <w:rPr>
+                <w:rFonts w:ascii="Arial" w:hAnsi="Arial" w:cs="Arial" w:eastAsia="Arial"/>
+                <w:b/>
+                <w:i w:val="0"/>
+                <w:color w:val="FFFFFF"/>
+                <w:sz w:val="18"/>
+              </w:rPr>
+              <w:t>+ 1 серия · 320 000 ₽</w:t>
+            </w:r>
+          </w:p>
+        </w:tc>
+        <w:tc>
+          <w:tcPr>
+            <w:tcW w:type="dxa" w:w="2381"/>
+            <w:shd w:val="clear" w:color="auto" w:fill="0E8F7D"/>
+            <w:tcBorders>
+              <w:top w:val="single" w:sz="4" w:space="0" w:color="0E8F7D"/>
+              <w:left w:val="single" w:sz="4" w:space="0" w:color="0E8F7D"/>
+              <w:bottom w:val="single" w:sz="4" w:space="0" w:color="0E8F7D"/>
+              <w:right w:val="single" w:sz="4" w:space="0" w:color="0E8F7D"/>
+            </w:tcBorders>
+            <w:tcMar>
+              <w:top w:w="100" w:type="dxa"/>
+              <w:left w:w="140" w:type="dxa"/>
+              <w:bottom w:w="100" w:type="dxa"/>
+              <w:right w:w="140" w:type="dxa"/>
+            </w:tcMar>
+            <w:vAlign w:val="center"/>
+          </w:tcPr>
+          <w:p>
+            <w:pPr>
+              <w:spacing w:before="60" w:after="60" w:line="288" w:lineRule="auto"/>
+              <w:keepNext/>
+            </w:pPr>
+            <w:r>
+              <w:rPr>
+                <w:rFonts w:ascii="Arial" w:hAnsi="Arial" w:cs="Arial" w:eastAsia="Arial"/>
+                <w:b/>
+                <w:i w:val="0"/>
+                <w:color w:val="FFFFFF"/>
+                <w:sz w:val="18"/>
+              </w:rPr>
+              <w:t>+ 5 серий · по 290 000 ₽</w:t>
+            </w:r>
+          </w:p>
+        </w:tc>
+        <w:tc>
+          <w:tcPr>
+            <w:tcW w:type="dxa" w:w="2324"/>
+            <w:shd w:val="clear" w:color="auto" w:fill="0E8F7D"/>
+            <w:tcBorders>
+              <w:top w:val="single" w:sz="4" w:space="0" w:color="0E8F7D"/>
+              <w:left w:val="single" w:sz="4" w:space="0" w:color="0E8F7D"/>
+              <w:bottom w:val="single" w:sz="4" w:space="0" w:color="0E8F7D"/>
+              <w:right w:val="single" w:sz="4" w:space="0" w:color="0E8F7D"/>
+            </w:tcBorders>
+            <w:tcMar>
+              <w:top w:w="100" w:type="dxa"/>
+              <w:left w:w="140" w:type="dxa"/>
+              <w:bottom w:w="100" w:type="dxa"/>
+              <w:right w:w="140" w:type="dxa"/>
+            </w:tcMar>
+            <w:vAlign w:val="center"/>
+          </w:tcPr>
+          <w:p>
+            <w:pPr>
+              <w:spacing w:before="60" w:after="60" w:line="288" w:lineRule="auto"/>
+              <w:keepNext/>
+            </w:pPr>
+            <w:r>
+              <w:rPr>
+                <w:rFonts w:ascii="Arial" w:hAnsi="Arial" w:cs="Arial" w:eastAsia="Arial"/>
+                <w:b/>
+                <w:i w:val="0"/>
+                <w:color w:val="FFFFFF"/>
+                <w:sz w:val="18"/>
+              </w:rPr>
+              <w:t>+ 10 серий · по 255 000 ₽</w:t>
+            </w:r>
+          </w:p>
+        </w:tc>
+      </w:tr>
+      <w:tr>
+        <w:trPr>
+          <w:cantSplit/>
+        </w:trPr>
+        <w:tc>
+          <w:tcPr>
+            <w:tcW w:type="dxa" w:w="2268"/>
+            <w:shd w:val="clear" w:color="auto" w:fill="E6F7F5"/>
+            <w:tcBorders>
+              <w:top w:val="single" w:sz="4" w:space="0" w:color="E2E8E6"/>
+              <w:left w:val="single" w:sz="4" w:space="0" w:color="E2E8E6"/>
+              <w:bottom w:val="single" w:sz="4" w:space="0" w:color="E2E8E6"/>
+              <w:right w:val="single" w:sz="4" w:space="0" w:color="E2E8E6"/>
+            </w:tcBorders>
+            <w:tcMar>
+              <w:top w:w="100" w:type="dxa"/>
+              <w:left w:w="140" w:type="dxa"/>
+              <w:bottom w:w="100" w:type="dxa"/>
+              <w:right w:w="140" w:type="dxa"/>
+            </w:tcMar>
+          </w:tcPr>
+          <w:p>
+            <w:pPr>
+              <w:spacing w:before="60" w:after="60" w:line="288" w:lineRule="auto"/>
+              <w:keepNext/>
+            </w:pPr>
+            <w:r>
+              <w:rPr>
+                <w:rFonts w:ascii="Arial" w:hAnsi="Arial" w:cs="Arial" w:eastAsia="Arial"/>
+                <w:b/>
+                <w:i w:val="0"/>
+                <w:color w:val="0E8F7D"/>
+                <w:sz w:val="19"/>
+              </w:rPr>
+              <w:t>Стандарт · 135 000 ₽</w:t>
+            </w:r>
+          </w:p>
+        </w:tc>
+        <w:tc>
+          <w:tcPr>
+            <w:tcW w:type="dxa" w:w="2381"/>
+            <w:shd w:val="clear" w:color="auto" w:fill="E6F7F5"/>
+            <w:tcBorders>
+              <w:top w:val="single" w:sz="4" w:space="0" w:color="E2E8E6"/>
+              <w:left w:val="single" w:sz="4" w:space="0" w:color="E2E8E6"/>
+              <w:bottom w:val="single" w:sz="4" w:space="0" w:color="E2E8E6"/>
+              <w:right w:val="single" w:sz="4" w:space="0" w:color="E2E8E6"/>
+            </w:tcBorders>
+            <w:tcMar>
+              <w:top w:w="100" w:type="dxa"/>
+              <w:left w:w="140" w:type="dxa"/>
+              <w:bottom w:w="100" w:type="dxa"/>
+              <w:right w:w="140" w:type="dxa"/>
+            </w:tcMar>
+          </w:tcPr>
+          <w:p>
+            <w:pPr>
+              <w:spacing w:before="60" w:after="60" w:line="288" w:lineRule="auto"/>
+              <w:keepNext/>
+            </w:pPr>
+            <w:r>
+              <w:rPr>
+                <w:rFonts w:ascii="Arial" w:hAnsi="Arial" w:cs="Arial" w:eastAsia="Arial"/>
+                <w:b w:val="0"/>
+                <w:i w:val="0"/>
+                <w:color w:val="333333"/>
+                <w:sz w:val="19"/>
+              </w:rPr>
+              <w:t>409 500 ₽ вместо 455 000 ₽</w:t>
+            </w:r>
+          </w:p>
+        </w:tc>
+        <w:tc>
+          <w:tcPr>
+            <w:tcW w:type="dxa" w:w="2381"/>
+            <w:shd w:val="clear" w:color="auto" w:fill="E6F7F5"/>
+            <w:tcBorders>
+              <w:top w:val="single" w:sz="4" w:space="0" w:color="E2E8E6"/>
+              <w:left w:val="single" w:sz="4" w:space="0" w:color="E2E8E6"/>
+              <w:bottom w:val="single" w:sz="4" w:space="0" w:color="E2E8E6"/>
+              <w:right w:val="single" w:sz="4" w:space="0" w:color="E2E8E6"/>
+            </w:tcBorders>
+            <w:tcMar>
+              <w:top w:w="100" w:type="dxa"/>
+              <w:left w:w="140" w:type="dxa"/>
+              <w:bottom w:w="100" w:type="dxa"/>
+              <w:right w:w="140" w:type="dxa"/>
+            </w:tcMar>
+          </w:tcPr>
+          <w:p>
+            <w:pPr>
+              <w:spacing w:before="60" w:after="60" w:line="288" w:lineRule="auto"/>
+              <w:keepNext/>
+            </w:pPr>
+            <w:r>
+              <w:rPr>
+                <w:rFonts w:ascii="Arial" w:hAnsi="Arial" w:cs="Arial" w:eastAsia="Arial"/>
+                <w:b w:val="0"/>
+                <w:i w:val="0"/>
+                <w:color w:val="333333"/>
+                <w:sz w:val="19"/>
+              </w:rPr>
+              <w:t>1 426 500 ₽ вместо 1 585 000 ₽</w:t>
+            </w:r>
+          </w:p>
+        </w:tc>
+        <w:tc>
+          <w:tcPr>
+            <w:tcW w:type="dxa" w:w="2324"/>
+            <w:shd w:val="clear" w:color="auto" w:fill="E6F7F5"/>
+            <w:tcBorders>
+              <w:top w:val="single" w:sz="4" w:space="0" w:color="E2E8E6"/>
+              <w:left w:val="single" w:sz="4" w:space="0" w:color="E2E8E6"/>
+              <w:bottom w:val="single" w:sz="4" w:space="0" w:color="E2E8E6"/>
+              <w:right w:val="single" w:sz="4" w:space="0" w:color="E2E8E6"/>
+            </w:tcBorders>
+            <w:tcMar>
+              <w:top w:w="100" w:type="dxa"/>
+              <w:left w:w="140" w:type="dxa"/>
+              <w:bottom w:w="100" w:type="dxa"/>
+              <w:right w:w="140" w:type="dxa"/>
+            </w:tcMar>
+          </w:tcPr>
+          <w:p>
+            <w:pPr>
+              <w:spacing w:before="60" w:after="60" w:line="288" w:lineRule="auto"/>
+              <w:keepNext/>
+            </w:pPr>
+            <w:r>
+              <w:rPr>
+                <w:rFonts w:ascii="Arial" w:hAnsi="Arial" w:cs="Arial" w:eastAsia="Arial"/>
+                <w:b w:val="0"/>
+                <w:i w:val="0"/>
+                <w:color w:val="333333"/>
+                <w:sz w:val="19"/>
+              </w:rPr>
+              <w:t>2 416 500 ₽ вместо 2 685 000 ₽</w:t>
+            </w:r>
+          </w:p>
+        </w:tc>
+      </w:tr>
+      <w:tr>
+        <w:trPr>
+          <w:cantSplit/>
+        </w:trPr>
+        <w:tc>
+          <w:tcPr>
+            <w:tcW w:type="dxa" w:w="2268"/>
+            <w:shd w:val="clear" w:color="auto" w:fill="FFFFFF"/>
+            <w:tcBorders>
+              <w:top w:val="single" w:sz="4" w:space="0" w:color="E2E8E6"/>
+              <w:left w:val="single" w:sz="4" w:space="0" w:color="E2E8E6"/>
+              <w:bottom w:val="single" w:sz="4" w:space="0" w:color="E2E8E6"/>
+              <w:right w:val="single" w:sz="4" w:space="0" w:color="E2E8E6"/>
+            </w:tcBorders>
+            <w:tcMar>
+              <w:top w:w="100" w:type="dxa"/>
+              <w:left w:w="140" w:type="dxa"/>
+              <w:bottom w:w="100" w:type="dxa"/>
+              <w:right w:w="140" w:type="dxa"/>
+            </w:tcMar>
+          </w:tcPr>
+          <w:p>
+            <w:pPr>
+              <w:spacing w:before="60" w:after="60" w:line="288" w:lineRule="auto"/>
+              <w:keepNext/>
+            </w:pPr>
+            <w:r>
+              <w:rPr>
+                <w:rFonts w:ascii="Arial" w:hAnsi="Arial" w:cs="Arial" w:eastAsia="Arial"/>
+                <w:b/>
+                <w:i w:val="0"/>
+                <w:color w:val="0E8F7D"/>
+                <w:sz w:val="19"/>
+              </w:rPr>
+              <w:t>Премиум · 185 000 ₽</w:t>
+            </w:r>
+          </w:p>
+        </w:tc>
+        <w:tc>
+          <w:tcPr>
+            <w:tcW w:type="dxa" w:w="2381"/>
             <w:shd w:val="clear" w:color="auto" w:fill="FFFFFF"/>
             <w:tcBorders>
               <w:top w:val="single" w:sz="4" w:space="0" w:color="E2E8E6"/>
@@ -3310,9 +3902,77 @@
                 <w:b w:val="0"/>
                 <w:i w:val="0"/>
                 <w:color w:val="333333"/>
-                <w:sz w:val="20"/>
+                <w:sz w:val="19"/>
               </w:rPr>
-              <w:t>661 500 ₽ вместо 735 000 ₽</w:t>
+              <w:t>454 500 ₽ вместо 505 000 ₽</w:t>
+            </w:r>
+          </w:p>
+        </w:tc>
+        <w:tc>
+          <w:tcPr>
+            <w:tcW w:type="dxa" w:w="2381"/>
+            <w:shd w:val="clear" w:color="auto" w:fill="FFFFFF"/>
+            <w:tcBorders>
+              <w:top w:val="single" w:sz="4" w:space="0" w:color="E2E8E6"/>
+              <w:left w:val="single" w:sz="4" w:space="0" w:color="E2E8E6"/>
+              <w:bottom w:val="single" w:sz="4" w:space="0" w:color="E2E8E6"/>
+              <w:right w:val="single" w:sz="4" w:space="0" w:color="E2E8E6"/>
+            </w:tcBorders>
+            <w:tcMar>
+              <w:top w:w="100" w:type="dxa"/>
+              <w:left w:w="140" w:type="dxa"/>
+              <w:bottom w:w="100" w:type="dxa"/>
+              <w:right w:w="140" w:type="dxa"/>
+            </w:tcMar>
+          </w:tcPr>
+          <w:p>
+            <w:pPr>
+              <w:spacing w:before="60" w:after="60" w:line="288" w:lineRule="auto"/>
+              <w:keepNext/>
+            </w:pPr>
+            <w:r>
+              <w:rPr>
+                <w:rFonts w:ascii="Arial" w:hAnsi="Arial" w:cs="Arial" w:eastAsia="Arial"/>
+                <w:b w:val="0"/>
+                <w:i w:val="0"/>
+                <w:color w:val="333333"/>
+                <w:sz w:val="19"/>
+              </w:rPr>
+              <w:t>1 471 500 ₽ вместо 1 635 000 ₽</w:t>
+            </w:r>
+          </w:p>
+        </w:tc>
+        <w:tc>
+          <w:tcPr>
+            <w:tcW w:type="dxa" w:w="2324"/>
+            <w:shd w:val="clear" w:color="auto" w:fill="FFFFFF"/>
+            <w:tcBorders>
+              <w:top w:val="single" w:sz="4" w:space="0" w:color="E2E8E6"/>
+              <w:left w:val="single" w:sz="4" w:space="0" w:color="E2E8E6"/>
+              <w:bottom w:val="single" w:sz="4" w:space="0" w:color="E2E8E6"/>
+              <w:right w:val="single" w:sz="4" w:space="0" w:color="E2E8E6"/>
+            </w:tcBorders>
+            <w:tcMar>
+              <w:top w:w="100" w:type="dxa"/>
+              <w:left w:w="140" w:type="dxa"/>
+              <w:bottom w:w="100" w:type="dxa"/>
+              <w:right w:w="140" w:type="dxa"/>
+            </w:tcMar>
+          </w:tcPr>
+          <w:p>
+            <w:pPr>
+              <w:spacing w:before="60" w:after="60" w:line="288" w:lineRule="auto"/>
+              <w:keepNext/>
+            </w:pPr>
+            <w:r>
+              <w:rPr>
+                <w:rFonts w:ascii="Arial" w:hAnsi="Arial" w:cs="Arial" w:eastAsia="Arial"/>
+                <w:b w:val="0"/>
+                <w:i w:val="0"/>
+                <w:color w:val="333333"/>
+                <w:sz w:val="19"/>
+              </w:rPr>
+              <w:t>2 461 500 ₽ вместо 2 735 000 ₽</w:t>
             </w:r>
           </w:p>
         </w:tc>
@@ -3323,7 +3983,7 @@
         </w:trPr>
         <w:tc>
           <w:tcPr>
-            <w:tcW w:type="dxa" w:w="2835"/>
+            <w:tcW w:type="dxa" w:w="2268"/>
             <w:shd w:val="clear" w:color="auto" w:fill="E6F7F5"/>
             <w:tcBorders>
               <w:top w:val="single" w:sz="4" w:space="0" w:color="E2E8E6"/>
@@ -3348,7 +4008,7 @@
                 <w:b/>
                 <w:i w:val="0"/>
                 <w:color w:val="0E8F7D"/>
-                <w:sz w:val="20"/>
+                <w:sz w:val="19"/>
               </w:rPr>
               <w:t>Максимум · 250 000 ₽</w:t>
             </w:r>
@@ -3356,7 +4016,7 @@
         </w:tc>
         <w:tc>
           <w:tcPr>
-            <w:tcW w:type="dxa" w:w="3260"/>
+            <w:tcW w:type="dxa" w:w="2381"/>
             <w:shd w:val="clear" w:color="auto" w:fill="E6F7F5"/>
             <w:tcBorders>
               <w:top w:val="single" w:sz="4" w:space="0" w:color="E2E8E6"/>
@@ -3381,7 +4041,7 @@
                 <w:b w:val="0"/>
                 <w:i w:val="0"/>
                 <w:color w:val="333333"/>
-                <w:sz w:val="20"/>
+                <w:sz w:val="19"/>
               </w:rPr>
               <w:t>513 000 ₽ вместо 570 000 ₽</w:t>
             </w:r>
@@ -3389,7 +4049,7 @@
         </w:tc>
         <w:tc>
           <w:tcPr>
-            <w:tcW w:type="dxa" w:w="3260"/>
+            <w:tcW w:type="dxa" w:w="2381"/>
             <w:shd w:val="clear" w:color="auto" w:fill="E6F7F5"/>
             <w:tcBorders>
               <w:top w:val="single" w:sz="4" w:space="0" w:color="E2E8E6"/>
@@ -3414,9 +4074,42 @@
                 <w:b w:val="0"/>
                 <w:i w:val="0"/>
                 <w:color w:val="333333"/>
-                <w:sz w:val="20"/>
+                <w:sz w:val="19"/>
               </w:rPr>
-              <w:t>720 000 ₽ вместо 800 000 ₽</w:t>
+              <w:t>1 530 000 ₽ вместо 1 700 000 ₽</w:t>
+            </w:r>
+          </w:p>
+        </w:tc>
+        <w:tc>
+          <w:tcPr>
+            <w:tcW w:type="dxa" w:w="2324"/>
+            <w:shd w:val="clear" w:color="auto" w:fill="E6F7F5"/>
+            <w:tcBorders>
+              <w:top w:val="single" w:sz="4" w:space="0" w:color="E2E8E6"/>
+              <w:left w:val="single" w:sz="4" w:space="0" w:color="E2E8E6"/>
+              <w:bottom w:val="single" w:sz="4" w:space="0" w:color="E2E8E6"/>
+              <w:right w:val="single" w:sz="4" w:space="0" w:color="E2E8E6"/>
+            </w:tcBorders>
+            <w:tcMar>
+              <w:top w:w="100" w:type="dxa"/>
+              <w:left w:w="140" w:type="dxa"/>
+              <w:bottom w:w="100" w:type="dxa"/>
+              <w:right w:w="140" w:type="dxa"/>
+            </w:tcMar>
+          </w:tcPr>
+          <w:p>
+            <w:pPr>
+              <w:spacing w:before="60" w:after="60" w:line="288" w:lineRule="auto"/>
+            </w:pPr>
+            <w:r>
+              <w:rPr>
+                <w:rFonts w:ascii="Arial" w:hAnsi="Arial" w:cs="Arial" w:eastAsia="Arial"/>
+                <w:b w:val="0"/>
+                <w:i w:val="0"/>
+                <w:color w:val="333333"/>
+                <w:sz w:val="19"/>
+              </w:rPr>
+              <w:t>2 520 000 ₽ вместо 2 800 000 ₽</w:t>
             </w:r>
           </w:p>
         </w:tc>
@@ -3424,7 +4117,597 @@
     </w:tbl>
     <w:p>
       <w:pPr>
-        <w:spacing w:before="120" w:after="120" w:line="300" w:lineRule="auto"/>
+        <w:spacing w:before="0" w:after="80" w:line="300" w:lineRule="auto"/>
+      </w:pPr>
+    </w:p>
+    <w:tbl>
+      <w:tblPr>
+        <w:tblW w:type="auto" w:w="0"/>
+        <w:jc w:val="left"/>
+        <w:tblLayout w:type="fixed"/>
+        <w:tblLook w:firstColumn="1" w:firstRow="1" w:lastColumn="0" w:lastRow="0" w:noHBand="0" w:noVBand="1" w:val="04A0"/>
+        <w:tblLayout w:type="fixed"/>
+      </w:tblPr>
+      <w:tblGrid>
+        <w:gridCol w:w="2268"/>
+        <w:gridCol w:w="2381"/>
+        <w:gridCol w:w="2381"/>
+        <w:gridCol w:w="2324"/>
+      </w:tblGrid>
+      <w:tr>
+        <w:trPr>
+          <w:tblHeader/>
+          <w:cantSplit/>
+        </w:trPr>
+        <w:tc>
+          <w:tcPr>
+            <w:tcW w:type="dxa" w:w="2268"/>
+            <w:shd w:val="clear" w:color="auto" w:fill="0E8F7D"/>
+            <w:tcBorders>
+              <w:top w:val="single" w:sz="4" w:space="0" w:color="0E8F7D"/>
+              <w:left w:val="single" w:sz="4" w:space="0" w:color="0E8F7D"/>
+              <w:bottom w:val="single" w:sz="4" w:space="0" w:color="0E8F7D"/>
+              <w:right w:val="single" w:sz="4" w:space="0" w:color="0E8F7D"/>
+            </w:tcBorders>
+            <w:tcMar>
+              <w:top w:w="100" w:type="dxa"/>
+              <w:left w:w="140" w:type="dxa"/>
+              <w:bottom w:w="100" w:type="dxa"/>
+              <w:right w:w="140" w:type="dxa"/>
+            </w:tcMar>
+            <w:vAlign w:val="center"/>
+          </w:tcPr>
+          <w:p>
+            <w:pPr>
+              <w:spacing w:before="60" w:after="60" w:line="288" w:lineRule="auto"/>
+              <w:keepNext/>
+            </w:pPr>
+            <w:r>
+              <w:rPr>
+                <w:rFonts w:ascii="Arial" w:hAnsi="Arial" w:cs="Arial" w:eastAsia="Arial"/>
+                <w:b/>
+                <w:i w:val="0"/>
+                <w:color w:val="FFFFFF"/>
+                <w:sz w:val="18"/>
+              </w:rPr>
+              <w:t>Ролик + серии «Блокбастер»</w:t>
+            </w:r>
+          </w:p>
+        </w:tc>
+        <w:tc>
+          <w:tcPr>
+            <w:tcW w:type="dxa" w:w="2381"/>
+            <w:shd w:val="clear" w:color="auto" w:fill="0E8F7D"/>
+            <w:tcBorders>
+              <w:top w:val="single" w:sz="4" w:space="0" w:color="0E8F7D"/>
+              <w:left w:val="single" w:sz="4" w:space="0" w:color="0E8F7D"/>
+              <w:bottom w:val="single" w:sz="4" w:space="0" w:color="0E8F7D"/>
+              <w:right w:val="single" w:sz="4" w:space="0" w:color="0E8F7D"/>
+            </w:tcBorders>
+            <w:tcMar>
+              <w:top w:w="100" w:type="dxa"/>
+              <w:left w:w="140" w:type="dxa"/>
+              <w:bottom w:w="100" w:type="dxa"/>
+              <w:right w:w="140" w:type="dxa"/>
+            </w:tcMar>
+            <w:vAlign w:val="center"/>
+          </w:tcPr>
+          <w:p>
+            <w:pPr>
+              <w:spacing w:before="60" w:after="60" w:line="288" w:lineRule="auto"/>
+              <w:keepNext/>
+            </w:pPr>
+            <w:r>
+              <w:rPr>
+                <w:rFonts w:ascii="Arial" w:hAnsi="Arial" w:cs="Arial" w:eastAsia="Arial"/>
+                <w:b/>
+                <w:i w:val="0"/>
+                <w:color w:val="FFFFFF"/>
+                <w:sz w:val="18"/>
+              </w:rPr>
+              <w:t>+ 1 серия · 550 000 ₽</w:t>
+            </w:r>
+          </w:p>
+        </w:tc>
+        <w:tc>
+          <w:tcPr>
+            <w:tcW w:type="dxa" w:w="2381"/>
+            <w:shd w:val="clear" w:color="auto" w:fill="0E8F7D"/>
+            <w:tcBorders>
+              <w:top w:val="single" w:sz="4" w:space="0" w:color="0E8F7D"/>
+              <w:left w:val="single" w:sz="4" w:space="0" w:color="0E8F7D"/>
+              <w:bottom w:val="single" w:sz="4" w:space="0" w:color="0E8F7D"/>
+              <w:right w:val="single" w:sz="4" w:space="0" w:color="0E8F7D"/>
+            </w:tcBorders>
+            <w:tcMar>
+              <w:top w:w="100" w:type="dxa"/>
+              <w:left w:w="140" w:type="dxa"/>
+              <w:bottom w:w="100" w:type="dxa"/>
+              <w:right w:w="140" w:type="dxa"/>
+            </w:tcMar>
+            <w:vAlign w:val="center"/>
+          </w:tcPr>
+          <w:p>
+            <w:pPr>
+              <w:spacing w:before="60" w:after="60" w:line="288" w:lineRule="auto"/>
+              <w:keepNext/>
+            </w:pPr>
+            <w:r>
+              <w:rPr>
+                <w:rFonts w:ascii="Arial" w:hAnsi="Arial" w:cs="Arial" w:eastAsia="Arial"/>
+                <w:b/>
+                <w:i w:val="0"/>
+                <w:color w:val="FFFFFF"/>
+                <w:sz w:val="18"/>
+              </w:rPr>
+              <w:t>+ 5 серий · по 490 000 ₽</w:t>
+            </w:r>
+          </w:p>
+        </w:tc>
+        <w:tc>
+          <w:tcPr>
+            <w:tcW w:type="dxa" w:w="2324"/>
+            <w:shd w:val="clear" w:color="auto" w:fill="0E8F7D"/>
+            <w:tcBorders>
+              <w:top w:val="single" w:sz="4" w:space="0" w:color="0E8F7D"/>
+              <w:left w:val="single" w:sz="4" w:space="0" w:color="0E8F7D"/>
+              <w:bottom w:val="single" w:sz="4" w:space="0" w:color="0E8F7D"/>
+              <w:right w:val="single" w:sz="4" w:space="0" w:color="0E8F7D"/>
+            </w:tcBorders>
+            <w:tcMar>
+              <w:top w:w="100" w:type="dxa"/>
+              <w:left w:w="140" w:type="dxa"/>
+              <w:bottom w:w="100" w:type="dxa"/>
+              <w:right w:w="140" w:type="dxa"/>
+            </w:tcMar>
+            <w:vAlign w:val="center"/>
+          </w:tcPr>
+          <w:p>
+            <w:pPr>
+              <w:spacing w:before="60" w:after="60" w:line="288" w:lineRule="auto"/>
+              <w:keepNext/>
+            </w:pPr>
+            <w:r>
+              <w:rPr>
+                <w:rFonts w:ascii="Arial" w:hAnsi="Arial" w:cs="Arial" w:eastAsia="Arial"/>
+                <w:b/>
+                <w:i w:val="0"/>
+                <w:color w:val="FFFFFF"/>
+                <w:sz w:val="18"/>
+              </w:rPr>
+              <w:t>+ 10 серий · по 435 000 ₽</w:t>
+            </w:r>
+          </w:p>
+        </w:tc>
+      </w:tr>
+      <w:tr>
+        <w:trPr>
+          <w:cantSplit/>
+        </w:trPr>
+        <w:tc>
+          <w:tcPr>
+            <w:tcW w:type="dxa" w:w="2268"/>
+            <w:shd w:val="clear" w:color="auto" w:fill="E6F7F5"/>
+            <w:tcBorders>
+              <w:top w:val="single" w:sz="4" w:space="0" w:color="E2E8E6"/>
+              <w:left w:val="single" w:sz="4" w:space="0" w:color="E2E8E6"/>
+              <w:bottom w:val="single" w:sz="4" w:space="0" w:color="E2E8E6"/>
+              <w:right w:val="single" w:sz="4" w:space="0" w:color="E2E8E6"/>
+            </w:tcBorders>
+            <w:tcMar>
+              <w:top w:w="100" w:type="dxa"/>
+              <w:left w:w="140" w:type="dxa"/>
+              <w:bottom w:w="100" w:type="dxa"/>
+              <w:right w:w="140" w:type="dxa"/>
+            </w:tcMar>
+          </w:tcPr>
+          <w:p>
+            <w:pPr>
+              <w:spacing w:before="60" w:after="60" w:line="288" w:lineRule="auto"/>
+              <w:keepNext/>
+            </w:pPr>
+            <w:r>
+              <w:rPr>
+                <w:rFonts w:ascii="Arial" w:hAnsi="Arial" w:cs="Arial" w:eastAsia="Arial"/>
+                <w:b/>
+                <w:i w:val="0"/>
+                <w:color w:val="0E8F7D"/>
+                <w:sz w:val="19"/>
+              </w:rPr>
+              <w:t>Стандарт · 135 000 ₽</w:t>
+            </w:r>
+          </w:p>
+        </w:tc>
+        <w:tc>
+          <w:tcPr>
+            <w:tcW w:type="dxa" w:w="2381"/>
+            <w:shd w:val="clear" w:color="auto" w:fill="E6F7F5"/>
+            <w:tcBorders>
+              <w:top w:val="single" w:sz="4" w:space="0" w:color="E2E8E6"/>
+              <w:left w:val="single" w:sz="4" w:space="0" w:color="E2E8E6"/>
+              <w:bottom w:val="single" w:sz="4" w:space="0" w:color="E2E8E6"/>
+              <w:right w:val="single" w:sz="4" w:space="0" w:color="E2E8E6"/>
+            </w:tcBorders>
+            <w:tcMar>
+              <w:top w:w="100" w:type="dxa"/>
+              <w:left w:w="140" w:type="dxa"/>
+              <w:bottom w:w="100" w:type="dxa"/>
+              <w:right w:w="140" w:type="dxa"/>
+            </w:tcMar>
+          </w:tcPr>
+          <w:p>
+            <w:pPr>
+              <w:spacing w:before="60" w:after="60" w:line="288" w:lineRule="auto"/>
+              <w:keepNext/>
+            </w:pPr>
+            <w:r>
+              <w:rPr>
+                <w:rFonts w:ascii="Arial" w:hAnsi="Arial" w:cs="Arial" w:eastAsia="Arial"/>
+                <w:b w:val="0"/>
+                <w:i w:val="0"/>
+                <w:color w:val="333333"/>
+                <w:sz w:val="19"/>
+              </w:rPr>
+              <w:t>616 500 ₽ вместо 685 000 ₽</w:t>
+            </w:r>
+          </w:p>
+        </w:tc>
+        <w:tc>
+          <w:tcPr>
+            <w:tcW w:type="dxa" w:w="2381"/>
+            <w:shd w:val="clear" w:color="auto" w:fill="E6F7F5"/>
+            <w:tcBorders>
+              <w:top w:val="single" w:sz="4" w:space="0" w:color="E2E8E6"/>
+              <w:left w:val="single" w:sz="4" w:space="0" w:color="E2E8E6"/>
+              <w:bottom w:val="single" w:sz="4" w:space="0" w:color="E2E8E6"/>
+              <w:right w:val="single" w:sz="4" w:space="0" w:color="E2E8E6"/>
+            </w:tcBorders>
+            <w:tcMar>
+              <w:top w:w="100" w:type="dxa"/>
+              <w:left w:w="140" w:type="dxa"/>
+              <w:bottom w:w="100" w:type="dxa"/>
+              <w:right w:w="140" w:type="dxa"/>
+            </w:tcMar>
+          </w:tcPr>
+          <w:p>
+            <w:pPr>
+              <w:spacing w:before="60" w:after="60" w:line="288" w:lineRule="auto"/>
+              <w:keepNext/>
+            </w:pPr>
+            <w:r>
+              <w:rPr>
+                <w:rFonts w:ascii="Arial" w:hAnsi="Arial" w:cs="Arial" w:eastAsia="Arial"/>
+                <w:b w:val="0"/>
+                <w:i w:val="0"/>
+                <w:color w:val="333333"/>
+                <w:sz w:val="19"/>
+              </w:rPr>
+              <w:t>2 326 500 ₽ вместо 2 585 000 ₽</w:t>
+            </w:r>
+          </w:p>
+        </w:tc>
+        <w:tc>
+          <w:tcPr>
+            <w:tcW w:type="dxa" w:w="2324"/>
+            <w:shd w:val="clear" w:color="auto" w:fill="E6F7F5"/>
+            <w:tcBorders>
+              <w:top w:val="single" w:sz="4" w:space="0" w:color="E2E8E6"/>
+              <w:left w:val="single" w:sz="4" w:space="0" w:color="E2E8E6"/>
+              <w:bottom w:val="single" w:sz="4" w:space="0" w:color="E2E8E6"/>
+              <w:right w:val="single" w:sz="4" w:space="0" w:color="E2E8E6"/>
+            </w:tcBorders>
+            <w:tcMar>
+              <w:top w:w="100" w:type="dxa"/>
+              <w:left w:w="140" w:type="dxa"/>
+              <w:bottom w:w="100" w:type="dxa"/>
+              <w:right w:w="140" w:type="dxa"/>
+            </w:tcMar>
+          </w:tcPr>
+          <w:p>
+            <w:pPr>
+              <w:spacing w:before="60" w:after="60" w:line="288" w:lineRule="auto"/>
+              <w:keepNext/>
+            </w:pPr>
+            <w:r>
+              <w:rPr>
+                <w:rFonts w:ascii="Arial" w:hAnsi="Arial" w:cs="Arial" w:eastAsia="Arial"/>
+                <w:b w:val="0"/>
+                <w:i w:val="0"/>
+                <w:color w:val="333333"/>
+                <w:sz w:val="19"/>
+              </w:rPr>
+              <w:t>4 036 500 ₽ вместо 4 485 000 ₽</w:t>
+            </w:r>
+          </w:p>
+        </w:tc>
+      </w:tr>
+      <w:tr>
+        <w:trPr>
+          <w:cantSplit/>
+        </w:trPr>
+        <w:tc>
+          <w:tcPr>
+            <w:tcW w:type="dxa" w:w="2268"/>
+            <w:shd w:val="clear" w:color="auto" w:fill="FFFFFF"/>
+            <w:tcBorders>
+              <w:top w:val="single" w:sz="4" w:space="0" w:color="E2E8E6"/>
+              <w:left w:val="single" w:sz="4" w:space="0" w:color="E2E8E6"/>
+              <w:bottom w:val="single" w:sz="4" w:space="0" w:color="E2E8E6"/>
+              <w:right w:val="single" w:sz="4" w:space="0" w:color="E2E8E6"/>
+            </w:tcBorders>
+            <w:tcMar>
+              <w:top w:w="100" w:type="dxa"/>
+              <w:left w:w="140" w:type="dxa"/>
+              <w:bottom w:w="100" w:type="dxa"/>
+              <w:right w:w="140" w:type="dxa"/>
+            </w:tcMar>
+          </w:tcPr>
+          <w:p>
+            <w:pPr>
+              <w:spacing w:before="60" w:after="60" w:line="288" w:lineRule="auto"/>
+              <w:keepNext/>
+            </w:pPr>
+            <w:r>
+              <w:rPr>
+                <w:rFonts w:ascii="Arial" w:hAnsi="Arial" w:cs="Arial" w:eastAsia="Arial"/>
+                <w:b/>
+                <w:i w:val="0"/>
+                <w:color w:val="0E8F7D"/>
+                <w:sz w:val="19"/>
+              </w:rPr>
+              <w:t>Премиум · 185 000 ₽</w:t>
+            </w:r>
+          </w:p>
+        </w:tc>
+        <w:tc>
+          <w:tcPr>
+            <w:tcW w:type="dxa" w:w="2381"/>
+            <w:shd w:val="clear" w:color="auto" w:fill="FFFFFF"/>
+            <w:tcBorders>
+              <w:top w:val="single" w:sz="4" w:space="0" w:color="E2E8E6"/>
+              <w:left w:val="single" w:sz="4" w:space="0" w:color="E2E8E6"/>
+              <w:bottom w:val="single" w:sz="4" w:space="0" w:color="E2E8E6"/>
+              <w:right w:val="single" w:sz="4" w:space="0" w:color="E2E8E6"/>
+            </w:tcBorders>
+            <w:tcMar>
+              <w:top w:w="100" w:type="dxa"/>
+              <w:left w:w="140" w:type="dxa"/>
+              <w:bottom w:w="100" w:type="dxa"/>
+              <w:right w:w="140" w:type="dxa"/>
+            </w:tcMar>
+          </w:tcPr>
+          <w:p>
+            <w:pPr>
+              <w:spacing w:before="60" w:after="60" w:line="288" w:lineRule="auto"/>
+              <w:keepNext/>
+            </w:pPr>
+            <w:r>
+              <w:rPr>
+                <w:rFonts w:ascii="Arial" w:hAnsi="Arial" w:cs="Arial" w:eastAsia="Arial"/>
+                <w:b w:val="0"/>
+                <w:i w:val="0"/>
+                <w:color w:val="333333"/>
+                <w:sz w:val="19"/>
+              </w:rPr>
+              <w:t>661 500 ₽ вместо 735 000 ₽</w:t>
+            </w:r>
+          </w:p>
+        </w:tc>
+        <w:tc>
+          <w:tcPr>
+            <w:tcW w:type="dxa" w:w="2381"/>
+            <w:shd w:val="clear" w:color="auto" w:fill="FFFFFF"/>
+            <w:tcBorders>
+              <w:top w:val="single" w:sz="4" w:space="0" w:color="E2E8E6"/>
+              <w:left w:val="single" w:sz="4" w:space="0" w:color="E2E8E6"/>
+              <w:bottom w:val="single" w:sz="4" w:space="0" w:color="E2E8E6"/>
+              <w:right w:val="single" w:sz="4" w:space="0" w:color="E2E8E6"/>
+            </w:tcBorders>
+            <w:tcMar>
+              <w:top w:w="100" w:type="dxa"/>
+              <w:left w:w="140" w:type="dxa"/>
+              <w:bottom w:w="100" w:type="dxa"/>
+              <w:right w:w="140" w:type="dxa"/>
+            </w:tcMar>
+          </w:tcPr>
+          <w:p>
+            <w:pPr>
+              <w:spacing w:before="60" w:after="60" w:line="288" w:lineRule="auto"/>
+              <w:keepNext/>
+            </w:pPr>
+            <w:r>
+              <w:rPr>
+                <w:rFonts w:ascii="Arial" w:hAnsi="Arial" w:cs="Arial" w:eastAsia="Arial"/>
+                <w:b w:val="0"/>
+                <w:i w:val="0"/>
+                <w:color w:val="333333"/>
+                <w:sz w:val="19"/>
+              </w:rPr>
+              <w:t>2 371 500 ₽ вместо 2 635 000 ₽</w:t>
+            </w:r>
+          </w:p>
+        </w:tc>
+        <w:tc>
+          <w:tcPr>
+            <w:tcW w:type="dxa" w:w="2324"/>
+            <w:shd w:val="clear" w:color="auto" w:fill="FFFFFF"/>
+            <w:tcBorders>
+              <w:top w:val="single" w:sz="4" w:space="0" w:color="E2E8E6"/>
+              <w:left w:val="single" w:sz="4" w:space="0" w:color="E2E8E6"/>
+              <w:bottom w:val="single" w:sz="4" w:space="0" w:color="E2E8E6"/>
+              <w:right w:val="single" w:sz="4" w:space="0" w:color="E2E8E6"/>
+            </w:tcBorders>
+            <w:tcMar>
+              <w:top w:w="100" w:type="dxa"/>
+              <w:left w:w="140" w:type="dxa"/>
+              <w:bottom w:w="100" w:type="dxa"/>
+              <w:right w:w="140" w:type="dxa"/>
+            </w:tcMar>
+          </w:tcPr>
+          <w:p>
+            <w:pPr>
+              <w:spacing w:before="60" w:after="60" w:line="288" w:lineRule="auto"/>
+              <w:keepNext/>
+            </w:pPr>
+            <w:r>
+              <w:rPr>
+                <w:rFonts w:ascii="Arial" w:hAnsi="Arial" w:cs="Arial" w:eastAsia="Arial"/>
+                <w:b w:val="0"/>
+                <w:i w:val="0"/>
+                <w:color w:val="333333"/>
+                <w:sz w:val="19"/>
+              </w:rPr>
+              <w:t>4 081 500 ₽ вместо 4 535 000 ₽</w:t>
+            </w:r>
+          </w:p>
+        </w:tc>
+      </w:tr>
+      <w:tr>
+        <w:trPr>
+          <w:cantSplit/>
+        </w:trPr>
+        <w:tc>
+          <w:tcPr>
+            <w:tcW w:type="dxa" w:w="2268"/>
+            <w:shd w:val="clear" w:color="auto" w:fill="E6F7F5"/>
+            <w:tcBorders>
+              <w:top w:val="single" w:sz="4" w:space="0" w:color="E2E8E6"/>
+              <w:left w:val="single" w:sz="4" w:space="0" w:color="E2E8E6"/>
+              <w:bottom w:val="single" w:sz="4" w:space="0" w:color="E2E8E6"/>
+              <w:right w:val="single" w:sz="4" w:space="0" w:color="E2E8E6"/>
+            </w:tcBorders>
+            <w:tcMar>
+              <w:top w:w="100" w:type="dxa"/>
+              <w:left w:w="140" w:type="dxa"/>
+              <w:bottom w:w="100" w:type="dxa"/>
+              <w:right w:w="140" w:type="dxa"/>
+            </w:tcMar>
+          </w:tcPr>
+          <w:p>
+            <w:pPr>
+              <w:spacing w:before="60" w:after="60" w:line="288" w:lineRule="auto"/>
+            </w:pPr>
+            <w:r>
+              <w:rPr>
+                <w:rFonts w:ascii="Arial" w:hAnsi="Arial" w:cs="Arial" w:eastAsia="Arial"/>
+                <w:b/>
+                <w:i w:val="0"/>
+                <w:color w:val="0E8F7D"/>
+                <w:sz w:val="19"/>
+              </w:rPr>
+              <w:t>Максимум · 250 000 ₽</w:t>
+            </w:r>
+          </w:p>
+        </w:tc>
+        <w:tc>
+          <w:tcPr>
+            <w:tcW w:type="dxa" w:w="2381"/>
+            <w:shd w:val="clear" w:color="auto" w:fill="E6F7F5"/>
+            <w:tcBorders>
+              <w:top w:val="single" w:sz="4" w:space="0" w:color="E2E8E6"/>
+              <w:left w:val="single" w:sz="4" w:space="0" w:color="E2E8E6"/>
+              <w:bottom w:val="single" w:sz="4" w:space="0" w:color="E2E8E6"/>
+              <w:right w:val="single" w:sz="4" w:space="0" w:color="E2E8E6"/>
+            </w:tcBorders>
+            <w:tcMar>
+              <w:top w:w="100" w:type="dxa"/>
+              <w:left w:w="140" w:type="dxa"/>
+              <w:bottom w:w="100" w:type="dxa"/>
+              <w:right w:w="140" w:type="dxa"/>
+            </w:tcMar>
+          </w:tcPr>
+          <w:p>
+            <w:pPr>
+              <w:spacing w:before="60" w:after="60" w:line="288" w:lineRule="auto"/>
+            </w:pPr>
+            <w:r>
+              <w:rPr>
+                <w:rFonts w:ascii="Arial" w:hAnsi="Arial" w:cs="Arial" w:eastAsia="Arial"/>
+                <w:b w:val="0"/>
+                <w:i w:val="0"/>
+                <w:color w:val="333333"/>
+                <w:sz w:val="19"/>
+              </w:rPr>
+              <w:t>720 000 ₽ вместо 800 000 ₽</w:t>
+            </w:r>
+          </w:p>
+        </w:tc>
+        <w:tc>
+          <w:tcPr>
+            <w:tcW w:type="dxa" w:w="2381"/>
+            <w:shd w:val="clear" w:color="auto" w:fill="E6F7F5"/>
+            <w:tcBorders>
+              <w:top w:val="single" w:sz="4" w:space="0" w:color="E2E8E6"/>
+              <w:left w:val="single" w:sz="4" w:space="0" w:color="E2E8E6"/>
+              <w:bottom w:val="single" w:sz="4" w:space="0" w:color="E2E8E6"/>
+              <w:right w:val="single" w:sz="4" w:space="0" w:color="E2E8E6"/>
+            </w:tcBorders>
+            <w:tcMar>
+              <w:top w:w="100" w:type="dxa"/>
+              <w:left w:w="140" w:type="dxa"/>
+              <w:bottom w:w="100" w:type="dxa"/>
+              <w:right w:w="140" w:type="dxa"/>
+            </w:tcMar>
+          </w:tcPr>
+          <w:p>
+            <w:pPr>
+              <w:spacing w:before="60" w:after="60" w:line="288" w:lineRule="auto"/>
+            </w:pPr>
+            <w:r>
+              <w:rPr>
+                <w:rFonts w:ascii="Arial" w:hAnsi="Arial" w:cs="Arial" w:eastAsia="Arial"/>
+                <w:b w:val="0"/>
+                <w:i w:val="0"/>
+                <w:color w:val="333333"/>
+                <w:sz w:val="19"/>
+              </w:rPr>
+              <w:t>2 430 000 ₽ вместо 2 700 000 ₽</w:t>
+            </w:r>
+          </w:p>
+        </w:tc>
+        <w:tc>
+          <w:tcPr>
+            <w:tcW w:type="dxa" w:w="2324"/>
+            <w:shd w:val="clear" w:color="auto" w:fill="E6F7F5"/>
+            <w:tcBorders>
+              <w:top w:val="single" w:sz="4" w:space="0" w:color="E2E8E6"/>
+              <w:left w:val="single" w:sz="4" w:space="0" w:color="E2E8E6"/>
+              <w:bottom w:val="single" w:sz="4" w:space="0" w:color="E2E8E6"/>
+              <w:right w:val="single" w:sz="4" w:space="0" w:color="E2E8E6"/>
+            </w:tcBorders>
+            <w:tcMar>
+              <w:top w:w="100" w:type="dxa"/>
+              <w:left w:w="140" w:type="dxa"/>
+              <w:bottom w:w="100" w:type="dxa"/>
+              <w:right w:w="140" w:type="dxa"/>
+            </w:tcMar>
+          </w:tcPr>
+          <w:p>
+            <w:pPr>
+              <w:spacing w:before="60" w:after="60" w:line="288" w:lineRule="auto"/>
+            </w:pPr>
+            <w:r>
+              <w:rPr>
+                <w:rFonts w:ascii="Arial" w:hAnsi="Arial" w:cs="Arial" w:eastAsia="Arial"/>
+                <w:b w:val="0"/>
+                <w:i w:val="0"/>
+                <w:color w:val="333333"/>
+                <w:sz w:val="19"/>
+              </w:rPr>
+              <w:t>4 140 000 ₽ вместо 4 600 000 ₽</w:t>
+            </w:r>
+          </w:p>
+        </w:tc>
+      </w:tr>
+    </w:tbl>
+    <w:p>
+      <w:pPr>
+        <w:spacing w:before="0" w:after="80" w:line="300" w:lineRule="auto"/>
+      </w:pPr>
+    </w:p>
+    <w:p>
+      <w:pPr>
+        <w:spacing w:before="0" w:after="120" w:line="300" w:lineRule="auto"/>
       </w:pPr>
       <w:r>
         <w:rPr>
@@ -3434,22 +4717,7 @@
           <w:color w:val="6B6B6B"/>
           <w:sz w:val="19"/>
         </w:rPr>
-        <w:t>Оплата — 50% при подписании договора, 50% после сдачи.</w:t>
-      </w:r>
-    </w:p>
-    <w:p>
-      <w:pPr>
-        <w:spacing w:before="120" w:after="120" w:line="300" w:lineRule="auto"/>
-      </w:pPr>
-      <w:r>
-        <w:rPr>
-          <w:rFonts w:ascii="Arial" w:hAnsi="Arial" w:cs="Arial" w:eastAsia="Arial"/>
-          <w:b w:val="0"/>
-          <w:i w:val="0"/>
-          <w:color w:val="333333"/>
-          <w:sz w:val="22"/>
-        </w:rPr>
-        <w:t>Если сразу заказываете 10 серий: серии идут по пакетной цене — «Экшн» 255 000 ₽ вместо 320 000 ₽, «Блокбастер» 435 000 ₽ вместо 550 000 ₽ — и сверху те же −10% на весь заказ. Например, ролик «Стандарт» + 10 серий «Экшн»: 2 416 500 ₽ вместо 2 685 000 ₽.</w:t>
+        <w:t>Первая сумма — итог со скидкой 10%, вторая — без неё. Серии ~10 минут. Оплата — 50% при подписании договора, 50% после сдачи.</w:t>
       </w:r>
     </w:p>
     <w:p>
@@ -3464,7 +4732,7 @@
           <w:color w:val="0E8F7D"/>
           <w:sz w:val="21"/>
         </w:rPr>
-        <w:t>Скидка 10% и отдельная команда — при подписании договора на ролик и серию до пятницы, 30 октября.</w:t>
+        <w:t>Пример: ролик «Премиум» + 10 серий «Экшн» — 2 461 500 ₽. По разовым ценам это 3 385 000 ₽ — экономия 923 500 ₽.</w:t>
       </w:r>
     </w:p>
     <w:p>
@@ -3884,7 +5152,7 @@
           <w:color w:val="333333"/>
           <w:sz w:val="22"/>
         </w:rPr>
-        <w:t>Искандер, выберите формат ролика и серии — пришлём договор и счёт.</w:t>
+        <w:t>Искандер, выберите формат ролика, формат и количество серий — пришлём договор и счёт.</w:t>
       </w:r>
     </w:p>
     <w:sectPr>

--- a/kp/formacar-film/prezentaciya-ai/КП_AI_в_кадре_презентация_Formacar_AI.docx
+++ b/kp/formacar-film/prezentaciya-ai/КП_AI_в_кадре_презентация_Formacar_AI.docx
@@ -2811,7 +2811,7 @@
           <w:color w:val="101010"/>
           <w:sz w:val="22"/>
         </w:rPr>
-        <w:t>Если вместе с презентационным роликом вы сейчас заказываете серии фильма — от одной серии в формате «Экшн» или «Блокбастер», — мы выделяем под Formacar отдельную команду и даём скидку 10% на весь заказ. На разовых небольших заказах выделить команду мы не можем, поэтому условие — именно ролик вместе с сериями.</w:t>
+        <w:t>Если вместе с презентационным роликом вы заказываете серии фильма — от одной серии в формате «Экшн» или «Блокбастер», — мы выделяем под Formacar отдельную команду и даём скидку 10% на весь заказ. На разовых небольших заказах выделить команду мы не можем, поэтому условие — именно ролик вместе с сериями.</w:t>
       </w:r>
     </w:p>
     <w:tbl>
@@ -3513,7 +3513,7 @@
           <w:color w:val="0E8F7D"/>
           <w:sz w:val="21"/>
         </w:rPr>
-        <w:t>Скидка 10% и отдельная команда — при подписании договора на ролик и серии до пятницы, 30 октября.</w:t>
+        <w:t>Скидка 10% и отдельная команда — при согласовании ролика и серий одним договором.</w:t>
       </w:r>
     </w:p>
     <w:p>

--- a/kp/formacar-film/prezentaciya-ai/КП_AI_в_кадре_презентация_Formacar_AI.docx
+++ b/kp/formacar-film/prezentaciya-ai/КП_AI_в_кадре_презентация_Formacar_AI.docx
@@ -636,7 +636,7 @@
           <w:color w:val="101010"/>
           <w:sz w:val="22"/>
         </w:rPr>
-        <w:t>Искандер, добрый день! Спасибо за сценарий. Да, берём целиком: шесть героев проходят свои автомобильные истории — и все они сходятся в одной экосистеме Formacar AI. А если вместе с роликом вы сейчас заказываете серию фильма — даём скидку 10% на весь заказ.</w:t>
+        <w:t>Искандер, добрый день! Спасибо за сценарий. Да, берём целиком: шесть героев проходят свои автомобильные истории — и все они сходятся в одной экосистеме Formacar AI. А если вместе с роликом вы заказываете серию фильма — даём скидку 10% на весь заказ.</w:t>
       </w:r>
     </w:p>
     <w:p>
